--- a/reports/MedalCare_ECGdeli_Labelling_Report.docx
+++ b/reports/MedalCare_ECGdeli_Labelling_Report.docx
@@ -2804,14 +2804,13 @@
           <w:sz w:val="24"/>
           <w:szCs w:val="24"/>
         </w:rPr>
-        <w:t>Two outputs are written</w:t>
+        <w:t>Two outputs are written -&gt; medalcare_qc_review_list.csv (one row per CRITICAL beat, with its failure reasons and key fiducial samples) and medalcare_qc_record_summary.csv (every record ranked worst-first by critical rate). The full code is in the repository (ecgdeli_labelling/scripts/qc_review_list.py; see the Code and data availability appendix).</w:t>
       </w:r>
       <w:r>
         <w:rPr>
           <w:sz w:val="24"/>
           <w:szCs w:val="24"/>
         </w:rPr>
-        <w:t xml:space="preserve"> -&gt; </w:t>
       </w:r>
       <w:r>
         <w:rPr>
@@ -2820,14 +2819,12 @@
           <w:sz w:val="24"/>
           <w:szCs w:val="24"/>
         </w:rPr>
-        <w:t>medalcare_qc_review_list.csv</w:t>
       </w:r>
       <w:r>
         <w:rPr>
           <w:sz w:val="24"/>
           <w:szCs w:val="24"/>
         </w:rPr>
-        <w:t xml:space="preserve"> (one row per CRITICAL beat, with its failure reasons and key fiducial samples) and </w:t>
       </w:r>
       <w:r>
         <w:rPr>
@@ -2836,14 +2833,12 @@
           <w:sz w:val="24"/>
           <w:szCs w:val="24"/>
         </w:rPr>
-        <w:t>medalcare_qc_record_summary.csv</w:t>
       </w:r>
       <w:r>
         <w:rPr>
           <w:sz w:val="24"/>
           <w:szCs w:val="24"/>
         </w:rPr>
-        <w:t xml:space="preserve"> (every record ranked worst-first by critical rate). The full code is reproduced in Appendix A.</w:t>
       </w:r>
     </w:p>
     <w:p>
@@ -10105,7714 +10100,55 @@
     </w:p>
     <w:p>
       <w:pPr>
-        <w:pStyle w:val="Heading2"/>
-      </w:pPr>
-      <w:r>
-        <w:rPr>
-          <w:rFonts w:ascii="Garamond" w:hAnsi="Garamond" w:cs="Garamond"/>
-        </w:rPr>
-        <w:t>5.</w:t>
-      </w:r>
-      <w:r>
-        <w:rPr>
-          <w:rFonts w:ascii="Garamond" w:hAnsi="Garamond" w:cs="Garamond"/>
-        </w:rPr>
-        <w:t>2</w:t>
-      </w:r>
-      <w:r>
-        <w:rPr>
-          <w:rFonts w:ascii="Garamond" w:hAnsi="Garamond" w:cs="Garamond"/>
-        </w:rPr>
-        <w:t xml:space="preserve"> Worked examples</w:t>
-      </w:r>
-      <w:r>
-        <w:rPr>
-          <w:rFonts w:ascii="Garamond" w:hAnsi="Garamond" w:cs="Garamond"/>
-        </w:rPr>
-        <w:t xml:space="preserve"> - </w:t>
-      </w:r>
-      <w:r>
-        <w:rPr>
-          <w:rFonts w:ascii="Garamond" w:hAnsi="Garamond" w:cs="Garamond"/>
-        </w:rPr>
-        <w:t>clean versus critical labels</w:t>
-      </w:r>
-    </w:p>
-    <w:p>
-      <w:pPr>
-        <w:jc w:val="both"/>
-        <w:rPr>
-          <w:sz w:val="24"/>
-          <w:szCs w:val="24"/>
-        </w:rPr>
-      </w:pPr>
-      <w:r>
-        <w:rPr>
-          <w:sz w:val="24"/>
-          <w:szCs w:val="24"/>
-        </w:rPr>
-        <w:t>The two figures below show the derived global fiducials drawn across the twelve leads for a clean signal and a critical one, which is also the exact view the manual-correction tool presents. In the clean healthy signal, the global fiducials provide a shared multilead timing estimate that is visually consistent with the dominant waveform boundaries across the leads; a single global line is not expected to coincide with every lead-specific boundary. This example shows that the clean and minor labels pass the automated structural and interval-based QC screen, not that every boundary is correct. The visible merge seam — the global QRS-onset sits marginally before the global P-offset because the two are drawn from different leads — is a consequence of the fusion convention and must be resolved when constructing non-overlapping dense targets.</w:t>
-      </w:r>
-    </w:p>
-    <w:p>
-      <w:pPr>
-        <w:jc w:val="both"/>
-        <w:rPr>
-          <w:sz w:val="24"/>
-          <w:szCs w:val="24"/>
-        </w:rPr>
-      </w:pPr>
-      <w:r>
-        <w:rPr>
-          <w:sz w:val="24"/>
-          <w:szCs w:val="24"/>
-        </w:rPr>
-        <w:t xml:space="preserve">In the critical </w:t>
-      </w:r>
-      <w:r>
-        <w:rPr>
-          <w:sz w:val="24"/>
-          <w:szCs w:val="24"/>
-        </w:rPr>
-        <w:t>myocardial infarction</w:t>
-      </w:r>
-      <w:r>
-        <w:rPr>
-          <w:sz w:val="24"/>
-          <w:szCs w:val="24"/>
-        </w:rPr>
-        <w:t xml:space="preserve"> signal the labels visibly fail to match the abnormal morphology:</w:t>
-      </w:r>
-      <w:r>
-        <w:rPr>
-          <w:sz w:val="24"/>
-          <w:szCs w:val="24"/>
-        </w:rPr>
-        <w:t xml:space="preserve"> </w:t>
-      </w:r>
-      <w:r>
-        <w:rPr>
-          <w:sz w:val="24"/>
-          <w:szCs w:val="24"/>
-        </w:rPr>
-        <w:t>a</w:t>
-      </w:r>
-      <w:r>
-        <w:rPr>
-          <w:sz w:val="24"/>
-          <w:szCs w:val="24"/>
-        </w:rPr>
-        <w:t xml:space="preserve">n </w:t>
-      </w:r>
-      <w:r>
-        <w:rPr>
-          <w:sz w:val="24"/>
-          <w:szCs w:val="24"/>
-        </w:rPr>
-        <w:t xml:space="preserve">over-wide P wave is placed on an early deflection while the true QRS lies far to its right. </w:t>
-      </w:r>
-      <w:r>
-        <w:rPr>
-          <w:sz w:val="24"/>
-          <w:szCs w:val="24"/>
-        </w:rPr>
-        <w:t xml:space="preserve">Manual Correction will target such cases. </w:t>
-      </w:r>
-    </w:p>
-    <w:p>
-      <w:pPr>
-        <w:jc w:val="center"/>
-      </w:pPr>
-      <w:r>
-        <w:rPr>
-          <w:noProof/>
-        </w:rPr>
-        <w:lastRenderedPageBreak/>
-        <w:drawing>
-          <wp:inline distT="0" distB="0" distL="0" distR="0" wp14:anchorId="53BF41CC" wp14:editId="6B4C1D2D">
-            <wp:extent cx="4572000" cy="5873288"/>
-            <wp:effectExtent l="0" t="0" r="0" b="0"/>
-            <wp:docPr id="5" name="Picture 5"/>
-            <wp:cNvGraphicFramePr>
-              <a:graphicFrameLocks xmlns:a="http://schemas.openxmlformats.org/drawingml/2006/main" noChangeAspect="1"/>
-            </wp:cNvGraphicFramePr>
-            <a:graphic xmlns:a="http://schemas.openxmlformats.org/drawingml/2006/main">
-              <a:graphicData uri="http://schemas.openxmlformats.org/drawingml/2006/picture">
-                <pic:pic xmlns:pic="http://schemas.openxmlformats.org/drawingml/2006/picture">
-                  <pic:nvPicPr>
-                    <pic:cNvPr id="0" name="view_clean_12lead.png"/>
-                    <pic:cNvPicPr/>
-                  </pic:nvPicPr>
-                  <pic:blipFill>
-                    <a:blip r:embed="rId11"/>
-                    <a:stretch>
-                      <a:fillRect/>
-                    </a:stretch>
-                  </pic:blipFill>
-                  <pic:spPr>
-                    <a:xfrm>
-                      <a:off x="0" y="0"/>
-                      <a:ext cx="4572000" cy="5873288"/>
-                    </a:xfrm>
-                    <a:prstGeom prst="rect">
-                      <a:avLst/>
-                    </a:prstGeom>
-                  </pic:spPr>
-                </pic:pic>
-              </a:graphicData>
-            </a:graphic>
-          </wp:inline>
-        </w:drawing>
-      </w:r>
-    </w:p>
-    <w:p>
-      <w:pPr>
-        <w:jc w:val="center"/>
-      </w:pPr>
-      <w:r>
-        <w:rPr>
-          <w:i/>
-          <w:sz w:val="18"/>
-        </w:rPr>
-        <w:t>Clean healthy signal: global fiducials provide a shared multilead timing estimate that is visually consistent with the dominant waveform boundaries; the QRS-onset / P-offset merge seam remains visible.</w:t>
-      </w:r>
-    </w:p>
-    <w:p>
-      <w:pPr>
-        <w:jc w:val="center"/>
-      </w:pPr>
-      <w:r>
-        <w:rPr>
-          <w:noProof/>
-        </w:rPr>
-        <w:lastRenderedPageBreak/>
-        <w:drawing>
-          <wp:inline distT="0" distB="0" distL="0" distR="0" wp14:anchorId="62084108" wp14:editId="71B3A925">
-            <wp:extent cx="4572000" cy="5247018"/>
-            <wp:effectExtent l="0" t="0" r="0" b="0"/>
-            <wp:docPr id="6" name="Picture 6"/>
-            <wp:cNvGraphicFramePr>
-              <a:graphicFrameLocks xmlns:a="http://schemas.openxmlformats.org/drawingml/2006/main" noChangeAspect="1"/>
-            </wp:cNvGraphicFramePr>
-            <a:graphic xmlns:a="http://schemas.openxmlformats.org/drawingml/2006/main">
-              <a:graphicData uri="http://schemas.openxmlformats.org/drawingml/2006/picture">
-                <pic:pic xmlns:pic="http://schemas.openxmlformats.org/drawingml/2006/picture">
-                  <pic:nvPicPr>
-                    <pic:cNvPr id="0" name="view_critical_12lead.png"/>
-                    <pic:cNvPicPr/>
-                  </pic:nvPicPr>
-                  <pic:blipFill>
-                    <a:blip r:embed="rId12"/>
-                    <a:stretch>
-                      <a:fillRect/>
-                    </a:stretch>
-                  </pic:blipFill>
-                  <pic:spPr>
-                    <a:xfrm>
-                      <a:off x="0" y="0"/>
-                      <a:ext cx="4572000" cy="5247018"/>
-                    </a:xfrm>
-                    <a:prstGeom prst="rect">
-                      <a:avLst/>
-                    </a:prstGeom>
-                  </pic:spPr>
-                </pic:pic>
-              </a:graphicData>
-            </a:graphic>
-          </wp:inline>
-        </w:drawing>
-      </w:r>
-    </w:p>
-    <w:p>
-      <w:pPr>
-        <w:jc w:val="center"/>
-      </w:pPr>
-      <w:r>
-        <w:rPr>
-          <w:i/>
-          <w:sz w:val="18"/>
-        </w:rPr>
-        <w:t>Critical (persistently flagged) MI signal: the labels do not match the abnormal morphology (an over-wide P wave placed on an early deflection), the kind of case manual correction targets.</w:t>
-      </w:r>
-    </w:p>
-    <w:p>
-      <w:pPr>
         <w:pStyle w:val="Heading1"/>
       </w:pPr>
       <w:r>
-        <w:rPr>
-          <w:rFonts w:ascii="Garamond" w:hAnsi="Garamond" w:cs="Garamond"/>
-        </w:rPr>
-        <w:t>Appendix A — Part 1 quality-control code (qc_review_list.py)</w:t>
-      </w:r>
-    </w:p>
-    <w:p>
-      <w:pPr>
-        <w:spacing w:after="120"/>
-      </w:pPr>
-      <w:r>
-        <w:rPr>
-          <w:i/>
-          <w:color w:val="5B6B7B"/>
-          <w:sz w:val="19"/>
-        </w:rPr>
-        <w:t>The exact script used for Part 1. Thresholds (TOL, GROSS, QRS/QT/PR ranges) are configurable at the top.</w:t>
+        <w:t>Appendix — Code and data availability</w:t>
       </w:r>
     </w:p>
     <w:p>
       <w:r>
-        <w:rPr>
-          <w:rFonts w:ascii="Consolas" w:hAnsi="Consolas"/>
-          <w:sz w:val="15"/>
-        </w:rPr>
-        <w:t>#!/usr/bin/env python3</w:t>
+        <w:t>All code and configuration for the pipeline described in this report are version-controlled in the project repository (https://github.com/john-thuo1/delineation-). Run order, file paths and quality-control thresholds are documented in the repository README and in config/paths.yaml and config/pipeline_settings.yaml; every figure, table and statistic above is reproducible from the scripts listed below. The ECGdeli labelling (the master fiducials table) is the one fixed input, treated as described in Section 3.</w:t>
       </w:r>
     </w:p>
     <w:p>
       <w:r>
-        <w:rPr>
-          <w:rFonts w:ascii="Consolas" w:hAnsi="Consolas"/>
-          <w:sz w:val="15"/>
-        </w:rPr>
-        <w:t>"""</w:t>
+        <w:t>Delineation driver (Section 3): ecgdeli_labelling/scripts/run_ecgdeli_medalcare.m</w:t>
       </w:r>
     </w:p>
     <w:p>
       <w:r>
-        <w:rPr>
-          <w:rFonts w:ascii="Consolas" w:hAnsi="Consolas"/>
-          <w:sz w:val="15"/>
-        </w:rPr>
-        <w:t>qc_review_list.py  -  Flag low-quality ECGdeli beats for manual review.</w:t>
+        <w:t>Quality control (Sections 4.1–4.2): ecgdeli_labelling/scripts/qc_review_list.py</w:t>
       </w:r>
     </w:p>
     <w:p>
       <w:r>
-        <w:rPr>
-          <w:rFonts w:ascii="Consolas" w:hAnsi="Consolas"/>
-          <w:sz w:val="15"/>
-        </w:rPr>
+        <w:t>ECGdeli preprocessing sweep and scoring (Section 4.4): ecgdeli_labelling/scripts/ecgdeli_config_sweep.m and statistics/scripts/score_vs_table6.py</w:t>
       </w:r>
     </w:p>
     <w:p>
       <w:r>
-        <w:rPr>
-          <w:rFonts w:ascii="Consolas" w:hAnsi="Consolas"/>
-          <w:sz w:val="15"/>
-        </w:rPr>
-        <w:t>Streams the ECGdeli fiducials CSV (works on the full 2.6M-row file) and writes:</w:t>
+        <w:t>Population statistics and figures (Sections 4.5–4.6): statistics/scripts/build_per_signal_stats.py, build_comparison_figure.py, build_gaussian_overlays.py and reproduce_paper_stats.py</w:t>
       </w:r>
     </w:p>
     <w:p>
       <w:r>
-        <w:rPr>
-          <w:rFonts w:ascii="Consolas" w:hAnsi="Consolas"/>
-          <w:sz w:val="15"/>
-        </w:rPr>
-        <w:t xml:space="preserve">  * medalcare_qc_review_list.csv     one row per CRITICAL (record, lead, beat) + reasons</w:t>
+        <w:t>Independent cross-checks (Section 4.7): ecgdeli_labelling/scripts/crosscheck_neurokit.py, crosscheck_neurokit_peak.py and build_review_targets.py</w:t>
       </w:r>
     </w:p>
     <w:p>
       <w:r>
-        <w:rPr>
-          <w:rFonts w:ascii="Consolas" w:hAnsi="Consolas"/>
-          <w:sz w:val="15"/>
-        </w:rPr>
-        <w:t xml:space="preserve">  * medalcare_qc_record_summary.csv  one row per record (worst first)</w:t>
+        <w:t>Training-set assembly and QC columns (Section 5): dataset_curation/scripts/build_master.py, add_qc_status.py, add_crosscheck_qc.py and build_manual_worklist.py</w:t>
       </w:r>
     </w:p>
     <w:p>
       <w:r>
-        <w:rPr>
-          <w:rFonts w:ascii="Consolas" w:hAnsi="Consolas"/>
-          <w:sz w:val="15"/>
-        </w:rPr>
+        <w:t>Single-record signal-and-label views (which regenerate on demand the kind of per-signal example shown during development): dataset_curation/scripts/extract_signal.py</w:t>
       </w:r>
     </w:p>
     <w:p>
       <w:r>
-        <w:rPr>
-          <w:rFonts w:ascii="Consolas" w:hAnsi="Consolas"/>
-          <w:sz w:val="15"/>
-        </w:rPr>
-        <w:t>Severity tiers (a small tolerance ignores trivial boundary wobble):</w:t>
-      </w:r>
-    </w:p>
-    <w:p>
-      <w:r>
-        <w:rPr>
-          <w:rFonts w:ascii="Consolas" w:hAnsi="Consolas"/>
-          <w:sz w:val="15"/>
-        </w:rPr>
-        <w:t xml:space="preserve">  CRITICAL  -&gt; review/fix or exclude. Any of:</w:t>
-      </w:r>
-    </w:p>
-    <w:p>
-      <w:r>
-        <w:rPr>
-          <w:rFonts w:ascii="Consolas" w:hAnsi="Consolas"/>
-          <w:sz w:val="15"/>
-        </w:rPr>
-        <w:t xml:space="preserve">      - structural: QRS-internal order wrong  (QRSon&lt;Q&lt;R&lt;S&lt;QRSoff violated &gt; TOL)</w:t>
-      </w:r>
-    </w:p>
-    <w:p>
-      <w:r>
-        <w:rPr>
-          <w:rFonts w:ascii="Consolas" w:hAnsi="Consolas"/>
-          <w:sz w:val="15"/>
-        </w:rPr>
-        <w:t xml:space="preserve">      - QRSdur / QT / PR outside physiological range</w:t>
-      </w:r>
-    </w:p>
-    <w:p>
-      <w:r>
-        <w:rPr>
-          <w:rFonts w:ascii="Consolas" w:hAnsi="Consolas"/>
-          <w:sz w:val="15"/>
-        </w:rPr>
-        <w:t xml:space="preserve">      - gross boundary inversion &gt; GROSS samples</w:t>
-      </w:r>
-    </w:p>
-    <w:p>
-      <w:r>
-        <w:rPr>
-          <w:rFonts w:ascii="Consolas" w:hAnsi="Consolas"/>
-          <w:sz w:val="15"/>
-        </w:rPr>
-        <w:t xml:space="preserve">      - R peak missing</w:t>
-      </w:r>
-    </w:p>
-    <w:p>
-      <w:r>
-        <w:rPr>
-          <w:rFonts w:ascii="Consolas" w:hAnsi="Consolas"/>
-          <w:sz w:val="15"/>
-        </w:rPr>
-        <w:t xml:space="preserve">  MINOR     -&gt; moderate P/T boundary inversion (TOL..GROSS samples); usually fine</w:t>
-      </w:r>
-    </w:p>
-    <w:p>
-      <w:r>
-        <w:rPr>
-          <w:rFonts w:ascii="Consolas" w:hAnsi="Consolas"/>
-          <w:sz w:val="15"/>
-        </w:rPr>
-        <w:t xml:space="preserve">  CLEAN     -&gt; nothing, or inversion &lt;= TOL samples (negligible)</w:t>
-      </w:r>
-    </w:p>
-    <w:p>
-      <w:r>
-        <w:rPr>
-          <w:rFonts w:ascii="Consolas" w:hAnsi="Consolas"/>
-          <w:sz w:val="15"/>
-        </w:rPr>
-      </w:r>
-    </w:p>
-    <w:p>
-      <w:r>
-        <w:rPr>
-          <w:rFonts w:ascii="Consolas" w:hAnsi="Consolas"/>
-          <w:sz w:val="15"/>
-        </w:rPr>
-        <w:t>Only CRITICAL beats go in the review list, so manual effort is targeted.</w:t>
-      </w:r>
-    </w:p>
-    <w:p>
-      <w:r>
-        <w:rPr>
-          <w:rFonts w:ascii="Consolas" w:hAnsi="Consolas"/>
-          <w:sz w:val="15"/>
-        </w:rPr>
-      </w:r>
-    </w:p>
-    <w:p>
-      <w:r>
-        <w:rPr>
-          <w:rFonts w:ascii="Consolas" w:hAnsi="Consolas"/>
-          <w:sz w:val="15"/>
-        </w:rPr>
-        <w:t>Usage:  python3 qc_review_list.py [fiducials.csv]</w:t>
-      </w:r>
-    </w:p>
-    <w:p>
-      <w:r>
-        <w:rPr>
-          <w:rFonts w:ascii="Consolas" w:hAnsi="Consolas"/>
-          <w:sz w:val="15"/>
-        </w:rPr>
-        <w:t>"""</w:t>
-      </w:r>
-    </w:p>
-    <w:p>
-      <w:r>
-        <w:rPr>
-          <w:rFonts w:ascii="Consolas" w:hAnsi="Consolas"/>
-          <w:sz w:val="15"/>
-        </w:rPr>
-        <w:t>import csv, sys, os</w:t>
-      </w:r>
-    </w:p>
-    <w:p>
-      <w:r>
-        <w:rPr>
-          <w:rFonts w:ascii="Consolas" w:hAnsi="Consolas"/>
-          <w:sz w:val="15"/>
-        </w:rPr>
-        <w:t>from collections import Counter, defaultdict</w:t>
-      </w:r>
-    </w:p>
-    <w:p>
-      <w:r>
-        <w:rPr>
-          <w:rFonts w:ascii="Consolas" w:hAnsi="Consolas"/>
-          <w:sz w:val="15"/>
-        </w:rPr>
-      </w:r>
-    </w:p>
-    <w:p>
-      <w:r>
-        <w:rPr>
-          <w:rFonts w:ascii="Consolas" w:hAnsi="Consolas"/>
-          <w:sz w:val="15"/>
-        </w:rPr>
-        <w:t>HERE = os.path.dirname(os.path.abspath(__file__))</w:t>
-      </w:r>
-    </w:p>
-    <w:p>
-      <w:r>
-        <w:rPr>
-          <w:rFonts w:ascii="Consolas" w:hAnsi="Consolas"/>
-          <w:sz w:val="15"/>
-        </w:rPr>
-        <w:t>ROOT = HERE</w:t>
-      </w:r>
-    </w:p>
-    <w:p>
-      <w:r>
-        <w:rPr>
-          <w:rFonts w:ascii="Consolas" w:hAnsi="Consolas"/>
-          <w:sz w:val="15"/>
-        </w:rPr>
-        <w:t>while ROOT != os.path.dirname(ROOT) and not os.path.isfile(os.path.join(ROOT,"config","paths.yaml")):</w:t>
-      </w:r>
-    </w:p>
-    <w:p>
-      <w:r>
-        <w:rPr>
-          <w:rFonts w:ascii="Consolas" w:hAnsi="Consolas"/>
-          <w:sz w:val="15"/>
-        </w:rPr>
-        <w:t xml:space="preserve">    ROOT = os.path.dirname(ROOT)</w:t>
-      </w:r>
-    </w:p>
-    <w:p>
-      <w:r>
-        <w:rPr>
-          <w:rFonts w:ascii="Consolas" w:hAnsi="Consolas"/>
-          <w:sz w:val="15"/>
-        </w:rPr>
-        <w:t>SRC = sys.argv[1] if len(sys.argv) &gt; 1 else os.path.join(ROOT,"ecgdeli_labelling","data","primary","medalcare_fiducials_ecgdeli.csv")</w:t>
-      </w:r>
-    </w:p>
-    <w:p>
-      <w:r>
-        <w:rPr>
-          <w:rFonts w:ascii="Consolas" w:hAnsi="Consolas"/>
-          <w:sz w:val="15"/>
-        </w:rPr>
-        <w:t>OUTDIR = os.path.join(ROOT,"ecgdeli_labelling","data","qc")</w:t>
-      </w:r>
-    </w:p>
-    <w:p>
-      <w:r>
-        <w:rPr>
-          <w:rFonts w:ascii="Consolas" w:hAnsi="Consolas"/>
-          <w:sz w:val="15"/>
-        </w:rPr>
-        <w:t>REVIEW = os.path.join(OUTDIR, "medalcare_qc_review_list.csv")</w:t>
-      </w:r>
-    </w:p>
-    <w:p>
-      <w:r>
-        <w:rPr>
-          <w:rFonts w:ascii="Consolas" w:hAnsi="Consolas"/>
-          <w:sz w:val="15"/>
-        </w:rPr>
-        <w:t>SUMMARY = os.path.join(OUTDIR, "medalcare_qc_record_summary.csv")</w:t>
-      </w:r>
-    </w:p>
-    <w:p>
-      <w:r>
-        <w:rPr>
-          <w:rFonts w:ascii="Consolas" w:hAnsi="Consolas"/>
-          <w:sz w:val="15"/>
-        </w:rPr>
-      </w:r>
-    </w:p>
-    <w:p>
-      <w:r>
-        <w:rPr>
-          <w:rFonts w:ascii="Consolas" w:hAnsi="Consolas"/>
-          <w:sz w:val="15"/>
-        </w:rPr>
-        <w:t># ---- thresholds ----</w:t>
-      </w:r>
-    </w:p>
-    <w:p>
-      <w:r>
-        <w:rPr>
-          <w:rFonts w:ascii="Consolas" w:hAnsi="Consolas"/>
-          <w:sz w:val="15"/>
-        </w:rPr>
-        <w:t>TOL   = 3      # samples: ignore boundary inversions this small (&lt;=6 ms @500Hz)</w:t>
-      </w:r>
-    </w:p>
-    <w:p>
-      <w:r>
-        <w:rPr>
-          <w:rFonts w:ascii="Consolas" w:hAnsi="Consolas"/>
-          <w:sz w:val="15"/>
-        </w:rPr>
-        <w:t>GROSS = 20     # samples: boundary inversion above this (&gt;40 ms) is critical</w:t>
-      </w:r>
-    </w:p>
-    <w:p>
-      <w:r>
-        <w:rPr>
-          <w:rFonts w:ascii="Consolas" w:hAnsi="Consolas"/>
-          <w:sz w:val="15"/>
-        </w:rPr>
-        <w:t>QRS_MIN, QRS_MAX = 40, 200      # ms</w:t>
-      </w:r>
-    </w:p>
-    <w:p>
-      <w:r>
-        <w:rPr>
-          <w:rFonts w:ascii="Consolas" w:hAnsi="Consolas"/>
-          <w:sz w:val="15"/>
-        </w:rPr>
-        <w:t>QT_MIN,  QT_MAX  = 250, 700     # ms</w:t>
-      </w:r>
-    </w:p>
-    <w:p>
-      <w:r>
-        <w:rPr>
-          <w:rFonts w:ascii="Consolas" w:hAnsi="Consolas"/>
-          <w:sz w:val="15"/>
-        </w:rPr>
-        <w:t>PR_MIN,  PR_MAX  = 80, 400      # ms</w:t>
-      </w:r>
-    </w:p>
-    <w:p>
-      <w:r>
-        <w:rPr>
-          <w:rFonts w:ascii="Consolas" w:hAnsi="Consolas"/>
-          <w:sz w:val="15"/>
-        </w:rPr>
-      </w:r>
-    </w:p>
-    <w:p>
-      <w:r>
-        <w:rPr>
-          <w:rFonts w:ascii="Consolas" w:hAnsi="Consolas"/>
-          <w:sz w:val="15"/>
-        </w:rPr>
-        <w:t>ORDER = ["p_onset_sample","p_peak_sample","p_offset_sample","qrs_onset_sample","q_peak_sample",</w:t>
-      </w:r>
-    </w:p>
-    <w:p>
-      <w:r>
-        <w:rPr>
-          <w:rFonts w:ascii="Consolas" w:hAnsi="Consolas"/>
-          <w:sz w:val="15"/>
-        </w:rPr>
-        <w:t xml:space="preserve">         "r_peak_sample","s_peak_sample","qrs_offset_sample","t_onset_sample","t_peak_sample","t_offset_sample"]</w:t>
-      </w:r>
-    </w:p>
-    <w:p>
-      <w:r>
-        <w:rPr>
-          <w:rFonts w:ascii="Consolas" w:hAnsi="Consolas"/>
-          <w:sz w:val="15"/>
-        </w:rPr>
-        <w:t>LBL   = ["P_on","P_pk","P_off","QRSon","Q","R","S","QRSoff","T_on","T_pk","T_off"]</w:t>
-      </w:r>
-    </w:p>
-    <w:p>
-      <w:r>
-        <w:rPr>
-          <w:rFonts w:ascii="Consolas" w:hAnsi="Consolas"/>
-          <w:sz w:val="15"/>
-        </w:rPr>
-        <w:t>QRSset = {"QRSon","Q","R","S","QRSoff"}</w:t>
-      </w:r>
-    </w:p>
-    <w:p>
-      <w:r>
-        <w:rPr>
-          <w:rFonts w:ascii="Consolas" w:hAnsi="Consolas"/>
-          <w:sz w:val="15"/>
-        </w:rPr>
-      </w:r>
-    </w:p>
-    <w:p>
-      <w:r>
-        <w:rPr>
-          <w:rFonts w:ascii="Consolas" w:hAnsi="Consolas"/>
-          <w:sz w:val="15"/>
-        </w:rPr>
-        <w:t>def gi(r, k):</w:t>
-      </w:r>
-    </w:p>
-    <w:p>
-      <w:r>
-        <w:rPr>
-          <w:rFonts w:ascii="Consolas" w:hAnsi="Consolas"/>
-          <w:sz w:val="15"/>
-        </w:rPr>
-        <w:t xml:space="preserve">    v = r.get(k, ""); return int(v) if v not in ("", "None") else None</w:t>
-      </w:r>
-    </w:p>
-    <w:p>
-      <w:r>
-        <w:rPr>
-          <w:rFonts w:ascii="Consolas" w:hAnsi="Consolas"/>
-          <w:sz w:val="15"/>
-        </w:rPr>
-      </w:r>
-    </w:p>
-    <w:p>
-      <w:r>
-        <w:rPr>
-          <w:rFonts w:ascii="Consolas" w:hAnsi="Consolas"/>
-          <w:sz w:val="15"/>
-        </w:rPr>
-        <w:t>review = []</w:t>
-      </w:r>
-    </w:p>
-    <w:p>
-      <w:r>
-        <w:rPr>
-          <w:rFonts w:ascii="Consolas" w:hAnsi="Consolas"/>
-          <w:sz w:val="15"/>
-        </w:rPr>
-        <w:t>per_record = defaultdict(lambda: {"total": 0, "critical": 0, "minor": 0, "reasons": Counter(),</w:t>
-      </w:r>
-    </w:p>
-    <w:p>
-      <w:r>
-        <w:rPr>
-          <w:rFonts w:ascii="Consolas" w:hAnsi="Consolas"/>
-          <w:sz w:val="15"/>
-        </w:rPr>
-        <w:t xml:space="preserve">                                  "disease_class": "", "mi_subclass": "", "split": ""})</w:t>
-      </w:r>
-    </w:p>
-    <w:p>
-      <w:r>
-        <w:rPr>
-          <w:rFonts w:ascii="Consolas" w:hAnsi="Consolas"/>
-          <w:sz w:val="15"/>
-        </w:rPr>
-        <w:t># per (record, lead): a MedalCare-XL ECG repeats a common P/QRST template with beat-level RR</w:t>
-      </w:r>
-    </w:p>
-    <w:p>
-      <w:r>
-        <w:rPr>
-          <w:rFonts w:ascii="Consolas" w:hAnsi="Consolas"/>
-          <w:sz w:val="15"/>
-        </w:rPr>
-        <w:t># and repolarisation-timing variation, so the beats of a (record,lead) share one source morphology.</w:t>
-      </w:r>
-    </w:p>
-    <w:p>
-      <w:r>
-        <w:rPr>
-          <w:rFonts w:ascii="Consolas" w:hAnsi="Consolas"/>
-          <w:sz w:val="15"/>
-        </w:rPr>
-        <w:t># A lone flagged beat among clean siblings is a transient delineation glitch; a unit is only a</w:t>
-      </w:r>
-    </w:p>
-    <w:p>
-      <w:r>
-        <w:rPr>
-          <w:rFonts w:ascii="Consolas" w:hAnsi="Consolas"/>
-          <w:sz w:val="15"/>
-        </w:rPr>
-        <w:t># persistently flagged unit when a majority of its beats are flagged. Tracking this separates</w:t>
-      </w:r>
-    </w:p>
-    <w:p>
-      <w:r>
-        <w:rPr>
-          <w:rFonts w:ascii="Consolas" w:hAnsi="Consolas"/>
-          <w:sz w:val="15"/>
-        </w:rPr>
-        <w:t># persistent issues from transient per-beat glitches.</w:t>
-      </w:r>
-    </w:p>
-    <w:p>
-      <w:r>
-        <w:rPr>
-          <w:rFonts w:ascii="Consolas" w:hAnsi="Consolas"/>
-          <w:sz w:val="15"/>
-        </w:rPr>
-        <w:t>per_rl = defaultdict(lambda: {"total": 0, "critical": 0, "disease_class": ""})</w:t>
-      </w:r>
-    </w:p>
-    <w:p>
-      <w:r>
-        <w:rPr>
-          <w:rFonts w:ascii="Consolas" w:hAnsi="Consolas"/>
-          <w:sz w:val="15"/>
-        </w:rPr>
-        <w:t>crit_tally = Counter()</w:t>
-      </w:r>
-    </w:p>
-    <w:p>
-      <w:r>
-        <w:rPr>
-          <w:rFonts w:ascii="Consolas" w:hAnsi="Consolas"/>
-          <w:sz w:val="15"/>
-        </w:rPr>
-        <w:t>total = nminor = 0</w:t>
-      </w:r>
-    </w:p>
-    <w:p>
-      <w:r>
-        <w:rPr>
-          <w:rFonts w:ascii="Consolas" w:hAnsi="Consolas"/>
-          <w:sz w:val="15"/>
-        </w:rPr>
-      </w:r>
-    </w:p>
-    <w:p>
-      <w:r>
-        <w:rPr>
-          <w:rFonts w:ascii="Consolas" w:hAnsi="Consolas"/>
-          <w:sz w:val="15"/>
-        </w:rPr>
-        <w:t>for r in csv.DictReader(open(SRC)):</w:t>
-      </w:r>
-    </w:p>
-    <w:p>
-      <w:r>
-        <w:rPr>
-          <w:rFonts w:ascii="Consolas" w:hAnsi="Consolas"/>
-          <w:sz w:val="15"/>
-        </w:rPr>
-        <w:t xml:space="preserve">    total += 1</w:t>
-      </w:r>
-    </w:p>
-    <w:p>
-      <w:r>
-        <w:rPr>
-          <w:rFonts w:ascii="Consolas" w:hAnsi="Consolas"/>
-          <w:sz w:val="15"/>
-        </w:rPr>
-        <w:t xml:space="preserve">    rec = r["record_id"]; pr_ = per_record[rec]</w:t>
-      </w:r>
-    </w:p>
-    <w:p>
-      <w:r>
-        <w:rPr>
-          <w:rFonts w:ascii="Consolas" w:hAnsi="Consolas"/>
-          <w:sz w:val="15"/>
-        </w:rPr>
-        <w:t xml:space="preserve">    rl_ = per_rl[(rec, r["lead"])]; rl_["total"] += 1; rl_["disease_class"] = r["disease_class"]</w:t>
-      </w:r>
-    </w:p>
-    <w:p>
-      <w:r>
-        <w:rPr>
-          <w:rFonts w:ascii="Consolas" w:hAnsi="Consolas"/>
-          <w:sz w:val="15"/>
-        </w:rPr>
-        <w:t xml:space="preserve">    pr_["total"] += 1</w:t>
-      </w:r>
-    </w:p>
-    <w:p>
-      <w:r>
-        <w:rPr>
-          <w:rFonts w:ascii="Consolas" w:hAnsi="Consolas"/>
-          <w:sz w:val="15"/>
-        </w:rPr>
-        <w:t xml:space="preserve">    pr_["disease_class"] = r["disease_class"]; pr_["mi_subclass"] = r.get("mi_subclass", ""); pr_["split"] = r["split"]</w:t>
-      </w:r>
-    </w:p>
-    <w:p>
-      <w:r>
-        <w:rPr>
-          <w:rFonts w:ascii="Consolas" w:hAnsi="Consolas"/>
-          <w:sz w:val="15"/>
-        </w:rPr>
-        <w:t xml:space="preserve">    fs = float(r["fs_hz"]); ms = 1000.0 / fs</w:t>
-      </w:r>
-    </w:p>
-    <w:p>
-      <w:r>
-        <w:rPr>
-          <w:rFonts w:ascii="Consolas" w:hAnsi="Consolas"/>
-          <w:sz w:val="15"/>
-        </w:rPr>
-        <w:t xml:space="preserve">    reasons = []</w:t>
-      </w:r>
-    </w:p>
-    <w:p>
-      <w:r>
-        <w:rPr>
-          <w:rFonts w:ascii="Consolas" w:hAnsi="Consolas"/>
-          <w:sz w:val="15"/>
-        </w:rPr>
-      </w:r>
-    </w:p>
-    <w:p>
-      <w:r>
-        <w:rPr>
-          <w:rFonts w:ascii="Consolas" w:hAnsi="Consolas"/>
-          <w:sz w:val="15"/>
-        </w:rPr>
-        <w:t xml:space="preserve">    seq = [(LBL[i], gi(r, k)) for i, k in enumerate(ORDER)]</w:t>
-      </w:r>
-    </w:p>
-    <w:p>
-      <w:r>
-        <w:rPr>
-          <w:rFonts w:ascii="Consolas" w:hAnsi="Consolas"/>
-          <w:sz w:val="15"/>
-        </w:rPr>
-        <w:t xml:space="preserve">    seq = [(l, v) for l, v in seq if v is not None]</w:t>
-      </w:r>
-    </w:p>
-    <w:p>
-      <w:r>
-        <w:rPr>
-          <w:rFonts w:ascii="Consolas" w:hAnsi="Consolas"/>
-          <w:sz w:val="15"/>
-        </w:rPr>
-        <w:t xml:space="preserve">    struct = False; gross = 0; mild = 0</w:t>
-      </w:r>
-    </w:p>
-    <w:p>
-      <w:r>
-        <w:rPr>
-          <w:rFonts w:ascii="Consolas" w:hAnsi="Consolas"/>
-          <w:sz w:val="15"/>
-        </w:rPr>
-        <w:t xml:space="preserve">    for (la, va), (lb, vb) in zip(seq, seq[1:]):</w:t>
-      </w:r>
-    </w:p>
-    <w:p>
-      <w:r>
-        <w:rPr>
-          <w:rFonts w:ascii="Consolas" w:hAnsi="Consolas"/>
-          <w:sz w:val="15"/>
-        </w:rPr>
-        <w:t xml:space="preserve">        if va &gt; vb:</w:t>
-      </w:r>
-    </w:p>
-    <w:p>
-      <w:r>
-        <w:rPr>
-          <w:rFonts w:ascii="Consolas" w:hAnsi="Consolas"/>
-          <w:sz w:val="15"/>
-        </w:rPr>
-        <w:t xml:space="preserve">            m = va - vb</w:t>
-      </w:r>
-    </w:p>
-    <w:p>
-      <w:r>
-        <w:rPr>
-          <w:rFonts w:ascii="Consolas" w:hAnsi="Consolas"/>
-          <w:sz w:val="15"/>
-        </w:rPr>
-        <w:t xml:space="preserve">            if la in QRSset and lb in QRSset and m &gt; TOL:</w:t>
-      </w:r>
-    </w:p>
-    <w:p>
-      <w:r>
-        <w:rPr>
-          <w:rFonts w:ascii="Consolas" w:hAnsi="Consolas"/>
-          <w:sz w:val="15"/>
-        </w:rPr>
-        <w:t xml:space="preserve">                struct = True</w:t>
-      </w:r>
-    </w:p>
-    <w:p>
-      <w:r>
-        <w:rPr>
-          <w:rFonts w:ascii="Consolas" w:hAnsi="Consolas"/>
-          <w:sz w:val="15"/>
-        </w:rPr>
-        <w:t xml:space="preserve">            elif m &gt; GROSS:</w:t>
-      </w:r>
-    </w:p>
-    <w:p>
-      <w:r>
-        <w:rPr>
-          <w:rFonts w:ascii="Consolas" w:hAnsi="Consolas"/>
-          <w:sz w:val="15"/>
-        </w:rPr>
-        <w:t xml:space="preserve">                gross = max(gross, m)</w:t>
-      </w:r>
-    </w:p>
-    <w:p>
-      <w:r>
-        <w:rPr>
-          <w:rFonts w:ascii="Consolas" w:hAnsi="Consolas"/>
-          <w:sz w:val="15"/>
-        </w:rPr>
-        <w:t xml:space="preserve">            elif m &gt; TOL:</w:t>
-      </w:r>
-    </w:p>
-    <w:p>
-      <w:r>
-        <w:rPr>
-          <w:rFonts w:ascii="Consolas" w:hAnsi="Consolas"/>
-          <w:sz w:val="15"/>
-        </w:rPr>
-        <w:t xml:space="preserve">                mild = max(mild, m)</w:t>
-      </w:r>
-    </w:p>
-    <w:p>
-      <w:r>
-        <w:rPr>
-          <w:rFonts w:ascii="Consolas" w:hAnsi="Consolas"/>
-          <w:sz w:val="15"/>
-        </w:rPr>
-        <w:t xml:space="preserve">    if struct: reasons.append("QRS_structural")</w:t>
-      </w:r>
-    </w:p>
-    <w:p>
-      <w:r>
-        <w:rPr>
-          <w:rFonts w:ascii="Consolas" w:hAnsi="Consolas"/>
-          <w:sz w:val="15"/>
-        </w:rPr>
-        <w:t xml:space="preserve">    if gross:  reasons.append(f"gross_boundary:{gross}smp")</w:t>
-      </w:r>
-    </w:p>
-    <w:p>
-      <w:r>
-        <w:rPr>
-          <w:rFonts w:ascii="Consolas" w:hAnsi="Consolas"/>
-          <w:sz w:val="15"/>
-        </w:rPr>
-      </w:r>
-    </w:p>
-    <w:p>
-      <w:r>
-        <w:rPr>
-          <w:rFonts w:ascii="Consolas" w:hAnsi="Consolas"/>
-          <w:sz w:val="15"/>
-        </w:rPr>
-        <w:t xml:space="preserve">    # biomarkers</w:t>
-      </w:r>
-    </w:p>
-    <w:p>
-      <w:r>
-        <w:rPr>
-          <w:rFonts w:ascii="Consolas" w:hAnsi="Consolas"/>
-          <w:sz w:val="15"/>
-        </w:rPr>
-        <w:t xml:space="preserve">    qon, qoff = gi(r, "qrs_onset_sample"), gi(r, "qrs_offset_sample")</w:t>
-      </w:r>
-    </w:p>
-    <w:p>
-      <w:r>
-        <w:rPr>
-          <w:rFonts w:ascii="Consolas" w:hAnsi="Consolas"/>
-          <w:sz w:val="15"/>
-        </w:rPr>
-        <w:t xml:space="preserve">    pon, toff = gi(r, "p_onset_sample"), gi(r, "t_offset_sample")</w:t>
-      </w:r>
-    </w:p>
-    <w:p>
-      <w:r>
-        <w:rPr>
-          <w:rFonts w:ascii="Consolas" w:hAnsi="Consolas"/>
-          <w:sz w:val="15"/>
-        </w:rPr>
-        <w:t xml:space="preserve">    if qon is not None and qoff is not None:</w:t>
-      </w:r>
-    </w:p>
-    <w:p>
-      <w:r>
-        <w:rPr>
-          <w:rFonts w:ascii="Consolas" w:hAnsi="Consolas"/>
-          <w:sz w:val="15"/>
-        </w:rPr>
-        <w:t xml:space="preserve">        d = (qoff - qon) * ms</w:t>
-      </w:r>
-    </w:p>
-    <w:p>
-      <w:r>
-        <w:rPr>
-          <w:rFonts w:ascii="Consolas" w:hAnsi="Consolas"/>
-          <w:sz w:val="15"/>
-        </w:rPr>
-        <w:t xml:space="preserve">        if d &lt; QRS_MIN or d &gt; QRS_MAX: reasons.append(f"QRSdur={d:.0f}ms")</w:t>
-      </w:r>
-    </w:p>
-    <w:p>
-      <w:r>
-        <w:rPr>
-          <w:rFonts w:ascii="Consolas" w:hAnsi="Consolas"/>
-          <w:sz w:val="15"/>
-        </w:rPr>
-        <w:t xml:space="preserve">    if qon is not None and toff is not None:</w:t>
-      </w:r>
-    </w:p>
-    <w:p>
-      <w:r>
-        <w:rPr>
-          <w:rFonts w:ascii="Consolas" w:hAnsi="Consolas"/>
-          <w:sz w:val="15"/>
-        </w:rPr>
-        <w:t xml:space="preserve">        d = (toff - qon) * ms</w:t>
-      </w:r>
-    </w:p>
-    <w:p>
-      <w:r>
-        <w:rPr>
-          <w:rFonts w:ascii="Consolas" w:hAnsi="Consolas"/>
-          <w:sz w:val="15"/>
-        </w:rPr>
-        <w:t xml:space="preserve">        if d &lt; QT_MIN or d &gt; QT_MAX: reasons.append(f"QT={d:.0f}ms")</w:t>
-      </w:r>
-    </w:p>
-    <w:p>
-      <w:r>
-        <w:rPr>
-          <w:rFonts w:ascii="Consolas" w:hAnsi="Consolas"/>
-          <w:sz w:val="15"/>
-        </w:rPr>
-        <w:t xml:space="preserve">    if pon is not None and qon is not None:</w:t>
-      </w:r>
-    </w:p>
-    <w:p>
-      <w:r>
-        <w:rPr>
-          <w:rFonts w:ascii="Consolas" w:hAnsi="Consolas"/>
-          <w:sz w:val="15"/>
-        </w:rPr>
-        <w:t xml:space="preserve">        d = (qon - pon) * ms</w:t>
-      </w:r>
-    </w:p>
-    <w:p>
-      <w:r>
-        <w:rPr>
-          <w:rFonts w:ascii="Consolas" w:hAnsi="Consolas"/>
-          <w:sz w:val="15"/>
-        </w:rPr>
-        <w:t xml:space="preserve">        if d &lt; PR_MIN or d &gt; PR_MAX: reasons.append(f"PR={d:.0f}ms")</w:t>
-      </w:r>
-    </w:p>
-    <w:p>
-      <w:r>
-        <w:rPr>
-          <w:rFonts w:ascii="Consolas" w:hAnsi="Consolas"/>
-          <w:sz w:val="15"/>
-        </w:rPr>
-        <w:t xml:space="preserve">    if r["qrs_present"] != "1" or gi(r, "r_peak_sample") is None:</w:t>
-      </w:r>
-    </w:p>
-    <w:p>
-      <w:r>
-        <w:rPr>
-          <w:rFonts w:ascii="Consolas" w:hAnsi="Consolas"/>
-          <w:sz w:val="15"/>
-        </w:rPr>
-        <w:t xml:space="preserve">        reasons.append("R_missing")</w:t>
-      </w:r>
-    </w:p>
-    <w:p>
-      <w:r>
-        <w:rPr>
-          <w:rFonts w:ascii="Consolas" w:hAnsi="Consolas"/>
-          <w:sz w:val="15"/>
-        </w:rPr>
-      </w:r>
-    </w:p>
-    <w:p>
-      <w:r>
-        <w:rPr>
-          <w:rFonts w:ascii="Consolas" w:hAnsi="Consolas"/>
-          <w:sz w:val="15"/>
-        </w:rPr>
-        <w:t xml:space="preserve">    if reasons:                       # CRITICAL</w:t>
-      </w:r>
-    </w:p>
-    <w:p>
-      <w:r>
-        <w:rPr>
-          <w:rFonts w:ascii="Consolas" w:hAnsi="Consolas"/>
-          <w:sz w:val="15"/>
-        </w:rPr>
-        <w:t xml:space="preserve">        pr_["critical"] += 1; rl_["critical"] += 1</w:t>
-      </w:r>
-    </w:p>
-    <w:p>
-      <w:r>
-        <w:rPr>
-          <w:rFonts w:ascii="Consolas" w:hAnsi="Consolas"/>
-          <w:sz w:val="15"/>
-        </w:rPr>
-        <w:t xml:space="preserve">        for f in reasons:</w:t>
-      </w:r>
-    </w:p>
-    <w:p>
-      <w:r>
-        <w:rPr>
-          <w:rFonts w:ascii="Consolas" w:hAnsi="Consolas"/>
-          <w:sz w:val="15"/>
-        </w:rPr>
-        <w:t xml:space="preserve">            k = f.split(":")[0].split("=")[0]; pr_["reasons"][k] += 1; crit_tally[k] += 1</w:t>
-      </w:r>
-    </w:p>
-    <w:p>
-      <w:r>
-        <w:rPr>
-          <w:rFonts w:ascii="Consolas" w:hAnsi="Consolas"/>
-          <w:sz w:val="15"/>
-        </w:rPr>
-        <w:t xml:space="preserve">        review.append({"record_id": rec, "disease_class": r["disease_class"], "mi_subclass": r.get("mi_subclass", ""),</w:t>
-      </w:r>
-    </w:p>
-    <w:p>
-      <w:r>
-        <w:rPr>
-          <w:rFonts w:ascii="Consolas" w:hAnsi="Consolas"/>
-          <w:sz w:val="15"/>
-        </w:rPr>
-        <w:t xml:space="preserve">            "split": r["split"], "lead": r["lead"], "beat_id": r["beat_id"], "flags": ";".join(reasons),</w:t>
-      </w:r>
-    </w:p>
-    <w:p>
-      <w:r>
-        <w:rPr>
-          <w:rFonts w:ascii="Consolas" w:hAnsi="Consolas"/>
-          <w:sz w:val="15"/>
-        </w:rPr>
-        <w:t xml:space="preserve">            "p_onset_sample": r["p_onset_sample"], "p_offset_sample": r["p_offset_sample"],</w:t>
-      </w:r>
-    </w:p>
-    <w:p>
-      <w:r>
-        <w:rPr>
-          <w:rFonts w:ascii="Consolas" w:hAnsi="Consolas"/>
-          <w:sz w:val="15"/>
-        </w:rPr>
-        <w:t xml:space="preserve">            "qrs_onset_sample": r["qrs_onset_sample"], "r_peak_sample": r["r_peak_sample"],</w:t>
-      </w:r>
-    </w:p>
-    <w:p>
-      <w:r>
-        <w:rPr>
-          <w:rFonts w:ascii="Consolas" w:hAnsi="Consolas"/>
-          <w:sz w:val="15"/>
-        </w:rPr>
-        <w:t xml:space="preserve">            "qrs_offset_sample": r["qrs_offset_sample"], "t_peak_sample": r["t_peak_sample"], "t_offset_sample": r["t_offset_sample"]})</w:t>
-      </w:r>
-    </w:p>
-    <w:p>
-      <w:r>
-        <w:rPr>
-          <w:rFonts w:ascii="Consolas" w:hAnsi="Consolas"/>
-          <w:sz w:val="15"/>
-        </w:rPr>
-        <w:t xml:space="preserve">    elif mild:                        # MINOR</w:t>
-      </w:r>
-    </w:p>
-    <w:p>
-      <w:r>
-        <w:rPr>
-          <w:rFonts w:ascii="Consolas" w:hAnsi="Consolas"/>
-          <w:sz w:val="15"/>
-        </w:rPr>
-        <w:t xml:space="preserve">        pr_["minor"] += 1; nminor += 1</w:t>
-      </w:r>
-    </w:p>
-    <w:p>
-      <w:r>
-        <w:rPr>
-          <w:rFonts w:ascii="Consolas" w:hAnsi="Consolas"/>
-          <w:sz w:val="15"/>
-        </w:rPr>
-      </w:r>
-    </w:p>
-    <w:p>
-      <w:r>
-        <w:rPr>
-          <w:rFonts w:ascii="Consolas" w:hAnsi="Consolas"/>
-          <w:sz w:val="15"/>
-        </w:rPr>
-        <w:t># write review list</w:t>
-      </w:r>
-    </w:p>
-    <w:p>
-      <w:r>
-        <w:rPr>
-          <w:rFonts w:ascii="Consolas" w:hAnsi="Consolas"/>
-          <w:sz w:val="15"/>
-        </w:rPr>
-        <w:t>if review:</w:t>
-      </w:r>
-    </w:p>
-    <w:p>
-      <w:r>
-        <w:rPr>
-          <w:rFonts w:ascii="Consolas" w:hAnsi="Consolas"/>
-          <w:sz w:val="15"/>
-        </w:rPr>
-        <w:t xml:space="preserve">    with open(REVIEW, "w", newline="") as f:</w:t>
-      </w:r>
-    </w:p>
-    <w:p>
-      <w:r>
-        <w:rPr>
-          <w:rFonts w:ascii="Consolas" w:hAnsi="Consolas"/>
-          <w:sz w:val="15"/>
-        </w:rPr>
-        <w:t xml:space="preserve">        w = csv.DictWriter(f, fieldnames=list(review[0].keys())); w.writeheader(); w.writerows(review)</w:t>
-      </w:r>
-    </w:p>
-    <w:p>
-      <w:r>
-        <w:rPr>
-          <w:rFonts w:ascii="Consolas" w:hAnsi="Consolas"/>
-          <w:sz w:val="15"/>
-        </w:rPr>
-      </w:r>
-    </w:p>
-    <w:p>
-      <w:r>
-        <w:rPr>
-          <w:rFonts w:ascii="Consolas" w:hAnsi="Consolas"/>
-          <w:sz w:val="15"/>
-        </w:rPr>
-        <w:t># per-record summary, worst (by critical rate) first</w:t>
-      </w:r>
-    </w:p>
-    <w:p>
-      <w:r>
-        <w:rPr>
-          <w:rFonts w:ascii="Consolas" w:hAnsi="Consolas"/>
-          <w:sz w:val="15"/>
-        </w:rPr>
-        <w:t>summ = []</w:t>
-      </w:r>
-    </w:p>
-    <w:p>
-      <w:r>
-        <w:rPr>
-          <w:rFonts w:ascii="Consolas" w:hAnsi="Consolas"/>
-          <w:sz w:val="15"/>
-        </w:rPr>
-        <w:t>for rec, d in per_record.items():</w:t>
-      </w:r>
-    </w:p>
-    <w:p>
-      <w:r>
-        <w:rPr>
-          <w:rFonts w:ascii="Consolas" w:hAnsi="Consolas"/>
-          <w:sz w:val="15"/>
-        </w:rPr>
-        <w:t xml:space="preserve">    frac = d["critical"] / d["total"] if d["total"] else 0</w:t>
-      </w:r>
-    </w:p>
-    <w:p>
-      <w:r>
-        <w:rPr>
-          <w:rFonts w:ascii="Consolas" w:hAnsi="Consolas"/>
-          <w:sz w:val="15"/>
-        </w:rPr>
-        <w:t xml:space="preserve">    dom = d["reasons"].most_common(1)[0][0] if d["reasons"] else ""</w:t>
-      </w:r>
-    </w:p>
-    <w:p>
-      <w:r>
-        <w:rPr>
-          <w:rFonts w:ascii="Consolas" w:hAnsi="Consolas"/>
-          <w:sz w:val="15"/>
-        </w:rPr>
-        <w:t xml:space="preserve">    summ.append({"record_id": rec, "disease_class": d["disease_class"], "mi_subclass": d["mi_subclass"], "split": d["split"],</w:t>
-      </w:r>
-    </w:p>
-    <w:p>
-      <w:r>
-        <w:rPr>
-          <w:rFonts w:ascii="Consolas" w:hAnsi="Consolas"/>
-          <w:sz w:val="15"/>
-        </w:rPr>
-        <w:t xml:space="preserve">                 "beats_total": d["total"], "beats_critical": d["critical"], "beats_minor": d["minor"],</w:t>
-      </w:r>
-    </w:p>
-    <w:p>
-      <w:r>
-        <w:rPr>
-          <w:rFonts w:ascii="Consolas" w:hAnsi="Consolas"/>
-          <w:sz w:val="15"/>
-        </w:rPr>
-        <w:t xml:space="preserve">                 "frac_critical": round(frac, 4), "dominant_reason": dom})</w:t>
-      </w:r>
-    </w:p>
-    <w:p>
-      <w:r>
-        <w:rPr>
-          <w:rFonts w:ascii="Consolas" w:hAnsi="Consolas"/>
-          <w:sz w:val="15"/>
-        </w:rPr>
-        <w:t>summ.sort(key=lambda x: -x["frac_critical"])</w:t>
-      </w:r>
-    </w:p>
-    <w:p>
-      <w:r>
-        <w:rPr>
-          <w:rFonts w:ascii="Consolas" w:hAnsi="Consolas"/>
-          <w:sz w:val="15"/>
-        </w:rPr>
-        <w:t>with open(SUMMARY, "w", newline="") as f:</w:t>
-      </w:r>
-    </w:p>
-    <w:p>
-      <w:r>
-        <w:rPr>
-          <w:rFonts w:ascii="Consolas" w:hAnsi="Consolas"/>
-          <w:sz w:val="15"/>
-        </w:rPr>
-        <w:t xml:space="preserve">    w = csv.DictWriter(f, fieldnames=list(summ[0].keys())); w.writeheader(); w.writerows(summ)</w:t>
-      </w:r>
-    </w:p>
-    <w:p>
-      <w:r>
-        <w:rPr>
-          <w:rFonts w:ascii="Consolas" w:hAnsi="Consolas"/>
-          <w:sz w:val="15"/>
-        </w:rPr>
-      </w:r>
-    </w:p>
-    <w:p>
-      <w:r>
-        <w:rPr>
-          <w:rFonts w:ascii="Consolas" w:hAnsi="Consolas"/>
-          <w:sz w:val="15"/>
-        </w:rPr>
-        <w:t>ncrit = len(review)</w:t>
-      </w:r>
-    </w:p>
-    <w:p>
-      <w:r>
-        <w:rPr>
-          <w:rFonts w:ascii="Consolas" w:hAnsi="Consolas"/>
-          <w:sz w:val="15"/>
-        </w:rPr>
-        <w:t>print(f"beats total            : {total}")</w:t>
-      </w:r>
-    </w:p>
-    <w:p>
-      <w:r>
-        <w:rPr>
-          <w:rFonts w:ascii="Consolas" w:hAnsi="Consolas"/>
-          <w:sz w:val="15"/>
-        </w:rPr>
-        <w:t>print(f"CRITICAL (review these): {ncrit}  ({100*ncrit/total:.2f}%)  -&gt; medalcare_qc_review_list.csv")</w:t>
-      </w:r>
-    </w:p>
-    <w:p>
-      <w:r>
-        <w:rPr>
-          <w:rFonts w:ascii="Consolas" w:hAnsi="Consolas"/>
-          <w:sz w:val="15"/>
-        </w:rPr>
-        <w:t>print(f"MINOR (small P/T wobble): {nminor}  ({100*nminor/total:.2f}%)  -&gt; usually fine, left out of review list")</w:t>
-      </w:r>
-    </w:p>
-    <w:p>
-      <w:r>
-        <w:rPr>
-          <w:rFonts w:ascii="Consolas" w:hAnsi="Consolas"/>
-          <w:sz w:val="15"/>
-        </w:rPr>
-        <w:t>print(f"CLEAN                   : {total-ncrit-nminor}  ({100*(total-ncrit-nminor)/total:.2f}%)")</w:t>
-      </w:r>
-    </w:p>
-    <w:p>
-      <w:r>
-        <w:rPr>
-          <w:rFonts w:ascii="Consolas" w:hAnsi="Consolas"/>
-          <w:sz w:val="15"/>
-        </w:rPr>
-        <w:t>print(f"records                 : {len(per_record)}   fully-clean records: {sum(1 for d in per_record.values() if d['critical']==0)}")</w:t>
-      </w:r>
-    </w:p>
-    <w:p>
-      <w:r>
-        <w:rPr>
-          <w:rFonts w:ascii="Consolas" w:hAnsi="Consolas"/>
-          <w:sz w:val="15"/>
-        </w:rPr>
-        <w:t>print("\ncritical-flag reasons:")</w:t>
-      </w:r>
-    </w:p>
-    <w:p>
-      <w:r>
-        <w:rPr>
-          <w:rFonts w:ascii="Consolas" w:hAnsi="Consolas"/>
-          <w:sz w:val="15"/>
-        </w:rPr>
-        <w:t>for k, v in crit_tally.most_common():</w:t>
-      </w:r>
-    </w:p>
-    <w:p>
-      <w:r>
-        <w:rPr>
-          <w:rFonts w:ascii="Consolas" w:hAnsi="Consolas"/>
-          <w:sz w:val="15"/>
-        </w:rPr>
-        <w:t xml:space="preserve">    print(f"  {k:16s}: {v}")</w:t>
-      </w:r>
-    </w:p>
-    <w:p>
-      <w:r>
-        <w:rPr>
-          <w:rFonts w:ascii="Consolas" w:hAnsi="Consolas"/>
-          <w:sz w:val="15"/>
-        </w:rPr>
-        <w:t>print("\ncritical rate by disease class:")</w:t>
-      </w:r>
-    </w:p>
-    <w:p>
-      <w:r>
-        <w:rPr>
-          <w:rFonts w:ascii="Consolas" w:hAnsi="Consolas"/>
-          <w:sz w:val="15"/>
-        </w:rPr>
-        <w:t>agg = defaultdict(lambda: [0, 0])</w:t>
-      </w:r>
-    </w:p>
-    <w:p>
-      <w:r>
-        <w:rPr>
-          <w:rFonts w:ascii="Consolas" w:hAnsi="Consolas"/>
-          <w:sz w:val="15"/>
-        </w:rPr>
-        <w:t>for d in per_record.values():</w:t>
-      </w:r>
-    </w:p>
-    <w:p>
-      <w:r>
-        <w:rPr>
-          <w:rFonts w:ascii="Consolas" w:hAnsi="Consolas"/>
-          <w:sz w:val="15"/>
-        </w:rPr>
-        <w:t xml:space="preserve">    agg[d["disease_class"]][0] += d["critical"]; agg[d["disease_class"]][1] += d["total"]</w:t>
-      </w:r>
-    </w:p>
-    <w:p>
-      <w:r>
-        <w:rPr>
-          <w:rFonts w:ascii="Consolas" w:hAnsi="Consolas"/>
-          <w:sz w:val="15"/>
-        </w:rPr>
-        <w:t>for c in sorted(agg, key=lambda k: -agg[k][0]/agg[k][1]):</w:t>
-      </w:r>
-    </w:p>
-    <w:p>
-      <w:r>
-        <w:rPr>
-          <w:rFonts w:ascii="Consolas" w:hAnsi="Consolas"/>
-          <w:sz w:val="15"/>
-        </w:rPr>
-        <w:t xml:space="preserve">    cr, to = agg[c]; print(f"  {c:10s}: {100*cr/to:5.1f}%  ({cr}/{to})")</w:t>
-      </w:r>
-    </w:p>
-    <w:p>
-      <w:r>
-        <w:rPr>
-          <w:rFonts w:ascii="Consolas" w:hAnsi="Consolas"/>
-          <w:sz w:val="15"/>
-        </w:rPr>
-        <w:t>print("\nworst 5 records to review first:")</w:t>
-      </w:r>
-    </w:p>
-    <w:p>
-      <w:r>
-        <w:rPr>
-          <w:rFonts w:ascii="Consolas" w:hAnsi="Consolas"/>
-          <w:sz w:val="15"/>
-        </w:rPr>
-        <w:t>for s in summ[:5]:</w:t>
-      </w:r>
-    </w:p>
-    <w:p>
-      <w:r>
-        <w:rPr>
-          <w:rFonts w:ascii="Consolas" w:hAnsi="Consolas"/>
-          <w:sz w:val="15"/>
-        </w:rPr>
-        <w:t xml:space="preserve">    print(f"  {s['record_id']:36s} {s['disease_class']:8s} {s['beats_critical']}/{s['beats_total']} ({100*s['frac_critical']:.0f}%)  {s['dominant_reason']}")</w:t>
-      </w:r>
-    </w:p>
-    <w:p>
-      <w:r>
-        <w:rPr>
-          <w:rFonts w:ascii="Consolas" w:hAnsi="Consolas"/>
-          <w:sz w:val="15"/>
-        </w:rPr>
-      </w:r>
-    </w:p>
-    <w:p>
-      <w:r>
-        <w:rPr>
-          <w:rFonts w:ascii="Consolas" w:hAnsi="Consolas"/>
-          <w:sz w:val="15"/>
-        </w:rPr>
-        <w:t># ---- per-(record,lead) view: separate persistently flagged units from transient per-beat glitches ----</w:t>
-      </w:r>
-    </w:p>
-    <w:p>
-      <w:r>
-        <w:rPr>
-          <w:rFonts w:ascii="Consolas" w:hAnsi="Consolas"/>
-          <w:sz w:val="15"/>
-        </w:rPr>
-        <w:t># Because each ECG repeats one source template, the meaningful unit is (record, lead). A unit is a</w:t>
-      </w:r>
-    </w:p>
-    <w:p>
-      <w:r>
-        <w:rPr>
-          <w:rFonts w:ascii="Consolas" w:hAnsi="Consolas"/>
-          <w:sz w:val="15"/>
-        </w:rPr>
-        <w:t># persistently flagged unit only if a majority (&gt;=50%) of its beats are flagged; otherwise the flag is</w:t>
-      </w:r>
-    </w:p>
-    <w:p>
-      <w:r>
-        <w:rPr>
-          <w:rFonts w:ascii="Consolas" w:hAnsi="Consolas"/>
-          <w:sz w:val="15"/>
-        </w:rPr>
-        <w:t># a transient glitch on an isolated beat of an otherwise-clean repeated morphology.</w:t>
-      </w:r>
-    </w:p>
-    <w:p>
-      <w:r>
-        <w:rPr>
-          <w:rFonts w:ascii="Consolas" w:hAnsi="Consolas"/>
-          <w:sz w:val="15"/>
-        </w:rPr>
-        <w:t>PERSIST_FRAC = 0.5</w:t>
-      </w:r>
-    </w:p>
-    <w:p>
-      <w:r>
-        <w:rPr>
-          <w:rFonts w:ascii="Consolas" w:hAnsi="Consolas"/>
-          <w:sz w:val="15"/>
-        </w:rPr>
-        <w:t>n_units = len(per_rl)</w:t>
-      </w:r>
-    </w:p>
-    <w:p>
-      <w:r>
-        <w:rPr>
-          <w:rFonts w:ascii="Consolas" w:hAnsi="Consolas"/>
-          <w:sz w:val="15"/>
-        </w:rPr>
-        <w:t>units_any  = sum(1 for d in per_rl.values() if d["critical"] &gt; 0)</w:t>
-      </w:r>
-    </w:p>
-    <w:p>
-      <w:r>
-        <w:rPr>
-          <w:rFonts w:ascii="Consolas" w:hAnsi="Consolas"/>
-          <w:sz w:val="15"/>
-        </w:rPr>
-        <w:t>units_gen  = sum(1 for d in per_rl.values() if d["total"] and d["critical"]/d["total"] &gt;= PERSIST_FRAC)</w:t>
-      </w:r>
-    </w:p>
-    <w:p>
-      <w:r>
-        <w:rPr>
-          <w:rFonts w:ascii="Consolas" w:hAnsi="Consolas"/>
-          <w:sz w:val="15"/>
-        </w:rPr>
-        <w:t>crit_in_gen = sum(d["critical"] for d in per_rl.values() if d["total"] and d["critical"]/d["total"] &gt;= PERSIST_FRAC)</w:t>
-      </w:r>
-    </w:p>
-    <w:p>
-      <w:r>
-        <w:rPr>
-          <w:rFonts w:ascii="Consolas" w:hAnsi="Consolas"/>
-          <w:sz w:val="15"/>
-        </w:rPr>
-        <w:t>transient_share = 100*(1 - crit_in_gen/ncrit) if ncrit else 0</w:t>
-      </w:r>
-    </w:p>
-    <w:p>
-      <w:r>
-        <w:rPr>
-          <w:rFonts w:ascii="Consolas" w:hAnsi="Consolas"/>
-          <w:sz w:val="15"/>
-        </w:rPr>
-        <w:t>print("\nper-(record,lead) view  [each ECG repeats one source template, so this is the meaningful unit]:")</w:t>
-      </w:r>
-    </w:p>
-    <w:p>
-      <w:r>
-        <w:rPr>
-          <w:rFonts w:ascii="Consolas" w:hAnsi="Consolas"/>
-          <w:sz w:val="15"/>
-        </w:rPr>
-        <w:t>print(f"  (record,lead) units              : {n_units}")</w:t>
-      </w:r>
-    </w:p>
-    <w:p>
-      <w:r>
-        <w:rPr>
-          <w:rFonts w:ascii="Consolas" w:hAnsi="Consolas"/>
-          <w:sz w:val="15"/>
-        </w:rPr>
-        <w:t>print(f"  units with &gt;=1 critical beat     : {units_any}  ({100*units_any/n_units:.2f}%)")</w:t>
-      </w:r>
-    </w:p>
-    <w:p>
-      <w:r>
-        <w:rPr>
-          <w:rFonts w:ascii="Consolas" w:hAnsi="Consolas"/>
-          <w:sz w:val="15"/>
-        </w:rPr>
-        <w:t>print(f"  persistently flagged units (&gt;=50%): {units_gen}  ({100*units_gen/n_units:.2f}%)")</w:t>
-      </w:r>
-    </w:p>
-    <w:p>
-      <w:r>
-        <w:rPr>
-          <w:rFonts w:ascii="Consolas" w:hAnsi="Consolas"/>
-          <w:sz w:val="15"/>
-        </w:rPr>
-        <w:t>print(f"  transient share of critical beats: {transient_share:.0f}%  (isolated glitches a per-record consensus label would absorb)")</w:t>
-      </w:r>
-    </w:p>
-    <w:p>
-      <w:r>
-        <w:rPr>
-          <w:rFonts w:ascii="Consolas" w:hAnsi="Consolas"/>
-          <w:sz w:val="15"/>
-        </w:rPr>
-        <w:t>print("\npersistent-flag rate by disease class (per record-lead):")</w:t>
-      </w:r>
-    </w:p>
-    <w:p>
-      <w:r>
-        <w:rPr>
-          <w:rFonts w:ascii="Consolas" w:hAnsi="Consolas"/>
-          <w:sz w:val="15"/>
-        </w:rPr>
-        <w:t>gagg = defaultdict(lambda: [0, 0])</w:t>
-      </w:r>
-    </w:p>
-    <w:p>
-      <w:r>
-        <w:rPr>
-          <w:rFonts w:ascii="Consolas" w:hAnsi="Consolas"/>
-          <w:sz w:val="15"/>
-        </w:rPr>
-        <w:t>for d in per_rl.values():</w:t>
-      </w:r>
-    </w:p>
-    <w:p>
-      <w:r>
-        <w:rPr>
-          <w:rFonts w:ascii="Consolas" w:hAnsi="Consolas"/>
-          <w:sz w:val="15"/>
-        </w:rPr>
-        <w:t xml:space="preserve">    gen = 1 if (d["total"] and d["critical"]/d["total"] &gt;= PERSIST_FRAC) else 0</w:t>
-      </w:r>
-    </w:p>
-    <w:p>
-      <w:r>
-        <w:rPr>
-          <w:rFonts w:ascii="Consolas" w:hAnsi="Consolas"/>
-          <w:sz w:val="15"/>
-        </w:rPr>
-        <w:t xml:space="preserve">    gagg[d["disease_class"]][0] += gen; gagg[d["disease_class"]][1] += 1</w:t>
-      </w:r>
-    </w:p>
-    <w:p>
-      <w:r>
-        <w:rPr>
-          <w:rFonts w:ascii="Consolas" w:hAnsi="Consolas"/>
-          <w:sz w:val="15"/>
-        </w:rPr>
-        <w:t>for c in sorted(gagg, key=lambda k: -gagg[k][0]/gagg[k][1]):</w:t>
-      </w:r>
-    </w:p>
-    <w:p>
-      <w:r>
-        <w:rPr>
-          <w:rFonts w:ascii="Consolas" w:hAnsi="Consolas"/>
-          <w:sz w:val="15"/>
-        </w:rPr>
-        <w:t xml:space="preserve">    g, to = gagg[c]; print(f"  {c:10s}: {100*g/to:5.2f}%  ({g}/{to})")</w:t>
-      </w:r>
-    </w:p>
-    <w:p>
-      <w:pPr>
-        <w:pStyle w:val="Heading1"/>
-      </w:pPr>
-      <w:r>
-        <w:rPr>
-          <w:rFonts w:ascii="Garamond" w:hAnsi="Garamond" w:cs="Garamond"/>
-        </w:rPr>
-        <w:lastRenderedPageBreak/>
-        <w:t>Appendix B — Preprocessing-sweep code</w:t>
-      </w:r>
-    </w:p>
-    <w:p>
-      <w:r>
-        <w:rPr>
-          <w:i/>
-          <w:color w:val="5B6B7B"/>
-          <w:sz w:val="19"/>
-        </w:rPr>
-        <w:t>The two scripts used in Section 4.6. ecgdeli_config_sweep.m (MATLAB) relabels a small healthy sample under the four configurations; score_vs_table6.py scores any fiducials file against Table 6.</w:t>
-      </w:r>
-    </w:p>
-    <w:p>
-      <w:r>
-        <w:rPr>
-          <w:b/>
-          <w:color w:val="0E7C86"/>
-          <w:sz w:val="20"/>
-        </w:rPr>
-        <w:t>ecgdeli_config_sweep.m</w:t>
-      </w:r>
-    </w:p>
-    <w:p>
-      <w:pPr>
-        <w:spacing w:after="0"/>
-      </w:pPr>
-      <w:r>
-        <w:rPr>
-          <w:rFonts w:ascii="Consolas" w:hAnsi="Consolas"/>
-          <w:sz w:val="15"/>
-        </w:rPr>
-        <w:t>%% ecgdeli_config_sweep.m</w:t>
-      </w:r>
-    </w:p>
-    <w:p>
-      <w:pPr>
-        <w:spacing w:after="0"/>
-      </w:pPr>
-      <w:r>
-        <w:rPr>
-          <w:rFonts w:ascii="Consolas" w:hAnsi="Consolas"/>
-          <w:sz w:val="15"/>
-        </w:rPr>
-        <w:t>% Find the ECGdeli preprocessing config that best reproduces the paper's Table 6.</w:t>
-      </w:r>
-    </w:p>
-    <w:p>
-      <w:pPr>
-        <w:spacing w:after="0"/>
-      </w:pPr>
-      <w:r>
-        <w:rPr>
-          <w:rFonts w:ascii="Consolas" w:hAnsi="Consolas"/>
-          <w:sz w:val="15"/>
-        </w:rPr>
-        <w:t>%</w:t>
-      </w:r>
-    </w:p>
-    <w:p>
-      <w:pPr>
-        <w:spacing w:after="0"/>
-      </w:pPr>
-      <w:r>
-        <w:rPr>
-          <w:rFonts w:ascii="Consolas" w:hAnsi="Consolas"/>
-          <w:sz w:val="15"/>
-        </w:rPr>
-        <w:t>% Runs a small HEALTHY (sinus) sample under four preprocessing configs and writes</w:t>
-      </w:r>
-    </w:p>
-    <w:p>
-      <w:pPr>
-        <w:spacing w:after="0"/>
-      </w:pPr>
-      <w:r>
-        <w:rPr>
-          <w:rFonts w:ascii="Consolas" w:hAnsi="Consolas"/>
-          <w:sz w:val="15"/>
-        </w:rPr>
-        <w:t>% one minimal fiducials CSV per config. Then score each in Python:</w:t>
-      </w:r>
-    </w:p>
-    <w:p>
-      <w:pPr>
-        <w:spacing w:after="0"/>
-      </w:pPr>
-      <w:r>
-        <w:rPr>
-          <w:rFonts w:ascii="Consolas" w:hAnsi="Consolas"/>
-          <w:sz w:val="15"/>
-        </w:rPr>
-        <w:t>%     python3 score_vs_table6.py sweep_raw_iso.csv</w:t>
-      </w:r>
-    </w:p>
-    <w:p>
-      <w:pPr>
-        <w:spacing w:after="0"/>
-      </w:pPr>
-      <w:r>
-        <w:rPr>
-          <w:rFonts w:ascii="Consolas" w:hAnsi="Consolas"/>
-          <w:sz w:val="15"/>
-        </w:rPr>
-        <w:t>%     python3 score_vs_table6.py sweep_filtered_iso.csv   ... etc.</w:t>
-      </w:r>
-    </w:p>
-    <w:p>
-      <w:pPr>
-        <w:spacing w:after="0"/>
-      </w:pPr>
-      <w:r>
-        <w:rPr>
-          <w:rFonts w:ascii="Consolas" w:hAnsi="Consolas"/>
-          <w:sz w:val="15"/>
-        </w:rPr>
-        <w:t>% Keep the config with the smallest QT / total distance-to-paper, then set that</w:t>
-      </w:r>
-    </w:p>
-    <w:p>
-      <w:pPr>
-        <w:spacing w:after="0"/>
-      </w:pPr>
-      <w:r>
-        <w:rPr>
-          <w:rFonts w:ascii="Consolas" w:hAnsi="Consolas"/>
-          <w:sz w:val="15"/>
-        </w:rPr>
-        <w:t>% SIGNAL_VER + APPLY_ISOLINE in run_ecgdeli_medalcare.m and relabel the full set.</w:t>
-      </w:r>
-    </w:p>
-    <w:p>
-      <w:pPr>
-        <w:spacing w:after="0"/>
-      </w:pPr>
-      <w:r>
-        <w:rPr>
-          <w:rFonts w:ascii="Consolas" w:hAnsi="Consolas"/>
-          <w:sz w:val="15"/>
-        </w:rPr>
-        <w:t>%</w:t>
-      </w:r>
-    </w:p>
-    <w:p>
-      <w:pPr>
-        <w:spacing w:after="0"/>
-      </w:pPr>
-      <w:r>
-        <w:rPr>
-          <w:rFonts w:ascii="Consolas" w:hAnsi="Consolas"/>
-          <w:sz w:val="15"/>
-        </w:rPr>
-        <w:t>% Requires ECGdeli on the path (same as the main driver).</w:t>
-      </w:r>
-    </w:p>
-    <w:p>
-      <w:pPr>
-        <w:spacing w:after="0"/>
-      </w:pPr>
-      <w:r>
-        <w:rPr>
-          <w:rFonts w:ascii="Consolas" w:hAnsi="Consolas"/>
-          <w:sz w:val="15"/>
-        </w:rPr>
-      </w:r>
-    </w:p>
-    <w:p>
-      <w:pPr>
-        <w:spacing w:after="0"/>
-      </w:pPr>
-      <w:r>
-        <w:rPr>
-          <w:rFonts w:ascii="Consolas" w:hAnsi="Consolas"/>
-          <w:sz w:val="15"/>
-        </w:rPr>
-        <w:t>clear; clc;</w:t>
-      </w:r>
-    </w:p>
-    <w:p>
-      <w:pPr>
-        <w:spacing w:after="0"/>
-      </w:pPr>
-      <w:r>
-        <w:rPr>
-          <w:rFonts w:ascii="Consolas" w:hAnsi="Consolas"/>
-          <w:sz w:val="15"/>
-        </w:rPr>
-        <w:t>SCRIPT_DIR   = fileparts(mfilename('fullpath'));            % ecgdeli_labelling/scripts</w:t>
-      </w:r>
-    </w:p>
-    <w:p>
-      <w:pPr>
-        <w:spacing w:after="0"/>
-      </w:pPr>
-      <w:r>
-        <w:rPr>
-          <w:rFonts w:ascii="Consolas" w:hAnsi="Consolas"/>
-          <w:sz w:val="15"/>
-        </w:rPr>
-        <w:t>REPO_ROOT    = fileparts(fileparts(SCRIPT_DIR));            % repo root (holds the signal files)</w:t>
-      </w:r>
-    </w:p>
-    <w:p>
-      <w:pPr>
-        <w:spacing w:after="0"/>
-      </w:pPr>
-      <w:r>
-        <w:rPr>
-          <w:rFonts w:ascii="Consolas" w:hAnsi="Consolas"/>
-          <w:sz w:val="15"/>
-        </w:rPr>
-        <w:t>DATASET_ROOT = REPO_ROOT;</w:t>
-      </w:r>
-    </w:p>
-    <w:p>
-      <w:pPr>
-        <w:spacing w:after="0"/>
-      </w:pPr>
-      <w:r>
-        <w:rPr>
-          <w:rFonts w:ascii="Consolas" w:hAnsi="Consolas"/>
-          <w:sz w:val="15"/>
-        </w:rPr>
-        <w:t>ECGDELI_PATH = fullfile(REPO_ROOT,'ECG_TOOL','ECGdeli');</w:t>
-      </w:r>
-    </w:p>
-    <w:p>
-      <w:pPr>
-        <w:spacing w:after="0"/>
-      </w:pPr>
-      <w:r>
-        <w:rPr>
-          <w:rFonts w:ascii="Consolas" w:hAnsi="Consolas"/>
-          <w:sz w:val="15"/>
-        </w:rPr>
-        <w:t>MANIFEST     = fullfile(REPO_ROOT,'ecgdeli_labelling','data','input','medalcare_manifest.csv');</w:t>
-      </w:r>
-    </w:p>
-    <w:p>
-      <w:pPr>
-        <w:spacing w:after="0"/>
-      </w:pPr>
-      <w:r>
-        <w:rPr>
-          <w:rFonts w:ascii="Consolas" w:hAnsi="Consolas"/>
-          <w:sz w:val="15"/>
-        </w:rPr>
-        <w:t>OUTDIR       = fullfile(REPO_ROOT,'ecgdeli_labelling','logs');   % diagnostic sweep_*.csv scratch</w:t>
-      </w:r>
-    </w:p>
-    <w:p>
-      <w:pPr>
-        <w:spacing w:after="0"/>
-      </w:pPr>
-      <w:r>
-        <w:rPr>
-          <w:rFonts w:ascii="Consolas" w:hAnsi="Consolas"/>
-          <w:sz w:val="15"/>
-        </w:rPr>
-        <w:t>NREC = 30;          % sinus records per config (enough for stable per-lead means)</w:t>
-      </w:r>
-    </w:p>
-    <w:p>
-      <w:pPr>
-        <w:spacing w:after="0"/>
-      </w:pPr>
-      <w:r>
-        <w:rPr>
-          <w:rFonts w:ascii="Consolas" w:hAnsi="Consolas"/>
-          <w:sz w:val="15"/>
-        </w:rPr>
-        <w:t>FS   = 500;</w:t>
-      </w:r>
-    </w:p>
-    <w:p>
-      <w:pPr>
-        <w:spacing w:after="0"/>
-      </w:pPr>
-      <w:r>
-        <w:rPr>
-          <w:rFonts w:ascii="Consolas" w:hAnsi="Consolas"/>
-          <w:sz w:val="15"/>
-        </w:rPr>
-      </w:r>
-    </w:p>
-    <w:p>
-      <w:pPr>
-        <w:spacing w:after="0"/>
-      </w:pPr>
-      <w:r>
-        <w:rPr>
-          <w:rFonts w:ascii="Consolas" w:hAnsi="Consolas"/>
-          <w:sz w:val="15"/>
-        </w:rPr>
-        <w:t>addpath(genpath(ECGDELI_PATH));</w:t>
-      </w:r>
-    </w:p>
-    <w:p>
-      <w:pPr>
-        <w:spacing w:after="0"/>
-      </w:pPr>
-      <w:r>
-        <w:rPr>
-          <w:rFonts w:ascii="Consolas" w:hAnsi="Consolas"/>
-          <w:sz w:val="15"/>
-        </w:rPr>
-        <w:t>assert(exist('Annotate_ECG_Multi','file')==2,'ECGdeli not on path.');</w:t>
-      </w:r>
-    </w:p>
-    <w:p>
-      <w:pPr>
-        <w:spacing w:after="0"/>
-      </w:pPr>
-      <w:r>
-        <w:rPr>
-          <w:rFonts w:ascii="Consolas" w:hAnsi="Consolas"/>
-          <w:sz w:val="15"/>
-        </w:rPr>
-      </w:r>
-    </w:p>
-    <w:p>
-      <w:pPr>
-        <w:spacing w:after="0"/>
-      </w:pPr>
-      <w:r>
-        <w:rPr>
-          <w:rFonts w:ascii="Consolas" w:hAnsi="Consolas"/>
-          <w:sz w:val="15"/>
-        </w:rPr>
-        <w:t>T = readtable(MANIFEST,'Delimiter',',','TextType','string');</w:t>
-      </w:r>
-    </w:p>
-    <w:p>
-      <w:pPr>
-        <w:spacing w:after="0"/>
-      </w:pPr>
-      <w:r>
-        <w:rPr>
-          <w:rFonts w:ascii="Consolas" w:hAnsi="Consolas"/>
-          <w:sz w:val="15"/>
-        </w:rPr>
-        <w:t>for vn = string(T.Properties.VariableNames)</w:t>
-      </w:r>
-    </w:p>
-    <w:p>
-      <w:pPr>
-        <w:spacing w:after="0"/>
-      </w:pPr>
-      <w:r>
-        <w:rPr>
-          <w:rFonts w:ascii="Consolas" w:hAnsi="Consolas"/>
-          <w:sz w:val="15"/>
-        </w:rPr>
-        <w:t xml:space="preserve">    if isstring(T.(vn)), T.(vn) = fillmissing(T.(vn),'constant',""); end</w:t>
-      </w:r>
-    </w:p>
-    <w:p>
-      <w:pPr>
-        <w:spacing w:after="0"/>
-      </w:pPr>
-      <w:r>
-        <w:rPr>
-          <w:rFonts w:ascii="Consolas" w:hAnsi="Consolas"/>
-          <w:sz w:val="15"/>
-        </w:rPr>
-        <w:t>end</w:t>
-      </w:r>
-    </w:p>
-    <w:p>
-      <w:pPr>
-        <w:spacing w:after="0"/>
-      </w:pPr>
-      <w:r>
-        <w:rPr>
-          <w:rFonts w:ascii="Consolas" w:hAnsi="Consolas"/>
-          <w:sz w:val="15"/>
-        </w:rPr>
-        <w:t>sin = T(T.disease_class=="sinus",:);</w:t>
-      </w:r>
-    </w:p>
-    <w:p>
-      <w:pPr>
-        <w:spacing w:after="0"/>
-      </w:pPr>
-      <w:r>
-        <w:rPr>
-          <w:rFonts w:ascii="Consolas" w:hAnsi="Consolas"/>
-          <w:sz w:val="15"/>
-        </w:rPr>
-        <w:t>sin = sin(1:min(NREC,height(sin)),:);</w:t>
-      </w:r>
-    </w:p>
-    <w:p>
-      <w:pPr>
-        <w:spacing w:after="0"/>
-      </w:pPr>
-      <w:r>
-        <w:rPr>
-          <w:rFonts w:ascii="Consolas" w:hAnsi="Consolas"/>
-          <w:sz w:val="15"/>
-        </w:rPr>
-        <w:t>LEADS = ["I","II","III","aVR","aVL","aVF","V1","V2","V3","V4","V5","V6"];</w:t>
-      </w:r>
-    </w:p>
-    <w:p>
-      <w:pPr>
-        <w:spacing w:after="0"/>
-      </w:pPr>
-      <w:r>
-        <w:rPr>
-          <w:rFonts w:ascii="Consolas" w:hAnsi="Consolas"/>
-          <w:sz w:val="15"/>
-        </w:rPr>
-      </w:r>
-    </w:p>
-    <w:p>
-      <w:pPr>
-        <w:spacing w:after="0"/>
-      </w:pPr>
-      <w:r>
-        <w:rPr>
-          <w:rFonts w:ascii="Consolas" w:hAnsi="Consolas"/>
-          <w:sz w:val="15"/>
-        </w:rPr>
-        <w:t>% name , signal-version column , apply isoline?</w:t>
-      </w:r>
-    </w:p>
-    <w:p>
-      <w:pPr>
-        <w:spacing w:after="0"/>
-      </w:pPr>
-      <w:r>
-        <w:rPr>
-          <w:rFonts w:ascii="Consolas" w:hAnsi="Consolas"/>
-          <w:sz w:val="15"/>
-        </w:rPr>
-        <w:t>configs = { 'raw_iso',       'path_raw',      true ; ...</w:t>
-      </w:r>
-    </w:p>
-    <w:p>
-      <w:pPr>
-        <w:spacing w:after="0"/>
-      </w:pPr>
-      <w:r>
-        <w:rPr>
-          <w:rFonts w:ascii="Consolas" w:hAnsi="Consolas"/>
-          <w:sz w:val="15"/>
-        </w:rPr>
-        <w:t xml:space="preserve">            'raw_noiso',     'path_raw',      false; ...</w:t>
-      </w:r>
-    </w:p>
-    <w:p>
-      <w:pPr>
-        <w:spacing w:after="0"/>
-      </w:pPr>
-      <w:r>
-        <w:rPr>
-          <w:rFonts w:ascii="Consolas" w:hAnsi="Consolas"/>
-          <w:sz w:val="15"/>
-        </w:rPr>
-        <w:t xml:space="preserve">            'filtered_iso',  'path_filtered', true ; ...</w:t>
-      </w:r>
-    </w:p>
-    <w:p>
-      <w:pPr>
-        <w:spacing w:after="0"/>
-      </w:pPr>
-      <w:r>
-        <w:rPr>
-          <w:rFonts w:ascii="Consolas" w:hAnsi="Consolas"/>
-          <w:sz w:val="15"/>
-        </w:rPr>
-        <w:t xml:space="preserve">            'filtered_noiso','path_filtered', false };</w:t>
-      </w:r>
-    </w:p>
-    <w:p>
-      <w:pPr>
-        <w:spacing w:after="0"/>
-      </w:pPr>
-      <w:r>
-        <w:rPr>
-          <w:rFonts w:ascii="Consolas" w:hAnsi="Consolas"/>
-          <w:sz w:val="15"/>
-        </w:rPr>
-      </w:r>
-    </w:p>
-    <w:p>
-      <w:pPr>
-        <w:spacing w:after="0"/>
-      </w:pPr>
-      <w:r>
-        <w:rPr>
-          <w:rFonts w:ascii="Consolas" w:hAnsi="Consolas"/>
-          <w:sz w:val="15"/>
-        </w:rPr>
-        <w:t>for ci = 1:size(configs,1)</w:t>
-      </w:r>
-    </w:p>
-    <w:p>
-      <w:pPr>
-        <w:spacing w:after="0"/>
-      </w:pPr>
-      <w:r>
-        <w:rPr>
-          <w:rFonts w:ascii="Consolas" w:hAnsi="Consolas"/>
-          <w:sz w:val="15"/>
-        </w:rPr>
-        <w:t xml:space="preserve">    name = configs{ci,1}; vercol = configs{ci,2}; useiso = configs{ci,3};</w:t>
-      </w:r>
-    </w:p>
-    <w:p>
-      <w:pPr>
-        <w:spacing w:after="0"/>
-      </w:pPr>
-      <w:r>
-        <w:rPr>
-          <w:rFonts w:ascii="Consolas" w:hAnsi="Consolas"/>
-          <w:sz w:val="15"/>
-        </w:rPr>
-        <w:t xml:space="preserve">    outcsv = fullfile(OUTDIR, "sweep_"+name+".csv");</w:t>
-      </w:r>
-    </w:p>
-    <w:p>
-      <w:pPr>
-        <w:spacing w:after="0"/>
-      </w:pPr>
-      <w:r>
-        <w:rPr>
-          <w:rFonts w:ascii="Consolas" w:hAnsi="Consolas"/>
-          <w:sz w:val="15"/>
-        </w:rPr>
-        <w:t xml:space="preserve">    fid = fopen(outcsv,'w');</w:t>
-      </w:r>
-    </w:p>
-    <w:p>
-      <w:pPr>
-        <w:spacing w:after="0"/>
-      </w:pPr>
-      <w:r>
-        <w:rPr>
-          <w:rFonts w:ascii="Consolas" w:hAnsi="Consolas"/>
-          <w:sz w:val="15"/>
-        </w:rPr>
-        <w:t xml:space="preserve">    fprintf(fid,['record_id,disease_class,lead,beat_id,p_onset_sample,p_offset_sample,' ...</w:t>
-      </w:r>
-    </w:p>
-    <w:p>
-      <w:pPr>
-        <w:spacing w:after="0"/>
-      </w:pPr>
-      <w:r>
-        <w:rPr>
-          <w:rFonts w:ascii="Consolas" w:hAnsi="Consolas"/>
-          <w:sz w:val="15"/>
-        </w:rPr>
-        <w:t xml:space="preserve">                 'qrs_onset_sample,qrs_offset_sample,t_onset_sample,t_offset_sample,r_peak_sample\n']);</w:t>
-      </w:r>
-    </w:p>
-    <w:p>
-      <w:pPr>
-        <w:spacing w:after="0"/>
-      </w:pPr>
-      <w:r>
-        <w:rPr>
-          <w:rFonts w:ascii="Consolas" w:hAnsi="Consolas"/>
-          <w:sz w:val="15"/>
-        </w:rPr>
-        <w:t xml:space="preserve">    for k = 1:height(sin)</w:t>
-      </w:r>
-    </w:p>
-    <w:p>
-      <w:pPr>
-        <w:spacing w:after="0"/>
-      </w:pPr>
-      <w:r>
-        <w:rPr>
-          <w:rFonts w:ascii="Consolas" w:hAnsi="Consolas"/>
-          <w:sz w:val="15"/>
-        </w:rPr>
-        <w:t xml:space="preserve">        rid = sin.record_id(k);</w:t>
-      </w:r>
-    </w:p>
-    <w:p>
-      <w:pPr>
-        <w:spacing w:after="0"/>
-      </w:pPr>
-      <w:r>
-        <w:rPr>
-          <w:rFonts w:ascii="Consolas" w:hAnsi="Consolas"/>
-          <w:sz w:val="15"/>
-        </w:rPr>
-        <w:t xml:space="preserve">        fp  = fullfile(DATASET_ROOT, sin.(char(vercol))(k));</w:t>
-      </w:r>
-    </w:p>
-    <w:p>
-      <w:pPr>
-        <w:spacing w:after="0"/>
-      </w:pPr>
-      <w:r>
-        <w:rPr>
-          <w:rFonts w:ascii="Consolas" w:hAnsi="Consolas"/>
-          <w:sz w:val="15"/>
-        </w:rPr>
-        <w:t xml:space="preserve">        try</w:t>
-      </w:r>
-    </w:p>
-    <w:p>
-      <w:pPr>
-        <w:spacing w:after="0"/>
-      </w:pPr>
-      <w:r>
-        <w:rPr>
-          <w:rFonts w:ascii="Consolas" w:hAnsi="Consolas"/>
-          <w:sz w:val="15"/>
-        </w:rPr>
-        <w:t xml:space="preserve">            M = readmatrix(fp); if size(M,1)==12, sig = M.'; else, sig = M; end</w:t>
-      </w:r>
-    </w:p>
-    <w:p>
-      <w:pPr>
-        <w:spacing w:after="0"/>
-      </w:pPr>
-      <w:r>
-        <w:rPr>
-          <w:rFonts w:ascii="Consolas" w:hAnsi="Consolas"/>
-          <w:sz w:val="15"/>
-        </w:rPr>
-        <w:t xml:space="preserve">            sig = double(sig);</w:t>
-      </w:r>
-    </w:p>
-    <w:p>
-      <w:pPr>
-        <w:spacing w:after="0"/>
-      </w:pPr>
-      <w:r>
-        <w:rPr>
-          <w:rFonts w:ascii="Consolas" w:hAnsi="Consolas"/>
-          <w:sz w:val="15"/>
-        </w:rPr>
-        <w:t xml:space="preserve">            if useiso, try sig = Isoline_Correction(sig); catch; end; end</w:t>
-      </w:r>
-    </w:p>
-    <w:p>
-      <w:pPr>
-        <w:spacing w:after="0"/>
-      </w:pPr>
-      <w:r>
-        <w:rPr>
-          <w:rFonts w:ascii="Consolas" w:hAnsi="Consolas"/>
-          <w:sz w:val="15"/>
-        </w:rPr>
-        <w:t xml:space="preserve">            [~, FPT_Cell] = Annotate_ECG_Multi(sig, FS, 'PQRST');</w:t>
-      </w:r>
-    </w:p>
-    <w:p>
-      <w:pPr>
-        <w:spacing w:after="0"/>
-      </w:pPr>
-      <w:r>
-        <w:rPr>
-          <w:rFonts w:ascii="Consolas" w:hAnsi="Consolas"/>
-          <w:sz w:val="15"/>
-        </w:rPr>
-        <w:t xml:space="preserve">            if isempty(FPT_Cell), continue; end</w:t>
-      </w:r>
-    </w:p>
-    <w:p>
-      <w:pPr>
-        <w:spacing w:after="0"/>
-      </w:pPr>
-      <w:r>
-        <w:rPr>
-          <w:rFonts w:ascii="Consolas" w:hAnsi="Consolas"/>
-          <w:sz w:val="15"/>
-        </w:rPr>
-        <w:t xml:space="preserve">            for L = 1:numel(LEADS)</w:t>
-      </w:r>
-    </w:p>
-    <w:p>
-      <w:pPr>
-        <w:spacing w:after="0"/>
-      </w:pPr>
-      <w:r>
-        <w:rPr>
-          <w:rFonts w:ascii="Consolas" w:hAnsi="Consolas"/>
-          <w:sz w:val="15"/>
-        </w:rPr>
-        <w:t xml:space="preserve">                f = FPT_Cell{L}; if isempty(f), continue; end</w:t>
-      </w:r>
-    </w:p>
-    <w:p>
-      <w:pPr>
-        <w:spacing w:after="0"/>
-      </w:pPr>
-      <w:r>
-        <w:rPr>
-          <w:rFonts w:ascii="Consolas" w:hAnsi="Consolas"/>
-          <w:sz w:val="15"/>
-        </w:rPr>
-        <w:t xml:space="preserve">                for b = 1:size(f,1)</w:t>
-      </w:r>
-    </w:p>
-    <w:p>
-      <w:pPr>
-        <w:spacing w:after="0"/>
-      </w:pPr>
-      <w:r>
-        <w:rPr>
-          <w:rFonts w:ascii="Consolas" w:hAnsi="Consolas"/>
-          <w:sz w:val="15"/>
-        </w:rPr>
-        <w:t xml:space="preserve">                    g = @(c) col0(f,b,c);</w:t>
-      </w:r>
-    </w:p>
-    <w:p>
-      <w:pPr>
-        <w:spacing w:after="0"/>
-      </w:pPr>
-      <w:r>
-        <w:rPr>
-          <w:rFonts w:ascii="Consolas" w:hAnsi="Consolas"/>
-          <w:sz w:val="15"/>
-        </w:rPr>
-        <w:t xml:space="preserve">                    fprintf(fid,'%s,sinus,%s,%d,%s,%s,%s,%s,%s,%s,%s\n', rid, LEADS(L), b, ...</w:t>
-      </w:r>
-    </w:p>
-    <w:p>
-      <w:pPr>
-        <w:spacing w:after="0"/>
-      </w:pPr>
-      <w:r>
-        <w:rPr>
-          <w:rFonts w:ascii="Consolas" w:hAnsi="Consolas"/>
-          <w:sz w:val="15"/>
-        </w:rPr>
-        <w:t xml:space="preserve">                        g(1),g(3),g(4),g(8),g(10),g(12),g(6));   % Pon,Poff,QRSon,QRSoff,Ton,Toff,R</w:t>
-      </w:r>
-    </w:p>
-    <w:p>
-      <w:pPr>
-        <w:spacing w:after="0"/>
-      </w:pPr>
-      <w:r>
-        <w:rPr>
-          <w:rFonts w:ascii="Consolas" w:hAnsi="Consolas"/>
-          <w:sz w:val="15"/>
-        </w:rPr>
-        <w:t xml:space="preserve">                end</w:t>
-      </w:r>
-    </w:p>
-    <w:p>
-      <w:pPr>
-        <w:spacing w:after="0"/>
-      </w:pPr>
-      <w:r>
-        <w:rPr>
-          <w:rFonts w:ascii="Consolas" w:hAnsi="Consolas"/>
-          <w:sz w:val="15"/>
-        </w:rPr>
-        <w:t xml:space="preserve">            end</w:t>
-      </w:r>
-    </w:p>
-    <w:p>
-      <w:pPr>
-        <w:spacing w:after="0"/>
-      </w:pPr>
-      <w:r>
-        <w:rPr>
-          <w:rFonts w:ascii="Consolas" w:hAnsi="Consolas"/>
-          <w:sz w:val="15"/>
-        </w:rPr>
-        <w:t xml:space="preserve">        catch ME</w:t>
-      </w:r>
-    </w:p>
-    <w:p>
-      <w:pPr>
-        <w:spacing w:after="0"/>
-      </w:pPr>
-      <w:r>
-        <w:rPr>
-          <w:rFonts w:ascii="Consolas" w:hAnsi="Consolas"/>
-          <w:sz w:val="15"/>
-        </w:rPr>
-        <w:t xml:space="preserve">            fprintf('  %s (%s): %s\n', rid, name, ME.message);</w:t>
-      </w:r>
-    </w:p>
-    <w:p>
-      <w:pPr>
-        <w:spacing w:after="0"/>
-      </w:pPr>
-      <w:r>
-        <w:rPr>
-          <w:rFonts w:ascii="Consolas" w:hAnsi="Consolas"/>
-          <w:sz w:val="15"/>
-        </w:rPr>
-        <w:t xml:space="preserve">        end</w:t>
-      </w:r>
-    </w:p>
-    <w:p>
-      <w:pPr>
-        <w:spacing w:after="0"/>
-      </w:pPr>
-      <w:r>
-        <w:rPr>
-          <w:rFonts w:ascii="Consolas" w:hAnsi="Consolas"/>
-          <w:sz w:val="15"/>
-        </w:rPr>
-        <w:t xml:space="preserve">    end</w:t>
-      </w:r>
-    </w:p>
-    <w:p>
-      <w:pPr>
-        <w:spacing w:after="0"/>
-      </w:pPr>
-      <w:r>
-        <w:rPr>
-          <w:rFonts w:ascii="Consolas" w:hAnsi="Consolas"/>
-          <w:sz w:val="15"/>
-        </w:rPr>
-        <w:t xml:space="preserve">    fclose(fid);</w:t>
-      </w:r>
-    </w:p>
-    <w:p>
-      <w:pPr>
-        <w:spacing w:after="0"/>
-      </w:pPr>
-      <w:r>
-        <w:rPr>
-          <w:rFonts w:ascii="Consolas" w:hAnsi="Consolas"/>
-          <w:sz w:val="15"/>
-        </w:rPr>
-        <w:t xml:space="preserve">    fprintf('wrote %s\n', outcsv);</w:t>
-      </w:r>
-    </w:p>
-    <w:p>
-      <w:pPr>
-        <w:spacing w:after="0"/>
-      </w:pPr>
-      <w:r>
-        <w:rPr>
-          <w:rFonts w:ascii="Consolas" w:hAnsi="Consolas"/>
-          <w:sz w:val="15"/>
-        </w:rPr>
-        <w:t>end</w:t>
-      </w:r>
-    </w:p>
-    <w:p>
-      <w:pPr>
-        <w:spacing w:after="0"/>
-      </w:pPr>
-      <w:r>
-        <w:rPr>
-          <w:rFonts w:ascii="Consolas" w:hAnsi="Consolas"/>
-          <w:sz w:val="15"/>
-        </w:rPr>
-        <w:t>fprintf(['\nScore each config:\n' ...</w:t>
-      </w:r>
-    </w:p>
-    <w:p>
-      <w:pPr>
-        <w:spacing w:after="0"/>
-      </w:pPr>
-      <w:r>
-        <w:rPr>
-          <w:rFonts w:ascii="Consolas" w:hAnsi="Consolas"/>
-          <w:sz w:val="15"/>
-        </w:rPr>
-        <w:t xml:space="preserve">         '  python3 score_vs_table6.py sweep_raw_iso.csv\n' ...</w:t>
-      </w:r>
-    </w:p>
-    <w:p>
-      <w:pPr>
-        <w:spacing w:after="0"/>
-      </w:pPr>
-      <w:r>
-        <w:rPr>
-          <w:rFonts w:ascii="Consolas" w:hAnsi="Consolas"/>
-          <w:sz w:val="15"/>
-        </w:rPr>
-        <w:t xml:space="preserve">         '  python3 score_vs_table6.py sweep_raw_noiso.csv\n' ...</w:t>
-      </w:r>
-    </w:p>
-    <w:p>
-      <w:pPr>
-        <w:spacing w:after="0"/>
-      </w:pPr>
-      <w:r>
-        <w:rPr>
-          <w:rFonts w:ascii="Consolas" w:hAnsi="Consolas"/>
-          <w:sz w:val="15"/>
-        </w:rPr>
-        <w:t xml:space="preserve">         '  python3 score_vs_table6.py sweep_filtered_iso.csv\n' ...</w:t>
-      </w:r>
-    </w:p>
-    <w:p>
-      <w:pPr>
-        <w:spacing w:after="0"/>
-      </w:pPr>
-      <w:r>
-        <w:rPr>
-          <w:rFonts w:ascii="Consolas" w:hAnsi="Consolas"/>
-          <w:sz w:val="15"/>
-        </w:rPr>
-        <w:t xml:space="preserve">         '  python3 score_vs_table6.py sweep_filtered_noiso.csv\n' ...</w:t>
-      </w:r>
-    </w:p>
-    <w:p>
-      <w:pPr>
-        <w:spacing w:after="0"/>
-      </w:pPr>
-      <w:r>
-        <w:rPr>
-          <w:rFonts w:ascii="Consolas" w:hAnsi="Consolas"/>
-          <w:sz w:val="15"/>
-        </w:rPr>
-        <w:t xml:space="preserve">         'Pick the smallest QT / total distance, then set SIGNAL_VER + APPLY_ISOLINE\n' ...</w:t>
-      </w:r>
-    </w:p>
-    <w:p>
-      <w:pPr>
-        <w:spacing w:after="0"/>
-      </w:pPr>
-      <w:r>
-        <w:rPr>
-          <w:rFonts w:ascii="Consolas" w:hAnsi="Consolas"/>
-          <w:sz w:val="15"/>
-        </w:rPr>
-        <w:t xml:space="preserve">         'in run_ecgdeli_medalcare.m to match and relabel the full dataset.\n']);</w:t>
-      </w:r>
-    </w:p>
-    <w:p>
-      <w:pPr>
-        <w:spacing w:after="0"/>
-      </w:pPr>
-      <w:r>
-        <w:rPr>
-          <w:rFonts w:ascii="Consolas" w:hAnsi="Consolas"/>
-          <w:sz w:val="15"/>
-        </w:rPr>
-      </w:r>
-    </w:p>
-    <w:p>
-      <w:pPr>
-        <w:spacing w:after="0"/>
-      </w:pPr>
-      <w:r>
-        <w:rPr>
-          <w:rFonts w:ascii="Consolas" w:hAnsi="Consolas"/>
-          <w:sz w:val="15"/>
-        </w:rPr>
-        <w:t>function s = col0(f,b,c)   % FPT value -&gt; 0-based string, "" if missing</w:t>
-      </w:r>
-    </w:p>
-    <w:p>
-      <w:pPr>
-        <w:spacing w:after="0"/>
-      </w:pPr>
-      <w:r>
-        <w:rPr>
-          <w:rFonts w:ascii="Consolas" w:hAnsi="Consolas"/>
-          <w:sz w:val="15"/>
-        </w:rPr>
-        <w:t xml:space="preserve">    if c &gt; size(f,2), s = ""; return; end</w:t>
-      </w:r>
-    </w:p>
-    <w:p>
-      <w:pPr>
-        <w:spacing w:after="0"/>
-      </w:pPr>
-      <w:r>
-        <w:rPr>
-          <w:rFonts w:ascii="Consolas" w:hAnsi="Consolas"/>
-          <w:sz w:val="15"/>
-        </w:rPr>
-        <w:t xml:space="preserve">    x = f(b,c);</w:t>
-      </w:r>
-    </w:p>
-    <w:p>
-      <w:pPr>
-        <w:spacing w:after="0"/>
-      </w:pPr>
-      <w:r>
-        <w:rPr>
-          <w:rFonts w:ascii="Consolas" w:hAnsi="Consolas"/>
-          <w:sz w:val="15"/>
-        </w:rPr>
-        <w:t xml:space="preserve">    if isnan(x) || x &lt;= 0, s = ""; else, s = string(round(x-1)); end</w:t>
-      </w:r>
-    </w:p>
-    <w:p>
-      <w:pPr>
-        <w:spacing w:after="0"/>
-      </w:pPr>
-      <w:r>
-        <w:rPr>
-          <w:rFonts w:ascii="Consolas" w:hAnsi="Consolas"/>
-          <w:sz w:val="15"/>
-        </w:rPr>
-        <w:t>end</w:t>
-      </w:r>
-    </w:p>
-    <w:p>
-      <w:pPr>
-        <w:spacing w:after="0"/>
-      </w:pPr>
-      <w:r>
-        <w:rPr>
-          <w:rFonts w:ascii="Consolas" w:hAnsi="Consolas"/>
-          <w:sz w:val="15"/>
-        </w:rPr>
-      </w:r>
-    </w:p>
-    <w:p>
-      <w:pPr>
-        <w:spacing w:after="0"/>
-      </w:pPr>
-      <w:r>
-        <w:rPr>
-          <w:rFonts w:ascii="Consolas" w:hAnsi="Consolas"/>
-          <w:sz w:val="15"/>
-        </w:rPr>
-      </w:r>
-    </w:p>
-    <w:p>
-      <w:pPr>
-        <w:spacing w:after="0"/>
-      </w:pPr>
-      <w:r>
-        <w:rPr>
-          <w:rFonts w:ascii="Consolas" w:hAnsi="Consolas"/>
-          <w:sz w:val="15"/>
-        </w:rPr>
-        <w:t>#!/usr/bin/env python3</w:t>
-      </w:r>
-    </w:p>
-    <w:p>
-      <w:pPr>
-        <w:spacing w:after="0"/>
-      </w:pPr>
-      <w:r>
-        <w:rPr>
-          <w:rFonts w:ascii="Consolas" w:hAnsi="Consolas"/>
-          <w:sz w:val="15"/>
-        </w:rPr>
-        <w:t>"""</w:t>
-      </w:r>
-    </w:p>
-    <w:p>
-      <w:pPr>
-        <w:spacing w:after="0"/>
-      </w:pPr>
-      <w:r>
-        <w:rPr>
-          <w:rFonts w:ascii="Consolas" w:hAnsi="Consolas"/>
-          <w:sz w:val="15"/>
-        </w:rPr>
-        <w:t>score_vs_table6.py  -  Score any ECGdeli fiducials file against the paper's Table 6.</w:t>
-      </w:r>
-    </w:p>
-    <w:p>
-      <w:pPr>
-        <w:spacing w:after="0"/>
-      </w:pPr>
-      <w:r>
-        <w:rPr>
-          <w:rFonts w:ascii="Consolas" w:hAnsi="Consolas"/>
-          <w:sz w:val="15"/>
-        </w:rPr>
-      </w:r>
-    </w:p>
-    <w:p>
-      <w:pPr>
-        <w:spacing w:after="0"/>
-      </w:pPr>
-      <w:r>
-        <w:rPr>
-          <w:rFonts w:ascii="Consolas" w:hAnsi="Consolas"/>
-          <w:sz w:val="15"/>
-        </w:rPr>
-        <w:t>Extracts the six healthy-cohort timing biomarkers (and, if signals are given, the</w:t>
-      </w:r>
-    </w:p>
-    <w:p>
-      <w:pPr>
-        <w:spacing w:after="0"/>
-      </w:pPr>
-      <w:r>
-        <w:rPr>
-          <w:rFonts w:ascii="Consolas" w:hAnsi="Consolas"/>
-          <w:sz w:val="15"/>
-        </w:rPr>
-        <w:t>five amplitudes) per lead from a fiducials CSV, compares the per-lead means to the</w:t>
-      </w:r>
-    </w:p>
-    <w:p>
-      <w:pPr>
-        <w:spacing w:after="0"/>
-      </w:pPr>
-      <w:r>
-        <w:rPr>
-          <w:rFonts w:ascii="Consolas" w:hAnsi="Consolas"/>
-          <w:sz w:val="15"/>
-        </w:rPr>
-        <w:t>Table 6 'sim' column, and prints a single distance-to-paper score. Run it on the</w:t>
-      </w:r>
-    </w:p>
-    <w:p>
-      <w:pPr>
-        <w:spacing w:after="0"/>
-      </w:pPr>
-      <w:r>
-        <w:rPr>
-          <w:rFonts w:ascii="Consolas" w:hAnsi="Consolas"/>
-          <w:sz w:val="15"/>
-        </w:rPr>
-        <w:t>output of each ECGdeli preprocessing config (see ecgdeli_config_sweep.m) and keep</w:t>
-      </w:r>
-    </w:p>
-    <w:p>
-      <w:pPr>
-        <w:spacing w:after="0"/>
-      </w:pPr>
-      <w:r>
-        <w:rPr>
-          <w:rFonts w:ascii="Consolas" w:hAnsi="Consolas"/>
-          <w:sz w:val="15"/>
-        </w:rPr>
-        <w:t>the config with the smallest score.</w:t>
-      </w:r>
-    </w:p>
-    <w:p>
-      <w:pPr>
-        <w:spacing w:after="0"/>
-      </w:pPr>
-      <w:r>
-        <w:rPr>
-          <w:rFonts w:ascii="Consolas" w:hAnsi="Consolas"/>
-          <w:sz w:val="15"/>
-        </w:rPr>
-      </w:r>
-    </w:p>
-    <w:p>
-      <w:pPr>
-        <w:spacing w:after="0"/>
-      </w:pPr>
-      <w:r>
-        <w:rPr>
-          <w:rFonts w:ascii="Consolas" w:hAnsi="Consolas"/>
-          <w:sz w:val="15"/>
-        </w:rPr>
-        <w:t>Usage:</w:t>
-      </w:r>
-    </w:p>
-    <w:p>
-      <w:pPr>
-        <w:spacing w:after="0"/>
-      </w:pPr>
-      <w:r>
-        <w:rPr>
-          <w:rFonts w:ascii="Consolas" w:hAnsi="Consolas"/>
-          <w:sz w:val="15"/>
-        </w:rPr>
-        <w:t xml:space="preserve">    python3 score_vs_table6.py FIDUCIALS.csv [--class sinus] [--signals /path/to/MedalCareXL Data]</w:t>
-      </w:r>
-    </w:p>
-    <w:p>
-      <w:pPr>
-        <w:spacing w:after="0"/>
-      </w:pPr>
-      <w:r>
-        <w:rPr>
-          <w:rFonts w:ascii="Consolas" w:hAnsi="Consolas"/>
-          <w:sz w:val="15"/>
-        </w:rPr>
-        <w:t>"""</w:t>
-      </w:r>
-    </w:p>
-    <w:p>
-      <w:pPr>
-        <w:spacing w:after="0"/>
-      </w:pPr>
-      <w:r>
-        <w:rPr>
-          <w:rFonts w:ascii="Consolas" w:hAnsi="Consolas"/>
-          <w:sz w:val="15"/>
-        </w:rPr>
-        <w:t>import csv, sys, argparse, os</w:t>
-      </w:r>
-    </w:p>
-    <w:p>
-      <w:pPr>
-        <w:spacing w:after="0"/>
-      </w:pPr>
-      <w:r>
-        <w:rPr>
-          <w:rFonts w:ascii="Consolas" w:hAnsi="Consolas"/>
-          <w:sz w:val="15"/>
-        </w:rPr>
-        <w:t>import numpy as np</w:t>
-      </w:r>
-    </w:p>
-    <w:p>
-      <w:pPr>
-        <w:spacing w:after="0"/>
-      </w:pPr>
-      <w:r>
-        <w:rPr>
-          <w:rFonts w:ascii="Consolas" w:hAnsi="Consolas"/>
-          <w:sz w:val="15"/>
-        </w:rPr>
-        <w:t>from collections import defaultdict</w:t>
-      </w:r>
-    </w:p>
-    <w:p>
-      <w:pPr>
-        <w:spacing w:after="0"/>
-      </w:pPr>
-      <w:r>
-        <w:rPr>
-          <w:rFonts w:ascii="Consolas" w:hAnsi="Consolas"/>
-          <w:sz w:val="15"/>
-        </w:rPr>
-      </w:r>
-    </w:p>
-    <w:p>
-      <w:pPr>
-        <w:spacing w:after="0"/>
-      </w:pPr>
-      <w:r>
-        <w:rPr>
-          <w:rFonts w:ascii="Consolas" w:hAnsi="Consolas"/>
-          <w:sz w:val="15"/>
-        </w:rPr>
-        <w:t># Table 6 'sim' (healthy) means per lead</w:t>
-      </w:r>
-    </w:p>
-    <w:p>
-      <w:pPr>
-        <w:spacing w:after="0"/>
-      </w:pPr>
-      <w:r>
-        <w:rPr>
-          <w:rFonts w:ascii="Consolas" w:hAnsi="Consolas"/>
-          <w:sz w:val="15"/>
-        </w:rPr>
-        <w:t>T6_TIMING = {  # [Pdur,QRSdur,Tdur,PQint,QTint,RRint]</w:t>
-      </w:r>
-    </w:p>
-    <w:p>
-      <w:pPr>
-        <w:spacing w:after="0"/>
-      </w:pPr>
-      <w:r>
-        <w:rPr>
-          <w:rFonts w:ascii="Consolas" w:hAnsi="Consolas"/>
-          <w:sz w:val="15"/>
-        </w:rPr>
-        <w:t xml:space="preserve"> "I":[124.06,131.31,178.12,128.07,310.54,758.15],"II":[128.09,126.10,182.33,127.18,317.08,758.02],</w:t>
-      </w:r>
-    </w:p>
-    <w:p>
-      <w:pPr>
-        <w:spacing w:after="0"/>
-      </w:pPr>
-      <w:r>
-        <w:rPr>
-          <w:rFonts w:ascii="Consolas" w:hAnsi="Consolas"/>
-          <w:sz w:val="15"/>
-        </w:rPr>
-        <w:t xml:space="preserve"> "III":[164.52,126.80,183.16,171.88,306.94,757.99],"aVR":[127.42,128.81,179.38,126.19,318.73,757.97],</w:t>
-      </w:r>
-    </w:p>
-    <w:p>
-      <w:pPr>
-        <w:spacing w:after="0"/>
-      </w:pPr>
-      <w:r>
-        <w:rPr>
-          <w:rFonts w:ascii="Consolas" w:hAnsi="Consolas"/>
-          <w:sz w:val="15"/>
-        </w:rPr>
-        <w:t xml:space="preserve"> "aVL":[154.50,128.62,182.76,169.37,299.19,758.08],"aVF":[141.00,125.02,184.05,142.60,310.43,758.06],</w:t>
-      </w:r>
-    </w:p>
-    <w:p>
-      <w:pPr>
-        <w:spacing w:after="0"/>
-      </w:pPr>
-      <w:r>
-        <w:rPr>
-          <w:rFonts w:ascii="Consolas" w:hAnsi="Consolas"/>
-          <w:sz w:val="15"/>
-        </w:rPr>
-        <w:t xml:space="preserve"> "V1":[140.78,129.05,180.72,160.57,303.89,758.06],"V2":[155.93,136.12,176.15,181.65,287.71,757.90],</w:t>
-      </w:r>
-    </w:p>
-    <w:p>
-      <w:pPr>
-        <w:spacing w:after="0"/>
-      </w:pPr>
-      <w:r>
-        <w:rPr>
-          <w:rFonts w:ascii="Consolas" w:hAnsi="Consolas"/>
-          <w:sz w:val="15"/>
-        </w:rPr>
-        <w:t xml:space="preserve"> "V3":[154.23,132.80,179.01,174.20,285.50,758.01],"V4":[140.60,127.32,180.05,148.55,290.09,758.03],</w:t>
-      </w:r>
-    </w:p>
-    <w:p>
-      <w:pPr>
-        <w:spacing w:after="0"/>
-      </w:pPr>
-      <w:r>
-        <w:rPr>
-          <w:rFonts w:ascii="Consolas" w:hAnsi="Consolas"/>
-          <w:sz w:val="15"/>
-        </w:rPr>
-        <w:t xml:space="preserve"> "V5":[128.69,123.89,177.39,126.73,310.74,758.12],"V6":[123.44,126.55,174.63,118.63,320.51,758.06]}</w:t>
-      </w:r>
-    </w:p>
-    <w:p>
-      <w:pPr>
-        <w:spacing w:after="0"/>
-      </w:pPr>
-      <w:r>
-        <w:rPr>
-          <w:rFonts w:ascii="Consolas" w:hAnsi="Consolas"/>
-          <w:sz w:val="15"/>
-        </w:rPr>
-        <w:t>TFEAT=["Pdur","QRSdur","Tdur","PQint","QTint","RRint"]</w:t>
-      </w:r>
-    </w:p>
-    <w:p>
-      <w:pPr>
-        <w:spacing w:after="0"/>
-      </w:pPr>
-      <w:r>
-        <w:rPr>
-          <w:rFonts w:ascii="Consolas" w:hAnsi="Consolas"/>
-          <w:sz w:val="15"/>
-        </w:rPr>
-        <w:t>LEADS=list(T6_TIMING)</w:t>
-      </w:r>
-    </w:p>
-    <w:p>
-      <w:pPr>
-        <w:spacing w:after="0"/>
-      </w:pPr>
-      <w:r>
-        <w:rPr>
-          <w:rFonts w:ascii="Consolas" w:hAnsi="Consolas"/>
-          <w:sz w:val="15"/>
-        </w:rPr>
-      </w:r>
-    </w:p>
-    <w:p>
-      <w:pPr>
-        <w:spacing w:after="0"/>
-      </w:pPr>
-      <w:r>
-        <w:rPr>
-          <w:rFonts w:ascii="Consolas" w:hAnsi="Consolas"/>
-          <w:sz w:val="15"/>
-        </w:rPr>
-        <w:t>ap=argparse.ArgumentParser()</w:t>
-      </w:r>
-    </w:p>
-    <w:p>
-      <w:pPr>
-        <w:spacing w:after="0"/>
-      </w:pPr>
-      <w:r>
-        <w:rPr>
-          <w:rFonts w:ascii="Consolas" w:hAnsi="Consolas"/>
-          <w:sz w:val="15"/>
-        </w:rPr>
-        <w:t>ap.add_argument("fiducials"); ap.add_argument("--klass",default="sinus")</w:t>
-      </w:r>
-    </w:p>
-    <w:p>
-      <w:pPr>
-        <w:spacing w:after="0"/>
-      </w:pPr>
-      <w:r>
-        <w:rPr>
-          <w:rFonts w:ascii="Consolas" w:hAnsi="Consolas"/>
-          <w:sz w:val="15"/>
-        </w:rPr>
-        <w:t>ap.add_argument("--signals",default=None,help="dataset root (enables amplitude scoring)")</w:t>
-      </w:r>
-    </w:p>
-    <w:p>
-      <w:pPr>
-        <w:spacing w:after="0"/>
-      </w:pPr>
-      <w:r>
-        <w:rPr>
-          <w:rFonts w:ascii="Consolas" w:hAnsi="Consolas"/>
-          <w:sz w:val="15"/>
-        </w:rPr>
-        <w:t>ap.add_argument("--manifest",default="ecgdeli_labelling/data/input/medalcare_manifest.csv")</w:t>
-      </w:r>
-    </w:p>
-    <w:p>
-      <w:pPr>
-        <w:spacing w:after="0"/>
-      </w:pPr>
-      <w:r>
-        <w:rPr>
-          <w:rFonts w:ascii="Consolas" w:hAnsi="Consolas"/>
-          <w:sz w:val="15"/>
-        </w:rPr>
-        <w:t>a=ap.parse_args()</w:t>
-      </w:r>
-    </w:p>
-    <w:p>
-      <w:pPr>
-        <w:spacing w:after="0"/>
-      </w:pPr>
-      <w:r>
-        <w:rPr>
-          <w:rFonts w:ascii="Consolas" w:hAnsi="Consolas"/>
-          <w:sz w:val="15"/>
-        </w:rPr>
-      </w:r>
-    </w:p>
-    <w:p>
-      <w:pPr>
-        <w:spacing w:after="0"/>
-      </w:pPr>
-      <w:r>
-        <w:rPr>
-          <w:rFonts w:ascii="Consolas" w:hAnsi="Consolas"/>
-          <w:sz w:val="15"/>
-        </w:rPr>
-        <w:t>def gi(v): return int(v) if v not in ("","None") else None</w:t>
-      </w:r>
-    </w:p>
-    <w:p>
-      <w:pPr>
-        <w:spacing w:after="0"/>
-      </w:pPr>
-      <w:r>
-        <w:rPr>
-          <w:rFonts w:ascii="Consolas" w:hAnsi="Consolas"/>
-          <w:sz w:val="15"/>
-        </w:rPr>
-        <w:t>data=defaultdict(list)</w:t>
-      </w:r>
-    </w:p>
-    <w:p>
-      <w:pPr>
-        <w:spacing w:after="0"/>
-      </w:pPr>
-      <w:r>
-        <w:rPr>
-          <w:rFonts w:ascii="Consolas" w:hAnsi="Consolas"/>
-          <w:sz w:val="15"/>
-        </w:rPr>
-        <w:t>hdr=None</w:t>
-      </w:r>
-    </w:p>
-    <w:p>
-      <w:pPr>
-        <w:spacing w:after="0"/>
-      </w:pPr>
-      <w:r>
-        <w:rPr>
-          <w:rFonts w:ascii="Consolas" w:hAnsi="Consolas"/>
-          <w:sz w:val="15"/>
-        </w:rPr>
-        <w:t>for i,r in enumerate(csv.DictReader(open(a.fiducials))):</w:t>
-      </w:r>
-    </w:p>
-    <w:p>
-      <w:pPr>
-        <w:spacing w:after="0"/>
-      </w:pPr>
-      <w:r>
-        <w:rPr>
-          <w:rFonts w:ascii="Consolas" w:hAnsi="Consolas"/>
-          <w:sz w:val="15"/>
-        </w:rPr>
-        <w:t xml:space="preserve">    if r.get("disease_class")!=a.klass: continue</w:t>
-      </w:r>
-    </w:p>
-    <w:p>
-      <w:pPr>
-        <w:spacing w:after="0"/>
-      </w:pPr>
-      <w:r>
-        <w:rPr>
-          <w:rFonts w:ascii="Consolas" w:hAnsi="Consolas"/>
-          <w:sz w:val="15"/>
-        </w:rPr>
-        <w:t xml:space="preserve">    g=lambda k:gi(r.get(k+"_sample",""))</w:t>
-      </w:r>
-    </w:p>
-    <w:p>
-      <w:pPr>
-        <w:spacing w:after="0"/>
-      </w:pPr>
-      <w:r>
-        <w:rPr>
-          <w:rFonts w:ascii="Consolas" w:hAnsi="Consolas"/>
-          <w:sz w:val="15"/>
-        </w:rPr>
-        <w:t xml:space="preserve">    data[(r["record_id"],r["lead"])].append((int(r["beat_id"]),g("p_onset"),g("p_offset"),</w:t>
-      </w:r>
-    </w:p>
-    <w:p>
-      <w:pPr>
-        <w:spacing w:after="0"/>
-      </w:pPr>
-      <w:r>
-        <w:rPr>
-          <w:rFonts w:ascii="Consolas" w:hAnsi="Consolas"/>
-          <w:sz w:val="15"/>
-        </w:rPr>
-        <w:t xml:space="preserve">        g("qrs_onset"),g("qrs_offset"),g("t_onset"),g("t_offset"),g("r_peak")))</w:t>
-      </w:r>
-    </w:p>
-    <w:p>
-      <w:pPr>
-        <w:spacing w:after="0"/>
-      </w:pPr>
-      <w:r>
-        <w:rPr>
-          <w:rFonts w:ascii="Consolas" w:hAnsi="Consolas"/>
-          <w:sz w:val="15"/>
-        </w:rPr>
-        <w:t>ms=2.0</w:t>
-      </w:r>
-    </w:p>
-    <w:p>
-      <w:pPr>
-        <w:spacing w:after="0"/>
-      </w:pPr>
-      <w:r>
-        <w:rPr>
-          <w:rFonts w:ascii="Consolas" w:hAnsi="Consolas"/>
-          <w:sz w:val="15"/>
-        </w:rPr>
-        <w:t>ours={ld:{f:[] for f in TFEAT} for ld in LEADS}</w:t>
-      </w:r>
-    </w:p>
-    <w:p>
-      <w:pPr>
-        <w:spacing w:after="0"/>
-      </w:pPr>
-      <w:r>
-        <w:rPr>
-          <w:rFonts w:ascii="Consolas" w:hAnsi="Consolas"/>
-          <w:sz w:val="15"/>
-        </w:rPr>
-        <w:t>for (rid,ld),bl in data.items():</w:t>
-      </w:r>
-    </w:p>
-    <w:p>
-      <w:pPr>
-        <w:spacing w:after="0"/>
-      </w:pPr>
-      <w:r>
-        <w:rPr>
-          <w:rFonts w:ascii="Consolas" w:hAnsi="Consolas"/>
-          <w:sz w:val="15"/>
-        </w:rPr>
-        <w:t xml:space="preserve">    if ld not in LEADS: continue</w:t>
-      </w:r>
-    </w:p>
-    <w:p>
-      <w:pPr>
-        <w:spacing w:after="0"/>
-      </w:pPr>
-      <w:r>
-        <w:rPr>
-          <w:rFonts w:ascii="Consolas" w:hAnsi="Consolas"/>
-          <w:sz w:val="15"/>
-        </w:rPr>
-        <w:t xml:space="preserve">    bl.sort(); Rs=[b[7] for b in bl if b[7] is not None]</w:t>
-      </w:r>
-    </w:p>
-    <w:p>
-      <w:pPr>
-        <w:spacing w:after="0"/>
-      </w:pPr>
-      <w:r>
-        <w:rPr>
-          <w:rFonts w:ascii="Consolas" w:hAnsi="Consolas"/>
-          <w:sz w:val="15"/>
-        </w:rPr>
-        <w:t xml:space="preserve">    for i in range(1,len(Rs)): ours[ld]["RRint"].append((Rs[i]-Rs[i-1])*ms)</w:t>
-      </w:r>
-    </w:p>
-    <w:p>
-      <w:pPr>
-        <w:spacing w:after="0"/>
-      </w:pPr>
-      <w:r>
-        <w:rPr>
-          <w:rFonts w:ascii="Consolas" w:hAnsi="Consolas"/>
-          <w:sz w:val="15"/>
-        </w:rPr>
-        <w:t xml:space="preserve">    for (_,pon,poff,qon,qoff,ton,toff,rp) in bl:</w:t>
-      </w:r>
-    </w:p>
-    <w:p>
-      <w:pPr>
-        <w:spacing w:after="0"/>
-      </w:pPr>
-      <w:r>
-        <w:rPr>
-          <w:rFonts w:ascii="Consolas" w:hAnsi="Consolas"/>
-          <w:sz w:val="15"/>
-        </w:rPr>
-        <w:t xml:space="preserve">        if pon and poff: ours[ld]["Pdur"].append((poff-pon)*ms)</w:t>
-      </w:r>
-    </w:p>
-    <w:p>
-      <w:pPr>
-        <w:spacing w:after="0"/>
-      </w:pPr>
-      <w:r>
-        <w:rPr>
-          <w:rFonts w:ascii="Consolas" w:hAnsi="Consolas"/>
-          <w:sz w:val="15"/>
-        </w:rPr>
-        <w:t xml:space="preserve">        if qon and qoff: ours[ld]["QRSdur"].append((qoff-qon)*ms)</w:t>
-      </w:r>
-    </w:p>
-    <w:p>
-      <w:pPr>
-        <w:spacing w:after="0"/>
-      </w:pPr>
-      <w:r>
-        <w:rPr>
-          <w:rFonts w:ascii="Consolas" w:hAnsi="Consolas"/>
-          <w:sz w:val="15"/>
-        </w:rPr>
-        <w:t xml:space="preserve">        if ton and toff: ours[ld]["Tdur"].append((toff-ton)*ms)</w:t>
-      </w:r>
-    </w:p>
-    <w:p>
-      <w:pPr>
-        <w:spacing w:after="0"/>
-      </w:pPr>
-      <w:r>
-        <w:rPr>
-          <w:rFonts w:ascii="Consolas" w:hAnsi="Consolas"/>
-          <w:sz w:val="15"/>
-        </w:rPr>
-        <w:t xml:space="preserve">        if pon and qon: ours[ld]["PQint"].append((qon-pon)*ms)</w:t>
-      </w:r>
-    </w:p>
-    <w:p>
-      <w:pPr>
-        <w:spacing w:after="0"/>
-      </w:pPr>
-      <w:r>
-        <w:rPr>
-          <w:rFonts w:ascii="Consolas" w:hAnsi="Consolas"/>
-          <w:sz w:val="15"/>
-        </w:rPr>
-        <w:t xml:space="preserve">        if qon and toff: ours[ld]["QTint"].append((toff-qon)*ms)</w:t>
-      </w:r>
-    </w:p>
-    <w:p>
-      <w:pPr>
-        <w:spacing w:after="0"/>
-      </w:pPr>
-      <w:r>
-        <w:rPr>
-          <w:rFonts w:ascii="Consolas" w:hAnsi="Consolas"/>
-          <w:sz w:val="15"/>
-        </w:rPr>
-      </w:r>
-    </w:p>
-    <w:p>
-      <w:pPr>
-        <w:spacing w:after="0"/>
-      </w:pPr>
-      <w:r>
-        <w:rPr>
-          <w:rFonts w:ascii="Consolas" w:hAnsi="Consolas"/>
-          <w:sz w:val="15"/>
-        </w:rPr>
-        <w:t>print(f"scoring {a.fiducials}  (class={a.klass})\n")</w:t>
-      </w:r>
-    </w:p>
-    <w:p>
-      <w:pPr>
-        <w:spacing w:after="0"/>
-      </w:pPr>
-      <w:r>
-        <w:rPr>
-          <w:rFonts w:ascii="Consolas" w:hAnsi="Consolas"/>
-          <w:sz w:val="15"/>
-        </w:rPr>
-        <w:t>print(f"{'feature':8s} {'mean|Δ| (ms)':&gt;14s}")</w:t>
-      </w:r>
-    </w:p>
-    <w:p>
-      <w:pPr>
-        <w:spacing w:after="0"/>
-      </w:pPr>
-      <w:r>
-        <w:rPr>
-          <w:rFonts w:ascii="Consolas" w:hAnsi="Consolas"/>
-          <w:sz w:val="15"/>
-        </w:rPr>
-        <w:t>total=0; nfeat=0</w:t>
-      </w:r>
-    </w:p>
-    <w:p>
-      <w:pPr>
-        <w:spacing w:after="0"/>
-      </w:pPr>
-      <w:r>
-        <w:rPr>
-          <w:rFonts w:ascii="Consolas" w:hAnsi="Consolas"/>
-          <w:sz w:val="15"/>
-        </w:rPr>
-        <w:t>for j,f in enumerate(TFEAT):</w:t>
-      </w:r>
-    </w:p>
-    <w:p>
-      <w:pPr>
-        <w:spacing w:after="0"/>
-      </w:pPr>
-      <w:r>
-        <w:rPr>
-          <w:rFonts w:ascii="Consolas" w:hAnsi="Consolas"/>
-          <w:sz w:val="15"/>
-        </w:rPr>
-        <w:t xml:space="preserve">    ds=[]</w:t>
-      </w:r>
-    </w:p>
-    <w:p>
-      <w:pPr>
-        <w:spacing w:after="0"/>
-      </w:pPr>
-      <w:r>
-        <w:rPr>
-          <w:rFonts w:ascii="Consolas" w:hAnsi="Consolas"/>
-          <w:sz w:val="15"/>
-        </w:rPr>
-        <w:t xml:space="preserve">    for ld in LEADS:</w:t>
-      </w:r>
-    </w:p>
-    <w:p>
-      <w:pPr>
-        <w:spacing w:after="0"/>
-      </w:pPr>
-      <w:r>
-        <w:rPr>
-          <w:rFonts w:ascii="Consolas" w:hAnsi="Consolas"/>
-          <w:sz w:val="15"/>
-        </w:rPr>
-        <w:t xml:space="preserve">        if ours[ld][f]: ds.append(abs(np.mean(ours[ld][f])-T6_TIMING[ld][j]))</w:t>
-      </w:r>
-    </w:p>
-    <w:p>
-      <w:pPr>
-        <w:spacing w:after="0"/>
-      </w:pPr>
-      <w:r>
-        <w:rPr>
-          <w:rFonts w:ascii="Consolas" w:hAnsi="Consolas"/>
-          <w:sz w:val="15"/>
-        </w:rPr>
-        <w:t xml:space="preserve">    if ds:</w:t>
-      </w:r>
-    </w:p>
-    <w:p>
-      <w:pPr>
-        <w:spacing w:after="0"/>
-      </w:pPr>
-      <w:r>
-        <w:rPr>
-          <w:rFonts w:ascii="Consolas" w:hAnsi="Consolas"/>
-          <w:sz w:val="15"/>
-        </w:rPr>
-        <w:t xml:space="preserve">        md=np.mean(ds); print(f"{f:8s} {md:12.1f}"); total+=md; nfeat+=1</w:t>
-      </w:r>
-    </w:p>
-    <w:p>
-      <w:pPr>
-        <w:spacing w:after="0"/>
-      </w:pPr>
-      <w:r>
-        <w:rPr>
-          <w:rFonts w:ascii="Consolas" w:hAnsi="Consolas"/>
-          <w:sz w:val="15"/>
-        </w:rPr>
-        <w:t>print(f"\nTIMING distance-to-paper (mean of the six mean|Δ|): {total/nfeat:.1f} ms")</w:t>
-      </w:r>
-    </w:p>
-    <w:p>
-      <w:pPr>
-        <w:spacing w:after="0"/>
-      </w:pPr>
-      <w:r>
-        <w:rPr>
-          <w:rFonts w:ascii="Consolas" w:hAnsi="Consolas"/>
-          <w:sz w:val="15"/>
-        </w:rPr>
-        <w:t>print("(lower is closer; QT dominates when T-end is misaligned)")</w:t>
-      </w:r>
-    </w:p>
-    <w:p>
-      <w:r>
-        <w:br w:type="page"/>
-      </w:r>
-    </w:p>
-    <w:p>
-      <w:pPr>
-        <w:pStyle w:val="Heading1"/>
-      </w:pPr>
-      <w:r>
-        <w:rPr>
-          <w:rFonts w:ascii="Garamond" w:hAnsi="Garamond" w:cs="Garamond"/>
-        </w:rPr>
-        <w:lastRenderedPageBreak/>
-        <w:t>Appendix C — Second-tool cross-check code (crosscheck_neurokit.py)</w:t>
-      </w:r>
-    </w:p>
-    <w:p>
-      <w:r>
-        <w:rPr>
-          <w:i/>
-          <w:color w:val="5B6B7B"/>
-          <w:sz w:val="19"/>
-        </w:rPr>
-        <w:t>The script used for Section 4.7. Configured for the full run (all records, all 12 leads).</w:t>
-      </w:r>
-    </w:p>
-    <w:p>
-      <w:pPr>
-        <w:spacing w:after="0"/>
-      </w:pPr>
-      <w:r>
-        <w:rPr>
-          <w:rFonts w:ascii="Consolas" w:hAnsi="Consolas"/>
-          <w:sz w:val="15"/>
-        </w:rPr>
-        <w:t>#!/usr/bin/env python3</w:t>
-      </w:r>
-    </w:p>
-    <w:p>
-      <w:pPr>
-        <w:spacing w:after="0"/>
-      </w:pPr>
-      <w:r>
-        <w:rPr>
-          <w:rFonts w:ascii="Consolas" w:hAnsi="Consolas"/>
-          <w:sz w:val="15"/>
-        </w:rPr>
-        <w:t>"""</w:t>
-      </w:r>
-    </w:p>
-    <w:p>
-      <w:pPr>
-        <w:spacing w:after="0"/>
-      </w:pPr>
-      <w:r>
-        <w:rPr>
-          <w:rFonts w:ascii="Consolas" w:hAnsi="Consolas"/>
-          <w:sz w:val="15"/>
-        </w:rPr>
-        <w:t>crosscheck_neurokit.py  -  Independent second-tool verification of the ECGdeli labels.</w:t>
-      </w:r>
-    </w:p>
-    <w:p>
-      <w:pPr>
-        <w:spacing w:after="0"/>
-      </w:pPr>
-      <w:r>
-        <w:rPr>
-          <w:rFonts w:ascii="Consolas" w:hAnsi="Consolas"/>
-          <w:sz w:val="15"/>
-        </w:rPr>
-      </w:r>
-    </w:p>
-    <w:p>
-      <w:pPr>
-        <w:spacing w:after="0"/>
-      </w:pPr>
-      <w:r>
-        <w:rPr>
-          <w:rFonts w:ascii="Consolas" w:hAnsi="Consolas"/>
-          <w:sz w:val="15"/>
-        </w:rPr>
-        <w:t>Runs NeuroKit2 (an independent DWT delineator) and compares its P/QRS/T fiducials</w:t>
-      </w:r>
-    </w:p>
-    <w:p>
-      <w:pPr>
-        <w:spacing w:after="0"/>
-      </w:pPr>
-      <w:r>
-        <w:rPr>
-          <w:rFonts w:ascii="Consolas" w:hAnsi="Consolas"/>
-          <w:sz w:val="15"/>
-        </w:rPr>
-        <w:t>against the ECGdeli labels, beat by beat, matched on the R-peak. Agreement between the</w:t>
-      </w:r>
-    </w:p>
-    <w:p>
-      <w:pPr>
-        <w:spacing w:after="0"/>
-      </w:pPr>
-      <w:r>
-        <w:rPr>
-          <w:rFonts w:ascii="Consolas" w:hAnsi="Consolas"/>
-          <w:sz w:val="15"/>
-        </w:rPr>
-        <w:t>two tools provides convergent supporting evidence, while disagreement beyond tolerance</w:t>
-      </w:r>
-    </w:p>
-    <w:p>
-      <w:pPr>
-        <w:spacing w:after="0"/>
-      </w:pPr>
-      <w:r>
-        <w:rPr>
-          <w:rFonts w:ascii="Consolas" w:hAnsi="Consolas"/>
-          <w:sz w:val="15"/>
-        </w:rPr>
-        <w:t>identifies cases requiring further inspection; neither tool is treated as ground truth.</w:t>
-      </w:r>
-    </w:p>
-    <w:p>
-      <w:pPr>
-        <w:spacing w:after="0"/>
-      </w:pPr>
-      <w:r>
-        <w:rPr>
-          <w:rFonts w:ascii="Consolas" w:hAnsi="Consolas"/>
-          <w:sz w:val="15"/>
-        </w:rPr>
-        <w:t>Disagreeing beats are written to a disagreement list for manual review.</w:t>
-      </w:r>
-    </w:p>
-    <w:p>
-      <w:pPr>
-        <w:spacing w:after="0"/>
-      </w:pPr>
-      <w:r>
-        <w:rPr>
-          <w:rFonts w:ascii="Consolas" w:hAnsi="Consolas"/>
-          <w:sz w:val="15"/>
-        </w:rPr>
-      </w:r>
-    </w:p>
-    <w:p>
-      <w:pPr>
-        <w:spacing w:after="0"/>
-      </w:pPr>
-      <w:r>
-        <w:rPr>
-          <w:rFonts w:ascii="Consolas" w:hAnsi="Consolas"/>
-          <w:sz w:val="15"/>
-        </w:rPr>
-        <w:t>FULL-RUN configuration:</w:t>
-      </w:r>
-    </w:p>
-    <w:p>
-      <w:pPr>
-        <w:spacing w:after="0"/>
-      </w:pPr>
-      <w:r>
-        <w:rPr>
-          <w:rFonts w:ascii="Consolas" w:hAnsi="Consolas"/>
-          <w:sz w:val="15"/>
-        </w:rPr>
-        <w:t xml:space="preserve">    N_PER_CLASS = None   -&gt; every record (all 16,848), not a sample</w:t>
-      </w:r>
-    </w:p>
-    <w:p>
-      <w:pPr>
-        <w:spacing w:after="0"/>
-      </w:pPr>
-      <w:r>
-        <w:rPr>
-          <w:rFonts w:ascii="Consolas" w:hAnsi="Consolas"/>
-          <w:sz w:val="15"/>
-        </w:rPr>
-        <w:t xml:space="preserve">    ALL_LEADS   = True   -&gt; all 12 leads (else lead II only)</w:t>
-      </w:r>
-    </w:p>
-    <w:p>
-      <w:pPr>
-        <w:spacing w:after="0"/>
-      </w:pPr>
-      <w:r>
-        <w:rPr>
-          <w:rFonts w:ascii="Consolas" w:hAnsi="Consolas"/>
-          <w:sz w:val="15"/>
-        </w:rPr>
-        <w:t>Expect a long run (all records x 12 leads is ~200k delineations). Progress prints</w:t>
-      </w:r>
-    </w:p>
-    <w:p>
-      <w:pPr>
-        <w:spacing w:after="0"/>
-      </w:pPr>
-      <w:r>
-        <w:rPr>
-          <w:rFonts w:ascii="Consolas" w:hAnsi="Consolas"/>
-          <w:sz w:val="15"/>
-        </w:rPr>
-        <w:t>every 200 records so you can see it is alive. It is safe to reduce ALL_LEADS to</w:t>
-      </w:r>
-    </w:p>
-    <w:p>
-      <w:pPr>
-        <w:spacing w:after="0"/>
-      </w:pPr>
-      <w:r>
-        <w:rPr>
-          <w:rFonts w:ascii="Consolas" w:hAnsi="Consolas"/>
-          <w:sz w:val="15"/>
-        </w:rPr>
-        <w:t>False (lead II only) for a much faster but still complete-record verification.</w:t>
-      </w:r>
-    </w:p>
-    <w:p>
-      <w:pPr>
-        <w:spacing w:after="0"/>
-      </w:pPr>
-      <w:r>
-        <w:rPr>
-          <w:rFonts w:ascii="Consolas" w:hAnsi="Consolas"/>
-          <w:sz w:val="15"/>
-        </w:rPr>
-      </w:r>
-    </w:p>
-    <w:p>
-      <w:pPr>
-        <w:spacing w:after="0"/>
-      </w:pPr>
-      <w:r>
-        <w:rPr>
-          <w:rFonts w:ascii="Consolas" w:hAnsi="Consolas"/>
-          <w:sz w:val="15"/>
-        </w:rPr>
-        <w:t>Run:</w:t>
-      </w:r>
-    </w:p>
-    <w:p>
-      <w:pPr>
-        <w:spacing w:after="0"/>
-      </w:pPr>
-      <w:r>
-        <w:rPr>
-          <w:rFonts w:ascii="Consolas" w:hAnsi="Consolas"/>
-          <w:sz w:val="15"/>
-        </w:rPr>
-        <w:t xml:space="preserve">    pip install neurokit2 numpy</w:t>
-      </w:r>
-    </w:p>
-    <w:p>
-      <w:pPr>
-        <w:spacing w:after="0"/>
-      </w:pPr>
-      <w:r>
-        <w:rPr>
-          <w:rFonts w:ascii="Consolas" w:hAnsi="Consolas"/>
-          <w:sz w:val="15"/>
-        </w:rPr>
-        <w:t xml:space="preserve">    python3 crosscheck_neurokit.py</w:t>
-      </w:r>
-    </w:p>
-    <w:p>
-      <w:pPr>
-        <w:spacing w:after="0"/>
-      </w:pPr>
-      <w:r>
-        <w:rPr>
-          <w:rFonts w:ascii="Consolas" w:hAnsi="Consolas"/>
-          <w:sz w:val="15"/>
-        </w:rPr>
-      </w:r>
-    </w:p>
-    <w:p>
-      <w:pPr>
-        <w:spacing w:after="0"/>
-      </w:pPr>
-      <w:r>
-        <w:rPr>
-          <w:rFonts w:ascii="Consolas" w:hAnsi="Consolas"/>
-          <w:sz w:val="15"/>
-        </w:rPr>
-        <w:t>Outputs (this folder):</w:t>
-      </w:r>
-    </w:p>
-    <w:p>
-      <w:pPr>
-        <w:spacing w:after="0"/>
-      </w:pPr>
-      <w:r>
-        <w:rPr>
-          <w:rFonts w:ascii="Consolas" w:hAnsi="Consolas"/>
-          <w:sz w:val="15"/>
-        </w:rPr>
-        <w:t xml:space="preserve">    consensus_agreement_summary.txt   per-fiducial agreement + median/mean offset</w:t>
-      </w:r>
-    </w:p>
-    <w:p>
-      <w:pPr>
-        <w:spacing w:after="0"/>
-      </w:pPr>
-      <w:r>
-        <w:rPr>
-          <w:rFonts w:ascii="Consolas" w:hAnsi="Consolas"/>
-          <w:sz w:val="15"/>
-        </w:rPr>
-        <w:t xml:space="preserve">    consensus_disagreements.csv       every beat where the tools differ &gt; tolerance (with lead)</w:t>
-      </w:r>
-    </w:p>
-    <w:p>
-      <w:pPr>
-        <w:spacing w:after="0"/>
-      </w:pPr>
-      <w:r>
-        <w:rPr>
-          <w:rFonts w:ascii="Consolas" w:hAnsi="Consolas"/>
-          <w:sz w:val="15"/>
-        </w:rPr>
-        <w:t>"""</w:t>
-      </w:r>
-    </w:p>
-    <w:p>
-      <w:pPr>
-        <w:spacing w:after="0"/>
-      </w:pPr>
-      <w:r>
-        <w:rPr>
-          <w:rFonts w:ascii="Consolas" w:hAnsi="Consolas"/>
-          <w:sz w:val="15"/>
-        </w:rPr>
-        <w:t>import os, csv, sys, time</w:t>
-      </w:r>
-    </w:p>
-    <w:p>
-      <w:pPr>
-        <w:spacing w:after="0"/>
-      </w:pPr>
-      <w:r>
-        <w:rPr>
-          <w:rFonts w:ascii="Consolas" w:hAnsi="Consolas"/>
-          <w:sz w:val="15"/>
-        </w:rPr>
-        <w:t>import numpy as np</w:t>
-      </w:r>
-    </w:p>
-    <w:p>
-      <w:pPr>
-        <w:spacing w:after="0"/>
-      </w:pPr>
-      <w:r>
-        <w:rPr>
-          <w:rFonts w:ascii="Consolas" w:hAnsi="Consolas"/>
-          <w:sz w:val="15"/>
-        </w:rPr>
-        <w:t>try:</w:t>
-      </w:r>
-    </w:p>
-    <w:p>
-      <w:pPr>
-        <w:spacing w:after="0"/>
-      </w:pPr>
-      <w:r>
-        <w:rPr>
-          <w:rFonts w:ascii="Consolas" w:hAnsi="Consolas"/>
-          <w:sz w:val="15"/>
-        </w:rPr>
-        <w:t xml:space="preserve">    import neurokit2 as nk</w:t>
-      </w:r>
-    </w:p>
-    <w:p>
-      <w:pPr>
-        <w:spacing w:after="0"/>
-      </w:pPr>
-      <w:r>
-        <w:rPr>
-          <w:rFonts w:ascii="Consolas" w:hAnsi="Consolas"/>
-          <w:sz w:val="15"/>
-        </w:rPr>
-        <w:t>except ImportError:</w:t>
-      </w:r>
-    </w:p>
-    <w:p>
-      <w:pPr>
-        <w:spacing w:after="0"/>
-      </w:pPr>
-      <w:r>
-        <w:rPr>
-          <w:rFonts w:ascii="Consolas" w:hAnsi="Consolas"/>
-          <w:sz w:val="15"/>
-        </w:rPr>
-        <w:t xml:space="preserve">    sys.exit("Install NeuroKit2 first:  pip install neurokit2")</w:t>
-      </w:r>
-    </w:p>
-    <w:p>
-      <w:pPr>
-        <w:spacing w:after="0"/>
-      </w:pPr>
-      <w:r>
-        <w:rPr>
-          <w:rFonts w:ascii="Consolas" w:hAnsi="Consolas"/>
-          <w:sz w:val="15"/>
-        </w:rPr>
-      </w:r>
-    </w:p>
-    <w:p>
-      <w:pPr>
-        <w:spacing w:after="0"/>
-      </w:pPr>
-      <w:r>
-        <w:rPr>
-          <w:rFonts w:ascii="Consolas" w:hAnsi="Consolas"/>
-          <w:sz w:val="15"/>
-        </w:rPr>
-        <w:t># ---------------- CONFIG ----------------</w:t>
-      </w:r>
-    </w:p>
-    <w:p>
-      <w:pPr>
-        <w:spacing w:after="0"/>
-      </w:pPr>
-      <w:r>
-        <w:rPr>
-          <w:rFonts w:ascii="Consolas" w:hAnsi="Consolas"/>
-          <w:sz w:val="15"/>
-        </w:rPr>
-        <w:t>HERE      = os.path.dirname(os.path.abspath(__file__))</w:t>
-      </w:r>
-    </w:p>
-    <w:p>
-      <w:pPr>
-        <w:spacing w:after="0"/>
-      </w:pPr>
-      <w:r>
-        <w:rPr>
-          <w:rFonts w:ascii="Consolas" w:hAnsi="Consolas"/>
-          <w:sz w:val="15"/>
-        </w:rPr>
-        <w:t>ROOT = HERE</w:t>
-      </w:r>
-    </w:p>
-    <w:p>
-      <w:pPr>
-        <w:spacing w:after="0"/>
-      </w:pPr>
-      <w:r>
-        <w:rPr>
-          <w:rFonts w:ascii="Consolas" w:hAnsi="Consolas"/>
-          <w:sz w:val="15"/>
-        </w:rPr>
-        <w:t>while ROOT != os.path.dirname(ROOT) and not os.path.isfile(os.path.join(ROOT,"config","paths.yaml")):</w:t>
-      </w:r>
-    </w:p>
-    <w:p>
-      <w:pPr>
-        <w:spacing w:after="0"/>
-      </w:pPr>
-      <w:r>
-        <w:rPr>
-          <w:rFonts w:ascii="Consolas" w:hAnsi="Consolas"/>
-          <w:sz w:val="15"/>
-        </w:rPr>
-        <w:t xml:space="preserve">    ROOT = os.path.dirname(ROOT)</w:t>
-      </w:r>
-    </w:p>
-    <w:p>
-      <w:pPr>
-        <w:spacing w:after="0"/>
-      </w:pPr>
-      <w:r>
-        <w:rPr>
-          <w:rFonts w:ascii="Consolas" w:hAnsi="Consolas"/>
-          <w:sz w:val="15"/>
-        </w:rPr>
-        <w:t>DATA_ROOT = ROOT                                               # repo root (for signal path_raw)</w:t>
-      </w:r>
-    </w:p>
-    <w:p>
-      <w:pPr>
-        <w:spacing w:after="0"/>
-      </w:pPr>
-      <w:r>
-        <w:rPr>
-          <w:rFonts w:ascii="Consolas" w:hAnsi="Consolas"/>
-          <w:sz w:val="15"/>
-        </w:rPr>
-        <w:t>MANIFEST  = os.path.join(ROOT,"ecgdeli_labelling","data","input","medalcare_manifest.csv")</w:t>
-      </w:r>
-    </w:p>
-    <w:p>
-      <w:pPr>
-        <w:spacing w:after="0"/>
-      </w:pPr>
-      <w:r>
-        <w:rPr>
-          <w:rFonts w:ascii="Consolas" w:hAnsi="Consolas"/>
-          <w:sz w:val="15"/>
-        </w:rPr>
-        <w:t>FIDUCIALS = os.path.join(ROOT,"ecgdeli_labelling","data","primary","medalcare_fiducials_ecgdeli.csv")</w:t>
-      </w:r>
-    </w:p>
-    <w:p>
-      <w:pPr>
-        <w:spacing w:after="0"/>
-      </w:pPr>
-      <w:r>
-        <w:rPr>
-          <w:rFonts w:ascii="Consolas" w:hAnsi="Consolas"/>
-          <w:sz w:val="15"/>
-        </w:rPr>
-        <w:t>XSUM      = os.path.join(ROOT,"ecgdeli_labelling","data","neurokit_crosscheck","summaries")</w:t>
-      </w:r>
-    </w:p>
-    <w:p>
-      <w:pPr>
-        <w:spacing w:after="0"/>
-      </w:pPr>
-      <w:r>
-        <w:rPr>
-          <w:rFonts w:ascii="Consolas" w:hAnsi="Consolas"/>
-          <w:sz w:val="15"/>
-        </w:rPr>
-        <w:t>XINT      = os.path.join(ROOT,"ecgdeli_labelling","data","neurokit_crosscheck","intermediates")</w:t>
-      </w:r>
-    </w:p>
-    <w:p>
-      <w:pPr>
-        <w:spacing w:after="0"/>
-      </w:pPr>
-      <w:r>
-        <w:rPr>
-          <w:rFonts w:ascii="Consolas" w:hAnsi="Consolas"/>
-          <w:sz w:val="15"/>
-        </w:rPr>
-        <w:t>N_PER_CLASS = None            # None = ALL records; or an int for a sample per class</w:t>
-      </w:r>
-    </w:p>
-    <w:p>
-      <w:pPr>
-        <w:spacing w:after="0"/>
-      </w:pPr>
-      <w:r>
-        <w:rPr>
-          <w:rFonts w:ascii="Consolas" w:hAnsi="Consolas"/>
-          <w:sz w:val="15"/>
-        </w:rPr>
-        <w:t>ALL_LEADS   = True            # True = all 12 leads; False = lead II only</w:t>
-      </w:r>
-    </w:p>
-    <w:p>
-      <w:pPr>
-        <w:spacing w:after="0"/>
-      </w:pPr>
-      <w:r>
-        <w:rPr>
-          <w:rFonts w:ascii="Consolas" w:hAnsi="Consolas"/>
-          <w:sz w:val="15"/>
-        </w:rPr>
-        <w:t>SIGNAL_VER  = "raw"</w:t>
-      </w:r>
-    </w:p>
-    <w:p>
-      <w:pPr>
-        <w:spacing w:after="0"/>
-      </w:pPr>
-      <w:r>
-        <w:rPr>
-          <w:rFonts w:ascii="Consolas" w:hAnsi="Consolas"/>
-          <w:sz w:val="15"/>
-        </w:rPr>
-        <w:t>METHOD      = "dwt"           # wavelet (DWT) delineator. The non-wavelet check lives in crosscheck_neurokit_peak.py</w:t>
-      </w:r>
-    </w:p>
-    <w:p>
-      <w:pPr>
-        <w:spacing w:after="0"/>
-      </w:pPr>
-      <w:r>
-        <w:rPr>
-          <w:rFonts w:ascii="Consolas" w:hAnsi="Consolas"/>
-          <w:sz w:val="15"/>
-        </w:rPr>
-        <w:t>FS          = 500</w:t>
-      </w:r>
-    </w:p>
-    <w:p>
-      <w:pPr>
-        <w:spacing w:after="0"/>
-      </w:pPr>
-      <w:r>
-        <w:rPr>
-          <w:rFonts w:ascii="Consolas" w:hAnsi="Consolas"/>
-          <w:sz w:val="15"/>
-        </w:rPr>
-        <w:t>LEADS = ["I","II","III","aVR","aVL","aVF","V1","V2","V3","V4","V5","V6"]</w:t>
-      </w:r>
-    </w:p>
-    <w:p>
-      <w:pPr>
-        <w:spacing w:after="0"/>
-      </w:pPr>
-      <w:r>
-        <w:rPr>
-          <w:rFonts w:ascii="Consolas" w:hAnsi="Consolas"/>
-          <w:sz w:val="15"/>
-        </w:rPr>
-        <w:t>LEAD_ROW = {l:i for i,l in enumerate(LEADS)}</w:t>
-      </w:r>
-    </w:p>
-    <w:p>
-      <w:pPr>
-        <w:spacing w:after="0"/>
-      </w:pPr>
-      <w:r>
-        <w:rPr>
-          <w:rFonts w:ascii="Consolas" w:hAnsi="Consolas"/>
-          <w:sz w:val="15"/>
-        </w:rPr>
-        <w:t>TOL_MS = {"p_onset":40,"p_peak":25,"p_offset":40,"qrs_onset":25,"q_peak":20,"r_peak":15,</w:t>
-      </w:r>
-    </w:p>
-    <w:p>
-      <w:pPr>
-        <w:spacing w:after="0"/>
-      </w:pPr>
-      <w:r>
-        <w:rPr>
-          <w:rFonts w:ascii="Consolas" w:hAnsi="Consolas"/>
-          <w:sz w:val="15"/>
-        </w:rPr>
-        <w:t xml:space="preserve">          "s_peak":20,"qrs_offset":25,"t_onset":50,"t_peak":30,"t_offset":50}</w:t>
-      </w:r>
-    </w:p>
-    <w:p>
-      <w:pPr>
-        <w:spacing w:after="0"/>
-      </w:pPr>
-      <w:r>
-        <w:rPr>
-          <w:rFonts w:ascii="Consolas" w:hAnsi="Consolas"/>
-          <w:sz w:val="15"/>
-        </w:rPr>
-        <w:t>leads_run = LEADS if ALL_LEADS else ["II"]</w:t>
-      </w:r>
-    </w:p>
-    <w:p>
-      <w:pPr>
-        <w:spacing w:after="0"/>
-      </w:pPr>
-      <w:r>
-        <w:rPr>
-          <w:rFonts w:ascii="Consolas" w:hAnsi="Consolas"/>
-          <w:sz w:val="15"/>
-        </w:rPr>
-        <w:t>leads_set = set(leads_run)</w:t>
-      </w:r>
-    </w:p>
-    <w:p>
-      <w:pPr>
-        <w:spacing w:after="0"/>
-      </w:pPr>
-      <w:r>
-        <w:rPr>
-          <w:rFonts w:ascii="Consolas" w:hAnsi="Consolas"/>
-          <w:sz w:val="15"/>
-        </w:rPr>
-      </w:r>
-    </w:p>
-    <w:p>
-      <w:pPr>
-        <w:spacing w:after="0"/>
-      </w:pPr>
-      <w:r>
-        <w:rPr>
-          <w:rFonts w:ascii="Consolas" w:hAnsi="Consolas"/>
-          <w:sz w:val="15"/>
-        </w:rPr>
-        <w:t>NK_KEY = {"p_onset":"ECG_P_Onsets","p_peak":"ECG_P_Peaks","p_offset":"ECG_P_Offsets",</w:t>
-      </w:r>
-    </w:p>
-    <w:p>
-      <w:pPr>
-        <w:spacing w:after="0"/>
-      </w:pPr>
-      <w:r>
-        <w:rPr>
-          <w:rFonts w:ascii="Consolas" w:hAnsi="Consolas"/>
-          <w:sz w:val="15"/>
-        </w:rPr>
-        <w:t xml:space="preserve">          "qrs_onset":"ECG_R_Onsets","q_peak":"ECG_Q_Peaks","r_peak":"ECG_R_Peaks","s_peak":"ECG_S_Peaks",</w:t>
-      </w:r>
-    </w:p>
-    <w:p>
-      <w:pPr>
-        <w:spacing w:after="0"/>
-      </w:pPr>
-      <w:r>
-        <w:rPr>
-          <w:rFonts w:ascii="Consolas" w:hAnsi="Consolas"/>
-          <w:sz w:val="15"/>
-        </w:rPr>
-        <w:t xml:space="preserve">          "qrs_offset":"ECG_R_Offsets","t_onset":"ECG_T_Onsets","t_peak":"ECG_T_Peaks","t_offset":"ECG_T_Offsets"}</w:t>
-      </w:r>
-    </w:p>
-    <w:p>
-      <w:pPr>
-        <w:spacing w:after="0"/>
-      </w:pPr>
-      <w:r>
-        <w:rPr>
-          <w:rFonts w:ascii="Consolas" w:hAnsi="Consolas"/>
-          <w:sz w:val="15"/>
-        </w:rPr>
-        <w:t>FIDS = list(TOL_MS.keys())</w:t>
-      </w:r>
-    </w:p>
-    <w:p>
-      <w:pPr>
-        <w:spacing w:after="0"/>
-      </w:pPr>
-      <w:r>
-        <w:rPr>
-          <w:rFonts w:ascii="Consolas" w:hAnsi="Consolas"/>
-          <w:sz w:val="15"/>
-        </w:rPr>
-      </w:r>
-    </w:p>
-    <w:p>
-      <w:pPr>
-        <w:spacing w:after="0"/>
-      </w:pPr>
-      <w:r>
-        <w:rPr>
-          <w:rFonts w:ascii="Consolas" w:hAnsi="Consolas"/>
-          <w:sz w:val="15"/>
-        </w:rPr>
-        <w:t>def gi(v): return int(v) if v not in ("","None",None) else None</w:t>
-      </w:r>
-    </w:p>
-    <w:p>
-      <w:pPr>
-        <w:spacing w:after="0"/>
-      </w:pPr>
-      <w:r>
-        <w:rPr>
-          <w:rFonts w:ascii="Consolas" w:hAnsi="Consolas"/>
-          <w:sz w:val="15"/>
-        </w:rPr>
-      </w:r>
-    </w:p>
-    <w:p>
-      <w:pPr>
-        <w:spacing w:after="0"/>
-      </w:pPr>
-      <w:r>
-        <w:rPr>
-          <w:rFonts w:ascii="Consolas" w:hAnsi="Consolas"/>
-          <w:sz w:val="15"/>
-        </w:rPr>
-        <w:t># --- 1. records to process ---</w:t>
-      </w:r>
-    </w:p>
-    <w:p>
-      <w:pPr>
-        <w:spacing w:after="0"/>
-      </w:pPr>
-      <w:r>
-        <w:rPr>
-          <w:rFonts w:ascii="Consolas" w:hAnsi="Consolas"/>
-          <w:sz w:val="15"/>
-        </w:rPr>
-        <w:t>from collections import defaultdict</w:t>
-      </w:r>
-    </w:p>
-    <w:p>
-      <w:pPr>
-        <w:spacing w:after="0"/>
-      </w:pPr>
-      <w:r>
-        <w:rPr>
-          <w:rFonts w:ascii="Consolas" w:hAnsi="Consolas"/>
-          <w:sz w:val="15"/>
-        </w:rPr>
-        <w:t>byc = defaultdict(list)</w:t>
-      </w:r>
-    </w:p>
-    <w:p>
-      <w:pPr>
-        <w:spacing w:after="0"/>
-      </w:pPr>
-      <w:r>
-        <w:rPr>
-          <w:rFonts w:ascii="Consolas" w:hAnsi="Consolas"/>
-          <w:sz w:val="15"/>
-        </w:rPr>
-        <w:t>for r in csv.DictReader(open(MANIFEST)):</w:t>
-      </w:r>
-    </w:p>
-    <w:p>
-      <w:pPr>
-        <w:spacing w:after="0"/>
-      </w:pPr>
-      <w:r>
-        <w:rPr>
-          <w:rFonts w:ascii="Consolas" w:hAnsi="Consolas"/>
-          <w:sz w:val="15"/>
-        </w:rPr>
-        <w:t xml:space="preserve">    byc[r["disease_class"]].append(r)</w:t>
-      </w:r>
-    </w:p>
-    <w:p>
-      <w:pPr>
-        <w:spacing w:after="0"/>
-      </w:pPr>
-      <w:r>
-        <w:rPr>
-          <w:rFonts w:ascii="Consolas" w:hAnsi="Consolas"/>
-          <w:sz w:val="15"/>
-        </w:rPr>
-        <w:t>sample = {}</w:t>
-      </w:r>
-    </w:p>
-    <w:p>
-      <w:pPr>
-        <w:spacing w:after="0"/>
-      </w:pPr>
-      <w:r>
-        <w:rPr>
-          <w:rFonts w:ascii="Consolas" w:hAnsi="Consolas"/>
-          <w:sz w:val="15"/>
-        </w:rPr>
-        <w:t>for c, lst in byc.items():</w:t>
-      </w:r>
-    </w:p>
-    <w:p>
-      <w:pPr>
-        <w:spacing w:after="0"/>
-      </w:pPr>
-      <w:r>
-        <w:rPr>
-          <w:rFonts w:ascii="Consolas" w:hAnsi="Consolas"/>
-          <w:sz w:val="15"/>
-        </w:rPr>
-        <w:t xml:space="preserve">    for r in (lst if N_PER_CLASS is None else lst[:N_PER_CLASS]):</w:t>
-      </w:r>
-    </w:p>
-    <w:p>
-      <w:pPr>
-        <w:spacing w:after="0"/>
-      </w:pPr>
-      <w:r>
-        <w:rPr>
-          <w:rFonts w:ascii="Consolas" w:hAnsi="Consolas"/>
-          <w:sz w:val="15"/>
-        </w:rPr>
-        <w:t xml:space="preserve">        sample[r["record_id"]] = (os.path.join(DATA_ROOT, r["path_"+SIGNAL_VER]), c)</w:t>
-      </w:r>
-    </w:p>
-    <w:p>
-      <w:pPr>
-        <w:spacing w:after="0"/>
-      </w:pPr>
-      <w:r>
-        <w:rPr>
-          <w:rFonts w:ascii="Consolas" w:hAnsi="Consolas"/>
-          <w:sz w:val="15"/>
-        </w:rPr>
-        <w:t>ids = set(sample)</w:t>
-      </w:r>
-    </w:p>
-    <w:p>
-      <w:pPr>
-        <w:spacing w:after="0"/>
-      </w:pPr>
-      <w:r>
-        <w:rPr>
-          <w:rFonts w:ascii="Consolas" w:hAnsi="Consolas"/>
-          <w:sz w:val="15"/>
-        </w:rPr>
-        <w:t>print(f"records to process: {len(ids)}  |  leads: {len(leads_run)}  |  {'FULL' if N_PER_CLASS is None else N_PER_CLASS} per class")</w:t>
-      </w:r>
-    </w:p>
-    <w:p>
-      <w:pPr>
-        <w:spacing w:after="0"/>
-      </w:pPr>
-      <w:r>
-        <w:rPr>
-          <w:rFonts w:ascii="Consolas" w:hAnsi="Consolas"/>
-          <w:sz w:val="15"/>
-        </w:rPr>
-      </w:r>
-    </w:p>
-    <w:p>
-      <w:pPr>
-        <w:spacing w:after="0"/>
-      </w:pPr>
-      <w:r>
-        <w:rPr>
-          <w:rFonts w:ascii="Consolas" w:hAnsi="Consolas"/>
-          <w:sz w:val="15"/>
-        </w:rPr>
-        <w:t># --- 2. ECGdeli fiducials for those records/leads ---</w:t>
-      </w:r>
-    </w:p>
-    <w:p>
-      <w:pPr>
-        <w:spacing w:after="0"/>
-      </w:pPr>
-      <w:r>
-        <w:rPr>
-          <w:rFonts w:ascii="Consolas" w:hAnsi="Consolas"/>
-          <w:sz w:val="15"/>
-        </w:rPr>
-        <w:t>edeli = defaultdict(list)   # (rid,lead) -&gt; list of beat dicts</w:t>
-      </w:r>
-    </w:p>
-    <w:p>
-      <w:pPr>
-        <w:spacing w:after="0"/>
-      </w:pPr>
-      <w:r>
-        <w:rPr>
-          <w:rFonts w:ascii="Consolas" w:hAnsi="Consolas"/>
-          <w:sz w:val="15"/>
-        </w:rPr>
-        <w:t>for r in csv.DictReader(open(FIDUCIALS)):</w:t>
-      </w:r>
-    </w:p>
-    <w:p>
-      <w:pPr>
-        <w:spacing w:after="0"/>
-      </w:pPr>
-      <w:r>
-        <w:rPr>
-          <w:rFonts w:ascii="Consolas" w:hAnsi="Consolas"/>
-          <w:sz w:val="15"/>
-        </w:rPr>
-        <w:t xml:space="preserve">    if r["lead"] in leads_set and r["record_id"] in ids:</w:t>
-      </w:r>
-    </w:p>
-    <w:p>
-      <w:pPr>
-        <w:spacing w:after="0"/>
-      </w:pPr>
-      <w:r>
-        <w:rPr>
-          <w:rFonts w:ascii="Consolas" w:hAnsi="Consolas"/>
-          <w:sz w:val="15"/>
-        </w:rPr>
-        <w:t xml:space="preserve">        edeli[(r["record_id"], r["lead"])].append({k: gi(r.get(k+"_sample","")) for k in FIDS})</w:t>
-      </w:r>
-    </w:p>
-    <w:p>
-      <w:pPr>
-        <w:spacing w:after="0"/>
-      </w:pPr>
-      <w:r>
-        <w:rPr>
-          <w:rFonts w:ascii="Consolas" w:hAnsi="Consolas"/>
-          <w:sz w:val="15"/>
-        </w:rPr>
-        <w:t>print(f"loaded ECGdeli fiducials for {len(edeli)} (record,lead) pairs")</w:t>
-      </w:r>
-    </w:p>
-    <w:p>
-      <w:pPr>
-        <w:spacing w:after="0"/>
-      </w:pPr>
-      <w:r>
-        <w:rPr>
-          <w:rFonts w:ascii="Consolas" w:hAnsi="Consolas"/>
-          <w:sz w:val="15"/>
-        </w:rPr>
-      </w:r>
-    </w:p>
-    <w:p>
-      <w:pPr>
-        <w:spacing w:after="0"/>
-      </w:pPr>
-      <w:r>
-        <w:rPr>
-          <w:rFonts w:ascii="Consolas" w:hAnsi="Consolas"/>
-          <w:sz w:val="15"/>
-        </w:rPr>
-        <w:t># --- 3+4. run NeuroKit2, match beats by R-peak, compare ---</w:t>
-      </w:r>
-    </w:p>
-    <w:p>
-      <w:pPr>
-        <w:spacing w:after="0"/>
-      </w:pPr>
-      <w:r>
-        <w:rPr>
-          <w:rFonts w:ascii="Consolas" w:hAnsi="Consolas"/>
-          <w:sz w:val="15"/>
-        </w:rPr>
-        <w:t>deltas = {k: [] for k in FIDS}</w:t>
-      </w:r>
-    </w:p>
-    <w:p>
-      <w:pPr>
-        <w:spacing w:after="0"/>
-      </w:pPr>
-      <w:r>
-        <w:rPr>
-          <w:rFonts w:ascii="Consolas" w:hAnsi="Consolas"/>
-          <w:sz w:val="15"/>
-        </w:rPr>
-        <w:t>agree  = {k: [0, 0] for k in FIDS}</w:t>
-      </w:r>
-    </w:p>
-    <w:p>
-      <w:pPr>
-        <w:spacing w:after="0"/>
-      </w:pPr>
-      <w:r>
-        <w:rPr>
-          <w:rFonts w:ascii="Consolas" w:hAnsi="Consolas"/>
-          <w:sz w:val="15"/>
-        </w:rPr>
-        <w:t>disagreements = []</w:t>
-      </w:r>
-    </w:p>
-    <w:p>
-      <w:pPr>
-        <w:spacing w:after="0"/>
-      </w:pPr>
-      <w:r>
-        <w:rPr>
-          <w:rFonts w:ascii="Consolas" w:hAnsi="Consolas"/>
-          <w:sz w:val="15"/>
-        </w:rPr>
-        <w:t>done = 0; t0 = time.time()</w:t>
-      </w:r>
-    </w:p>
-    <w:p>
-      <w:pPr>
-        <w:spacing w:after="0"/>
-      </w:pPr>
-      <w:r>
-        <w:rPr>
-          <w:rFonts w:ascii="Consolas" w:hAnsi="Consolas"/>
-          <w:sz w:val="15"/>
-        </w:rPr>
-        <w:t>for rid, (path, cls) in sample.items():</w:t>
-      </w:r>
-    </w:p>
-    <w:p>
-      <w:pPr>
-        <w:spacing w:after="0"/>
-      </w:pPr>
-      <w:r>
-        <w:rPr>
-          <w:rFonts w:ascii="Consolas" w:hAnsi="Consolas"/>
-          <w:sz w:val="15"/>
-        </w:rPr>
-        <w:t xml:space="preserve">    try:</w:t>
-      </w:r>
-    </w:p>
-    <w:p>
-      <w:pPr>
-        <w:spacing w:after="0"/>
-      </w:pPr>
-      <w:r>
-        <w:rPr>
-          <w:rFonts w:ascii="Consolas" w:hAnsi="Consolas"/>
-          <w:sz w:val="15"/>
-        </w:rPr>
-        <w:t xml:space="preserve">        M = np.loadtxt(path, delimiter=",")</w:t>
-      </w:r>
-    </w:p>
-    <w:p>
-      <w:pPr>
-        <w:spacing w:after="0"/>
-      </w:pPr>
-      <w:r>
-        <w:rPr>
-          <w:rFonts w:ascii="Consolas" w:hAnsi="Consolas"/>
-          <w:sz w:val="15"/>
-        </w:rPr>
-        <w:t xml:space="preserve">    except Exception:</w:t>
-      </w:r>
-    </w:p>
-    <w:p>
-      <w:pPr>
-        <w:spacing w:after="0"/>
-      </w:pPr>
-      <w:r>
-        <w:rPr>
-          <w:rFonts w:ascii="Consolas" w:hAnsi="Consolas"/>
-          <w:sz w:val="15"/>
-        </w:rPr>
-        <w:t xml:space="preserve">        continue</w:t>
-      </w:r>
-    </w:p>
-    <w:p>
-      <w:pPr>
-        <w:spacing w:after="0"/>
-      </w:pPr>
-      <w:r>
-        <w:rPr>
-          <w:rFonts w:ascii="Consolas" w:hAnsi="Consolas"/>
-          <w:sz w:val="15"/>
-        </w:rPr>
-        <w:t xml:space="preserve">    for ld in leads_run:</w:t>
-      </w:r>
-    </w:p>
-    <w:p>
-      <w:pPr>
-        <w:spacing w:after="0"/>
-      </w:pPr>
-      <w:r>
-        <w:rPr>
-          <w:rFonts w:ascii="Consolas" w:hAnsi="Consolas"/>
-          <w:sz w:val="15"/>
-        </w:rPr>
-        <w:t xml:space="preserve">        if (rid, ld) not in edeli:</w:t>
-      </w:r>
-    </w:p>
-    <w:p>
-      <w:pPr>
-        <w:spacing w:after="0"/>
-      </w:pPr>
-      <w:r>
-        <w:rPr>
-          <w:rFonts w:ascii="Consolas" w:hAnsi="Consolas"/>
-          <w:sz w:val="15"/>
-        </w:rPr>
-        <w:t xml:space="preserve">            continue</w:t>
-      </w:r>
-    </w:p>
-    <w:p>
-      <w:pPr>
-        <w:spacing w:after="0"/>
-      </w:pPr>
-      <w:r>
-        <w:rPr>
-          <w:rFonts w:ascii="Consolas" w:hAnsi="Consolas"/>
-          <w:sz w:val="15"/>
-        </w:rPr>
-        <w:t xml:space="preserve">        try:</w:t>
-      </w:r>
-    </w:p>
-    <w:p>
-      <w:pPr>
-        <w:spacing w:after="0"/>
-      </w:pPr>
-      <w:r>
-        <w:rPr>
-          <w:rFonts w:ascii="Consolas" w:hAnsi="Consolas"/>
-          <w:sz w:val="15"/>
-        </w:rPr>
-        <w:t xml:space="preserve">            ecg = nk.ecg_clean(M[LEAD_ROW[ld], :], sampling_rate=FS)</w:t>
-      </w:r>
-    </w:p>
-    <w:p>
-      <w:pPr>
-        <w:spacing w:after="0"/>
-      </w:pPr>
-      <w:r>
-        <w:rPr>
-          <w:rFonts w:ascii="Consolas" w:hAnsi="Consolas"/>
-          <w:sz w:val="15"/>
-        </w:rPr>
-        <w:t xml:space="preserve">            _, rp = nk.ecg_peaks(ecg, sampling_rate=FS)</w:t>
-      </w:r>
-    </w:p>
-    <w:p>
-      <w:pPr>
-        <w:spacing w:after="0"/>
-      </w:pPr>
-      <w:r>
-        <w:rPr>
-          <w:rFonts w:ascii="Consolas" w:hAnsi="Consolas"/>
-          <w:sz w:val="15"/>
-        </w:rPr>
-        <w:t xml:space="preserve">            rpk = rp["ECG_R_Peaks"]</w:t>
-      </w:r>
-    </w:p>
-    <w:p>
-      <w:pPr>
-        <w:spacing w:after="0"/>
-      </w:pPr>
-      <w:r>
-        <w:rPr>
-          <w:rFonts w:ascii="Consolas" w:hAnsi="Consolas"/>
-          <w:sz w:val="15"/>
-        </w:rPr>
-        <w:t xml:space="preserve">            _, waves = nk.ecg_delineate(ecg, rpeaks=rpk, sampling_rate=FS, method=METHOD)</w:t>
-      </w:r>
-    </w:p>
-    <w:p>
-      <w:pPr>
-        <w:spacing w:after="0"/>
-      </w:pPr>
-      <w:r>
-        <w:rPr>
-          <w:rFonts w:ascii="Consolas" w:hAnsi="Consolas"/>
-          <w:sz w:val="15"/>
-        </w:rPr>
-        <w:t xml:space="preserve">        except Exception:</w:t>
-      </w:r>
-    </w:p>
-    <w:p>
-      <w:pPr>
-        <w:spacing w:after="0"/>
-      </w:pPr>
-      <w:r>
-        <w:rPr>
-          <w:rFonts w:ascii="Consolas" w:hAnsi="Consolas"/>
-          <w:sz w:val="15"/>
-        </w:rPr>
-        <w:t xml:space="preserve">            continue</w:t>
-      </w:r>
-    </w:p>
-    <w:p>
-      <w:pPr>
-        <w:spacing w:after="0"/>
-      </w:pPr>
-      <w:r>
-        <w:rPr>
-          <w:rFonts w:ascii="Consolas" w:hAnsi="Consolas"/>
-          <w:sz w:val="15"/>
-        </w:rPr>
-        <w:t xml:space="preserve">        nkR = list(rpk)</w:t>
-      </w:r>
-    </w:p>
-    <w:p>
-      <w:pPr>
-        <w:spacing w:after="0"/>
-      </w:pPr>
-      <w:r>
-        <w:rPr>
-          <w:rFonts w:ascii="Consolas" w:hAnsi="Consolas"/>
-          <w:sz w:val="15"/>
-        </w:rPr>
-        <w:t xml:space="preserve">        nk_beats = []</w:t>
-      </w:r>
-    </w:p>
-    <w:p>
-      <w:pPr>
-        <w:spacing w:after="0"/>
-      </w:pPr>
-      <w:r>
-        <w:rPr>
-          <w:rFonts w:ascii="Consolas" w:hAnsi="Consolas"/>
-          <w:sz w:val="15"/>
-        </w:rPr>
-        <w:t xml:space="preserve">        for i in range(len(nkR)):</w:t>
-      </w:r>
-    </w:p>
-    <w:p>
-      <w:pPr>
-        <w:spacing w:after="0"/>
-      </w:pPr>
-      <w:r>
-        <w:rPr>
-          <w:rFonts w:ascii="Consolas" w:hAnsi="Consolas"/>
-          <w:sz w:val="15"/>
-        </w:rPr>
-        <w:t xml:space="preserve">            beat = {"r_peak": int(nkR[i]) if nkR[i] == nkR[i] else None}</w:t>
-      </w:r>
-    </w:p>
-    <w:p>
-      <w:pPr>
-        <w:spacing w:after="0"/>
-      </w:pPr>
-      <w:r>
-        <w:rPr>
-          <w:rFonts w:ascii="Consolas" w:hAnsi="Consolas"/>
-          <w:sz w:val="15"/>
-        </w:rPr>
-        <w:t xml:space="preserve">            for k in FIDS:</w:t>
-      </w:r>
-    </w:p>
-    <w:p>
-      <w:pPr>
-        <w:spacing w:after="0"/>
-      </w:pPr>
-      <w:r>
-        <w:rPr>
-          <w:rFonts w:ascii="Consolas" w:hAnsi="Consolas"/>
-          <w:sz w:val="15"/>
-        </w:rPr>
-        <w:t xml:space="preserve">                if k == "r_peak": continue</w:t>
-      </w:r>
-    </w:p>
-    <w:p>
-      <w:pPr>
-        <w:spacing w:after="0"/>
-      </w:pPr>
-      <w:r>
-        <w:rPr>
-          <w:rFonts w:ascii="Consolas" w:hAnsi="Consolas"/>
-          <w:sz w:val="15"/>
-        </w:rPr>
-        <w:t xml:space="preserve">                arr = waves.get(NK_KEY[k], [])</w:t>
-      </w:r>
-    </w:p>
-    <w:p>
-      <w:pPr>
-        <w:spacing w:after="0"/>
-      </w:pPr>
-      <w:r>
-        <w:rPr>
-          <w:rFonts w:ascii="Consolas" w:hAnsi="Consolas"/>
-          <w:sz w:val="15"/>
-        </w:rPr>
-        <w:t xml:space="preserve">                v = arr[i] if i &lt; len(arr) else np.nan</w:t>
-      </w:r>
-    </w:p>
-    <w:p>
-      <w:pPr>
-        <w:spacing w:after="0"/>
-      </w:pPr>
-      <w:r>
-        <w:rPr>
-          <w:rFonts w:ascii="Consolas" w:hAnsi="Consolas"/>
-          <w:sz w:val="15"/>
-        </w:rPr>
-        <w:t xml:space="preserve">                beat[k] = int(v) if (v == v and v is not None) else None</w:t>
-      </w:r>
-    </w:p>
-    <w:p>
-      <w:pPr>
-        <w:spacing w:after="0"/>
-      </w:pPr>
-      <w:r>
-        <w:rPr>
-          <w:rFonts w:ascii="Consolas" w:hAnsi="Consolas"/>
-          <w:sz w:val="15"/>
-        </w:rPr>
-        <w:t xml:space="preserve">            nk_beats.append(beat)</w:t>
-      </w:r>
-    </w:p>
-    <w:p>
-      <w:pPr>
-        <w:spacing w:after="0"/>
-      </w:pPr>
-      <w:r>
-        <w:rPr>
-          <w:rFonts w:ascii="Consolas" w:hAnsi="Consolas"/>
-          <w:sz w:val="15"/>
-        </w:rPr>
-        <w:t xml:space="preserve">        used = set()                          # enforce one-to-one: each NeuroKit beat matches once</w:t>
-      </w:r>
-    </w:p>
-    <w:p>
-      <w:pPr>
-        <w:spacing w:after="0"/>
-      </w:pPr>
-      <w:r>
-        <w:rPr>
-          <w:rFonts w:ascii="Consolas" w:hAnsi="Consolas"/>
-          <w:sz w:val="15"/>
-        </w:rPr>
-        <w:t xml:space="preserve">        for eb in edeli[(rid, ld)]:</w:t>
-      </w:r>
-    </w:p>
-    <w:p>
-      <w:pPr>
-        <w:spacing w:after="0"/>
-      </w:pPr>
-      <w:r>
-        <w:rPr>
-          <w:rFonts w:ascii="Consolas" w:hAnsi="Consolas"/>
-          <w:sz w:val="15"/>
-        </w:rPr>
-        <w:t xml:space="preserve">            er = eb["r_peak"]</w:t>
-      </w:r>
-    </w:p>
-    <w:p>
-      <w:pPr>
-        <w:spacing w:after="0"/>
-      </w:pPr>
-      <w:r>
-        <w:rPr>
-          <w:rFonts w:ascii="Consolas" w:hAnsi="Consolas"/>
-          <w:sz w:val="15"/>
-        </w:rPr>
-        <w:t xml:space="preserve">            if er is None or not nk_beats: continue</w:t>
-      </w:r>
-    </w:p>
-    <w:p>
-      <w:pPr>
-        <w:spacing w:after="0"/>
-      </w:pPr>
-      <w:r>
-        <w:rPr>
-          <w:rFonts w:ascii="Consolas" w:hAnsi="Consolas"/>
-          <w:sz w:val="15"/>
-        </w:rPr>
-        <w:t xml:space="preserve">            cand = [(abs(nk_beats[i]["r_peak"] - er), i) for i in range(len(nk_beats))</w:t>
-      </w:r>
-    </w:p>
-    <w:p>
-      <w:pPr>
-        <w:spacing w:after="0"/>
-      </w:pPr>
-      <w:r>
-        <w:rPr>
-          <w:rFonts w:ascii="Consolas" w:hAnsi="Consolas"/>
-          <w:sz w:val="15"/>
-        </w:rPr>
-        <w:t xml:space="preserve">                    if i not in used and nk_beats[i]["r_peak"] is not None]</w:t>
-      </w:r>
-    </w:p>
-    <w:p>
-      <w:pPr>
-        <w:spacing w:after="0"/>
-      </w:pPr>
-      <w:r>
-        <w:rPr>
-          <w:rFonts w:ascii="Consolas" w:hAnsi="Consolas"/>
-          <w:sz w:val="15"/>
-        </w:rPr>
-        <w:t xml:space="preserve">            if not cand: continue</w:t>
-      </w:r>
-    </w:p>
-    <w:p>
-      <w:pPr>
-        <w:spacing w:after="0"/>
-      </w:pPr>
-      <w:r>
-        <w:rPr>
-          <w:rFonts w:ascii="Consolas" w:hAnsi="Consolas"/>
-          <w:sz w:val="15"/>
-        </w:rPr>
-        <w:t xml:space="preserve">            dist, bi = min(cand)</w:t>
-      </w:r>
-    </w:p>
-    <w:p>
-      <w:pPr>
-        <w:spacing w:after="0"/>
-      </w:pPr>
-      <w:r>
-        <w:rPr>
-          <w:rFonts w:ascii="Consolas" w:hAnsi="Consolas"/>
-          <w:sz w:val="15"/>
-        </w:rPr>
-        <w:t xml:space="preserve">            if dist &gt; 30:  # 60 ms</w:t>
-      </w:r>
-    </w:p>
-    <w:p>
-      <w:pPr>
-        <w:spacing w:after="0"/>
-      </w:pPr>
-      <w:r>
-        <w:rPr>
-          <w:rFonts w:ascii="Consolas" w:hAnsi="Consolas"/>
-          <w:sz w:val="15"/>
-        </w:rPr>
-        <w:t xml:space="preserve">                continue</w:t>
-      </w:r>
-    </w:p>
-    <w:p>
-      <w:pPr>
-        <w:spacing w:after="0"/>
-      </w:pPr>
-      <w:r>
-        <w:rPr>
-          <w:rFonts w:ascii="Consolas" w:hAnsi="Consolas"/>
-          <w:sz w:val="15"/>
-        </w:rPr>
-        <w:t xml:space="preserve">            used.add(bi); nb = nk_beats[bi]</w:t>
-      </w:r>
-    </w:p>
-    <w:p>
-      <w:pPr>
-        <w:spacing w:after="0"/>
-      </w:pPr>
-      <w:r>
-        <w:rPr>
-          <w:rFonts w:ascii="Consolas" w:hAnsi="Consolas"/>
-          <w:sz w:val="15"/>
-        </w:rPr>
-        <w:t xml:space="preserve">            rowdis = {"record_id": rid, "disease_class": cls, "lead": ld, "r_peak": er}</w:t>
-      </w:r>
-    </w:p>
-    <w:p>
-      <w:pPr>
-        <w:spacing w:after="0"/>
-      </w:pPr>
-      <w:r>
-        <w:rPr>
-          <w:rFonts w:ascii="Consolas" w:hAnsi="Consolas"/>
-          <w:sz w:val="15"/>
-        </w:rPr>
-        <w:t xml:space="preserve">            flagged = False</w:t>
-      </w:r>
-    </w:p>
-    <w:p>
-      <w:pPr>
-        <w:spacing w:after="0"/>
-      </w:pPr>
-      <w:r>
-        <w:rPr>
-          <w:rFonts w:ascii="Consolas" w:hAnsi="Consolas"/>
-          <w:sz w:val="15"/>
-        </w:rPr>
-        <w:t xml:space="preserve">            for k in FIDS:</w:t>
-      </w:r>
-    </w:p>
-    <w:p>
-      <w:pPr>
-        <w:spacing w:after="0"/>
-      </w:pPr>
-      <w:r>
-        <w:rPr>
-          <w:rFonts w:ascii="Consolas" w:hAnsi="Consolas"/>
-          <w:sz w:val="15"/>
-        </w:rPr>
-        <w:t xml:space="preserve">                if eb[k] is None or nb[k] is None: continue</w:t>
-      </w:r>
-    </w:p>
-    <w:p>
-      <w:pPr>
-        <w:spacing w:after="0"/>
-      </w:pPr>
-      <w:r>
-        <w:rPr>
-          <w:rFonts w:ascii="Consolas" w:hAnsi="Consolas"/>
-          <w:sz w:val="15"/>
-        </w:rPr>
-        <w:t xml:space="preserve">                d = nb[k] - eb[k]; deltas[k].append(d); agree[k][1] += 1</w:t>
-      </w:r>
-    </w:p>
-    <w:p>
-      <w:pPr>
-        <w:spacing w:after="0"/>
-      </w:pPr>
-      <w:r>
-        <w:rPr>
-          <w:rFonts w:ascii="Consolas" w:hAnsi="Consolas"/>
-          <w:sz w:val="15"/>
-        </w:rPr>
-        <w:t xml:space="preserve">                if abs(d) * (1000/FS) &lt;= TOL_MS[k]:</w:t>
-      </w:r>
-    </w:p>
-    <w:p>
-      <w:pPr>
-        <w:spacing w:after="0"/>
-      </w:pPr>
-      <w:r>
-        <w:rPr>
-          <w:rFonts w:ascii="Consolas" w:hAnsi="Consolas"/>
-          <w:sz w:val="15"/>
-        </w:rPr>
-        <w:t xml:space="preserve">                    agree[k][0] += 1</w:t>
-      </w:r>
-    </w:p>
-    <w:p>
-      <w:pPr>
-        <w:spacing w:after="0"/>
-      </w:pPr>
-      <w:r>
-        <w:rPr>
-          <w:rFonts w:ascii="Consolas" w:hAnsi="Consolas"/>
-          <w:sz w:val="15"/>
-        </w:rPr>
-        <w:t xml:space="preserve">                else:</w:t>
-      </w:r>
-    </w:p>
-    <w:p>
-      <w:pPr>
-        <w:spacing w:after="0"/>
-      </w:pPr>
-      <w:r>
-        <w:rPr>
-          <w:rFonts w:ascii="Consolas" w:hAnsi="Consolas"/>
-          <w:sz w:val="15"/>
-        </w:rPr>
-        <w:t xml:space="preserve">                    rowdis[k+"_ecgdeli"] = eb[k]; rowdis[k+"_neurokit"] = nb[k]; rowdis[k+"_delta_ms"] = round(d*1000/FS,1)</w:t>
-      </w:r>
-    </w:p>
-    <w:p>
-      <w:pPr>
-        <w:spacing w:after="0"/>
-      </w:pPr>
-      <w:r>
-        <w:rPr>
-          <w:rFonts w:ascii="Consolas" w:hAnsi="Consolas"/>
-          <w:sz w:val="15"/>
-        </w:rPr>
-        <w:t xml:space="preserve">                    flagged = True</w:t>
-      </w:r>
-    </w:p>
-    <w:p>
-      <w:pPr>
-        <w:spacing w:after="0"/>
-      </w:pPr>
-      <w:r>
-        <w:rPr>
-          <w:rFonts w:ascii="Consolas" w:hAnsi="Consolas"/>
-          <w:sz w:val="15"/>
-        </w:rPr>
-        <w:t xml:space="preserve">            if flagged:</w:t>
-      </w:r>
-    </w:p>
-    <w:p>
-      <w:pPr>
-        <w:spacing w:after="0"/>
-      </w:pPr>
-      <w:r>
-        <w:rPr>
-          <w:rFonts w:ascii="Consolas" w:hAnsi="Consolas"/>
-          <w:sz w:val="15"/>
-        </w:rPr>
-        <w:t xml:space="preserve">                disagreements.append(rowdis)</w:t>
-      </w:r>
-    </w:p>
-    <w:p>
-      <w:pPr>
-        <w:spacing w:after="0"/>
-      </w:pPr>
-      <w:r>
-        <w:rPr>
-          <w:rFonts w:ascii="Consolas" w:hAnsi="Consolas"/>
-          <w:sz w:val="15"/>
-        </w:rPr>
-        <w:t xml:space="preserve">    done += 1</w:t>
-      </w:r>
-    </w:p>
-    <w:p>
-      <w:pPr>
-        <w:spacing w:after="0"/>
-      </w:pPr>
-      <w:r>
-        <w:rPr>
-          <w:rFonts w:ascii="Consolas" w:hAnsi="Consolas"/>
-          <w:sz w:val="15"/>
-        </w:rPr>
-        <w:t xml:space="preserve">    if done % 200 == 0:</w:t>
-      </w:r>
-    </w:p>
-    <w:p>
-      <w:pPr>
-        <w:spacing w:after="0"/>
-      </w:pPr>
-      <w:r>
-        <w:rPr>
-          <w:rFonts w:ascii="Consolas" w:hAnsi="Consolas"/>
-          <w:sz w:val="15"/>
-        </w:rPr>
-        <w:t xml:space="preserve">        el = time.time()-t0</w:t>
-      </w:r>
-    </w:p>
-    <w:p>
-      <w:pPr>
-        <w:spacing w:after="0"/>
-      </w:pPr>
-      <w:r>
-        <w:rPr>
-          <w:rFonts w:ascii="Consolas" w:hAnsi="Consolas"/>
-          <w:sz w:val="15"/>
-        </w:rPr>
-        <w:t xml:space="preserve">        print(f"  {done}/{len(ids)} records  ({el:.0f}s, ~{el/done*len(ids)/60:.0f} min total)")</w:t>
-      </w:r>
-    </w:p>
-    <w:p>
-      <w:pPr>
-        <w:spacing w:after="0"/>
-      </w:pPr>
-      <w:r>
-        <w:rPr>
-          <w:rFonts w:ascii="Consolas" w:hAnsi="Consolas"/>
-          <w:sz w:val="15"/>
-        </w:rPr>
-      </w:r>
-    </w:p>
-    <w:p>
-      <w:pPr>
-        <w:spacing w:after="0"/>
-      </w:pPr>
-      <w:r>
-        <w:rPr>
-          <w:rFonts w:ascii="Consolas" w:hAnsi="Consolas"/>
-          <w:sz w:val="15"/>
-        </w:rPr>
-        <w:t># --- 5. write outputs ---</w:t>
-      </w:r>
-    </w:p>
-    <w:p>
-      <w:pPr>
-        <w:spacing w:after="0"/>
-      </w:pPr>
-      <w:r>
-        <w:rPr>
-          <w:rFonts w:ascii="Consolas" w:hAnsi="Consolas"/>
-          <w:sz w:val="15"/>
-        </w:rPr>
-        <w:t>with open(os.path.join(XSUM, "consensus_agreement_summary.txt"), "w") as f:</w:t>
-      </w:r>
-    </w:p>
-    <w:p>
-      <w:pPr>
-        <w:spacing w:after="0"/>
-      </w:pPr>
-      <w:r>
-        <w:rPr>
-          <w:rFonts w:ascii="Consolas" w:hAnsi="Consolas"/>
-          <w:sz w:val="15"/>
-        </w:rPr>
-        <w:t xml:space="preserve">    def line(s=""): print(s); f.write(s+"\n")</w:t>
-      </w:r>
-    </w:p>
-    <w:p>
-      <w:pPr>
-        <w:spacing w:after="0"/>
-      </w:pPr>
-      <w:r>
-        <w:rPr>
-          <w:rFonts w:ascii="Consolas" w:hAnsi="Consolas"/>
-          <w:sz w:val="15"/>
-        </w:rPr>
-        <w:t xml:space="preserve">    scope = f"{len(leads_run)} lead(s), {done} records"</w:t>
-      </w:r>
-    </w:p>
-    <w:p>
-      <w:pPr>
-        <w:spacing w:after="0"/>
-      </w:pPr>
-      <w:r>
-        <w:rPr>
-          <w:rFonts w:ascii="Consolas" w:hAnsi="Consolas"/>
-          <w:sz w:val="15"/>
-        </w:rPr>
-        <w:t xml:space="preserve">    line(f"NeuroKit2 ({METHOD}) vs ECGdeli  -  {scope}\n")</w:t>
-      </w:r>
-    </w:p>
-    <w:p>
-      <w:pPr>
-        <w:spacing w:after="0"/>
-      </w:pPr>
-      <w:r>
-        <w:rPr>
-          <w:rFonts w:ascii="Consolas" w:hAnsi="Consolas"/>
-          <w:sz w:val="15"/>
-        </w:rPr>
-        <w:t xml:space="preserve">    line(f"{'fiducial':11s} {'agree%':&gt;7s} {'n':&gt;8s} {'medianΔ':&gt;8s} {'meanΔ':&gt;7s}  (ms)")</w:t>
-      </w:r>
-    </w:p>
-    <w:p>
-      <w:pPr>
-        <w:spacing w:after="0"/>
-      </w:pPr>
-      <w:r>
-        <w:rPr>
-          <w:rFonts w:ascii="Consolas" w:hAnsi="Consolas"/>
-          <w:sz w:val="15"/>
-        </w:rPr>
-        <w:t xml:space="preserve">    for k in FIDS:</w:t>
-      </w:r>
-    </w:p>
-    <w:p>
-      <w:pPr>
-        <w:spacing w:after="0"/>
-      </w:pPr>
-      <w:r>
-        <w:rPr>
-          <w:rFonts w:ascii="Consolas" w:hAnsi="Consolas"/>
-          <w:sz w:val="15"/>
-        </w:rPr>
-        <w:t xml:space="preserve">        w, n = agree[k]</w:t>
-      </w:r>
-    </w:p>
-    <w:p>
-      <w:pPr>
-        <w:spacing w:after="0"/>
-      </w:pPr>
-      <w:r>
-        <w:rPr>
-          <w:rFonts w:ascii="Consolas" w:hAnsi="Consolas"/>
-          <w:sz w:val="15"/>
-        </w:rPr>
-        <w:t xml:space="preserve">        if n == 0: line(f"{k:11s} {'--':&gt;7s} {0:&gt;8d}"); continue</w:t>
-      </w:r>
-    </w:p>
-    <w:p>
-      <w:pPr>
-        <w:spacing w:after="0"/>
-      </w:pPr>
-      <w:r>
-        <w:rPr>
-          <w:rFonts w:ascii="Consolas" w:hAnsi="Consolas"/>
-          <w:sz w:val="15"/>
-        </w:rPr>
-        <w:t xml:space="preserve">        d = np.array(deltas[k]) * (1000/FS)</w:t>
-      </w:r>
-    </w:p>
-    <w:p>
-      <w:pPr>
-        <w:spacing w:after="0"/>
-      </w:pPr>
-      <w:r>
-        <w:rPr>
-          <w:rFonts w:ascii="Consolas" w:hAnsi="Consolas"/>
-          <w:sz w:val="15"/>
-        </w:rPr>
-        <w:t xml:space="preserve">        line(f"{k:11s} {100*w/n:6.1f}% {n:&gt;8d} {np.median(d):7.1f} {d.mean():6.1f}")</w:t>
-      </w:r>
-    </w:p>
-    <w:p>
-      <w:pPr>
-        <w:spacing w:after="0"/>
-      </w:pPr>
-      <w:r>
-        <w:rPr>
-          <w:rFonts w:ascii="Consolas" w:hAnsi="Consolas"/>
-          <w:sz w:val="15"/>
-        </w:rPr>
-        <w:t xml:space="preserve">    line(f"\nbeats with &gt;=1 disagreement: {len(disagreements)}  -&gt; consensus_disagreements.csv")</w:t>
-      </w:r>
-    </w:p>
-    <w:p>
-      <w:pPr>
-        <w:spacing w:after="0"/>
-      </w:pPr>
-      <w:r>
-        <w:rPr>
-          <w:rFonts w:ascii="Consolas" w:hAnsi="Consolas"/>
-          <w:sz w:val="15"/>
-        </w:rPr>
-      </w:r>
-    </w:p>
-    <w:p>
-      <w:pPr>
-        <w:spacing w:after="0"/>
-      </w:pPr>
-      <w:r>
-        <w:rPr>
-          <w:rFonts w:ascii="Consolas" w:hAnsi="Consolas"/>
-          <w:sz w:val="15"/>
-        </w:rPr>
-        <w:t>if disagreements:</w:t>
-      </w:r>
-    </w:p>
-    <w:p>
-      <w:pPr>
-        <w:spacing w:after="0"/>
-      </w:pPr>
-      <w:r>
-        <w:rPr>
-          <w:rFonts w:ascii="Consolas" w:hAnsi="Consolas"/>
-          <w:sz w:val="15"/>
-        </w:rPr>
-        <w:t xml:space="preserve">    keys = sorted({k for d in disagreements for k in d})</w:t>
-      </w:r>
-    </w:p>
-    <w:p>
-      <w:pPr>
-        <w:spacing w:after="0"/>
-      </w:pPr>
-      <w:r>
-        <w:rPr>
-          <w:rFonts w:ascii="Consolas" w:hAnsi="Consolas"/>
-          <w:sz w:val="15"/>
-        </w:rPr>
-        <w:t xml:space="preserve">    with open(os.path.join(XINT, "consensus_disagreements.csv"), "w", newline="") as f:</w:t>
-      </w:r>
-    </w:p>
-    <w:p>
-      <w:pPr>
-        <w:spacing w:after="0"/>
-      </w:pPr>
-      <w:r>
-        <w:rPr>
-          <w:rFonts w:ascii="Consolas" w:hAnsi="Consolas"/>
-          <w:sz w:val="15"/>
-        </w:rPr>
-        <w:t xml:space="preserve">        w = csv.DictWriter(f, fieldnames=keys); w.writeheader(); w.writerows(disagreements)</w:t>
-      </w:r>
-    </w:p>
-    <w:p>
-      <w:pPr>
-        <w:spacing w:after="0"/>
-      </w:pPr>
-      <w:r>
-        <w:rPr>
-          <w:rFonts w:ascii="Consolas" w:hAnsi="Consolas"/>
-          <w:sz w:val="15"/>
-        </w:rPr>
-        <w:t>print("done. See consensus_agreement_summary.txt")</w:t>
-      </w:r>
-    </w:p>
-    <w:p/>
-    <w:p>
-      <w:pPr>
-        <w:pStyle w:val="Heading1"/>
-      </w:pPr>
-      <w:r>
-        <w:rPr>
-          <w:rFonts w:ascii="Garamond" w:hAnsi="Garamond" w:cs="Garamond"/>
-        </w:rPr>
-        <w:t>Appendix D — Non-wavelet cross-check code (crosscheck_neurokit_peak.py)</w:t>
-      </w:r>
-    </w:p>
-    <w:p>
-      <w:r>
-        <w:rPr>
-          <w:i/>
-        </w:rPr>
-        <w:t>The script used for Section 4.8. Non-wavelet (derivative) delineator; configured for lead II across every record.</w:t>
-      </w:r>
-    </w:p>
-    <w:p>
-      <w:r>
-        <w:rPr>
-          <w:rFonts w:ascii="Consolas" w:hAnsi="Consolas"/>
-          <w:sz w:val="15"/>
-        </w:rPr>
-        <w:t>#!/usr/bin/env python3</w:t>
-      </w:r>
-    </w:p>
-    <w:p>
-      <w:r>
-        <w:rPr>
-          <w:rFonts w:ascii="Consolas" w:hAnsi="Consolas"/>
-          <w:sz w:val="15"/>
-        </w:rPr>
-        <w:t>"""</w:t>
-      </w:r>
-    </w:p>
-    <w:p>
-      <w:r>
-        <w:rPr>
-          <w:rFonts w:ascii="Consolas" w:hAnsi="Consolas"/>
-          <w:sz w:val="15"/>
-        </w:rPr>
-        <w:t>crosscheck_neurokit_peak.py  -  NON-WAVELET third-opinion verification of the ECGdeli labels.</w:t>
-      </w:r>
-    </w:p>
-    <w:p>
-      <w:r>
-        <w:rPr>
-          <w:rFonts w:ascii="Consolas" w:hAnsi="Consolas"/>
-          <w:sz w:val="15"/>
-        </w:rPr>
-      </w:r>
-    </w:p>
-    <w:p>
-      <w:r>
-        <w:rPr>
-          <w:rFonts w:ascii="Consolas" w:hAnsi="Consolas"/>
-          <w:sz w:val="15"/>
-        </w:rPr>
-        <w:t>This is the sibling of crosscheck_neurokit.py. That script uses NeuroKit2's DWT</w:t>
-      </w:r>
-    </w:p>
-    <w:p>
-      <w:r>
-        <w:rPr>
-          <w:rFonts w:ascii="Consolas" w:hAnsi="Consolas"/>
-          <w:sz w:val="15"/>
-        </w:rPr>
-        <w:t>(wavelet) delineator; ECGdeli is also wavelet-based, so the two agreeing cannot</w:t>
-      </w:r>
-    </w:p>
-    <w:p>
-      <w:r>
-        <w:rPr>
-          <w:rFonts w:ascii="Consolas" w:hAnsi="Consolas"/>
-          <w:sz w:val="15"/>
-        </w:rPr>
-        <w:t>rule out a bias the wavelet family shares. This script instead runs NeuroKit2's</w:t>
-      </w:r>
-    </w:p>
-    <w:p>
-      <w:r>
-        <w:rPr>
-          <w:rFonts w:ascii="Consolas" w:hAnsi="Consolas"/>
-          <w:sz w:val="15"/>
-        </w:rPr>
-        <w:t>"peak" delineator - a DERIVATIVE / local-extrema method from a different algorithm</w:t>
-      </w:r>
-    </w:p>
-    <w:p>
-      <w:r>
-        <w:rPr>
-          <w:rFonts w:ascii="Consolas" w:hAnsi="Consolas"/>
-          <w:sz w:val="15"/>
-        </w:rPr>
-        <w:t>family (no wavelets) - and compares it to the ECGdeli labels the same way. Three</w:t>
-      </w:r>
-    </w:p>
-    <w:p>
-      <w:r>
-        <w:rPr>
-          <w:rFonts w:ascii="Consolas" w:hAnsi="Consolas"/>
-          <w:sz w:val="15"/>
-        </w:rPr>
-        <w:t>independent method families (ECGdeli-wavelet, NeuroKit-wavelet, NeuroKit-derivative)</w:t>
-      </w:r>
-    </w:p>
-    <w:p>
-      <w:r>
-        <w:rPr>
-          <w:rFonts w:ascii="Consolas" w:hAnsi="Consolas"/>
-          <w:sz w:val="15"/>
-        </w:rPr>
-        <w:t>agreeing on a fiducial is far stronger evidence than two wavelet tools agreeing.</w:t>
-      </w:r>
-    </w:p>
-    <w:p>
-      <w:r>
-        <w:rPr>
-          <w:rFonts w:ascii="Consolas" w:hAnsi="Consolas"/>
-          <w:sz w:val="15"/>
-        </w:rPr>
-      </w:r>
-    </w:p>
-    <w:p>
-      <w:r>
-        <w:rPr>
-          <w:rFonts w:ascii="Consolas" w:hAnsi="Consolas"/>
-          <w:sz w:val="15"/>
-        </w:rPr>
-        <w:t>The peak method returns fewer fiducials than DWT: the P/Q/S/T PEAKS, the P-onset</w:t>
-      </w:r>
-    </w:p>
-    <w:p>
-      <w:r>
-        <w:rPr>
-          <w:rFonts w:ascii="Consolas" w:hAnsi="Consolas"/>
-          <w:sz w:val="15"/>
-        </w:rPr>
-        <w:t>and the T-offset. It does NOT return the QRS onset/offset or the T-onset (those</w:t>
-      </w:r>
-    </w:p>
-    <w:p>
-      <w:r>
-        <w:rPr>
-          <w:rFonts w:ascii="Consolas" w:hAnsi="Consolas"/>
-          <w:sz w:val="15"/>
-        </w:rPr>
-        <w:t>boundaries are wavelet-only in NeuroKit2). That is fine here - the T-offset (the</w:t>
-      </w:r>
-    </w:p>
-    <w:p>
-      <w:r>
-        <w:rPr>
-          <w:rFonts w:ascii="Consolas" w:hAnsi="Consolas"/>
-          <w:sz w:val="15"/>
-        </w:rPr>
-        <w:t>one biomarker where we differ from the paper) IS returned, so this check</w:t>
-      </w:r>
-    </w:p>
-    <w:p>
-      <w:r>
-        <w:rPr>
-          <w:rFonts w:ascii="Consolas" w:hAnsi="Consolas"/>
-          <w:sz w:val="15"/>
-        </w:rPr>
-        <w:t>triangulates exactly the fiducial that matters most.</w:t>
-      </w:r>
-    </w:p>
-    <w:p>
-      <w:r>
-        <w:rPr>
-          <w:rFonts w:ascii="Consolas" w:hAnsi="Consolas"/>
-          <w:sz w:val="15"/>
-        </w:rPr>
-      </w:r>
-    </w:p>
-    <w:p>
-      <w:r>
-        <w:rPr>
-          <w:rFonts w:ascii="Consolas" w:hAnsi="Consolas"/>
-          <w:sz w:val="15"/>
-        </w:rPr>
-        <w:t>Configuration (kept light on purpose - this is a method-family check, not a full</w:t>
-      </w:r>
-    </w:p>
-    <w:p>
-      <w:r>
-        <w:rPr>
-          <w:rFonts w:ascii="Consolas" w:hAnsi="Consolas"/>
-          <w:sz w:val="15"/>
-        </w:rPr>
-        <w:t>per-beat consensus, so lead II across every record is sufficient and fast):</w:t>
-      </w:r>
-    </w:p>
-    <w:p>
-      <w:r>
-        <w:rPr>
-          <w:rFonts w:ascii="Consolas" w:hAnsi="Consolas"/>
-          <w:sz w:val="15"/>
-        </w:rPr>
-        <w:t xml:space="preserve">    N_PER_CLASS = None   -&gt; every record (all 16,848)</w:t>
-      </w:r>
-    </w:p>
-    <w:p>
-      <w:r>
-        <w:rPr>
-          <w:rFonts w:ascii="Consolas" w:hAnsi="Consolas"/>
-          <w:sz w:val="15"/>
-        </w:rPr>
-        <w:t xml:space="preserve">    ALL_LEADS   = False  -&gt; lead II only (set True for all 12 leads, much slower)</w:t>
-      </w:r>
-    </w:p>
-    <w:p>
-      <w:r>
-        <w:rPr>
-          <w:rFonts w:ascii="Consolas" w:hAnsi="Consolas"/>
-          <w:sz w:val="15"/>
-        </w:rPr>
-      </w:r>
-    </w:p>
-    <w:p>
-      <w:r>
-        <w:rPr>
-          <w:rFonts w:ascii="Consolas" w:hAnsi="Consolas"/>
-          <w:sz w:val="15"/>
-        </w:rPr>
-        <w:t>Run:</w:t>
-      </w:r>
-    </w:p>
-    <w:p>
-      <w:r>
-        <w:rPr>
-          <w:rFonts w:ascii="Consolas" w:hAnsi="Consolas"/>
-          <w:sz w:val="15"/>
-        </w:rPr>
-        <w:t xml:space="preserve">    pip install neurokit2 numpy</w:t>
-      </w:r>
-    </w:p>
-    <w:p>
-      <w:r>
-        <w:rPr>
-          <w:rFonts w:ascii="Consolas" w:hAnsi="Consolas"/>
-          <w:sz w:val="15"/>
-        </w:rPr>
-        <w:t xml:space="preserve">    python3 crosscheck_neurokit_peak.py</w:t>
-      </w:r>
-    </w:p>
-    <w:p>
-      <w:r>
-        <w:rPr>
-          <w:rFonts w:ascii="Consolas" w:hAnsi="Consolas"/>
-          <w:sz w:val="15"/>
-        </w:rPr>
-      </w:r>
-    </w:p>
-    <w:p>
-      <w:r>
-        <w:rPr>
-          <w:rFonts w:ascii="Consolas" w:hAnsi="Consolas"/>
-          <w:sz w:val="15"/>
-        </w:rPr>
-        <w:t>Outputs (this folder, named distinctly so they never collide with the DWT run):</w:t>
-      </w:r>
-    </w:p>
-    <w:p>
-      <w:r>
-        <w:rPr>
-          <w:rFonts w:ascii="Consolas" w:hAnsi="Consolas"/>
-          <w:sz w:val="15"/>
-        </w:rPr>
-        <w:t xml:space="preserve">    consensus_peak_agreement_summary.txt   per-fiducial agreement + median/mean offset</w:t>
-      </w:r>
-    </w:p>
-    <w:p>
-      <w:r>
-        <w:rPr>
-          <w:rFonts w:ascii="Consolas" w:hAnsi="Consolas"/>
-          <w:sz w:val="15"/>
-        </w:rPr>
-        <w:t xml:space="preserve">    consensus_peak_disagreements.csv       every beat where the tools differ &gt; tolerance (with lead)</w:t>
-      </w:r>
-    </w:p>
-    <w:p>
-      <w:r>
-        <w:rPr>
-          <w:rFonts w:ascii="Consolas" w:hAnsi="Consolas"/>
-          <w:sz w:val="15"/>
-        </w:rPr>
-        <w:t>"""</w:t>
-      </w:r>
-    </w:p>
-    <w:p>
-      <w:r>
-        <w:rPr>
-          <w:rFonts w:ascii="Consolas" w:hAnsi="Consolas"/>
-          <w:sz w:val="15"/>
-        </w:rPr>
-        <w:t>import os, csv, sys, time</w:t>
-      </w:r>
-    </w:p>
-    <w:p>
-      <w:r>
-        <w:rPr>
-          <w:rFonts w:ascii="Consolas" w:hAnsi="Consolas"/>
-          <w:sz w:val="15"/>
-        </w:rPr>
-        <w:t>import numpy as np</w:t>
-      </w:r>
-    </w:p>
-    <w:p>
-      <w:r>
-        <w:rPr>
-          <w:rFonts w:ascii="Consolas" w:hAnsi="Consolas"/>
-          <w:sz w:val="15"/>
-        </w:rPr>
-        <w:t>try:</w:t>
-      </w:r>
-    </w:p>
-    <w:p>
-      <w:r>
-        <w:rPr>
-          <w:rFonts w:ascii="Consolas" w:hAnsi="Consolas"/>
-          <w:sz w:val="15"/>
-        </w:rPr>
-        <w:t xml:space="preserve">    import neurokit2 as nk</w:t>
-      </w:r>
-    </w:p>
-    <w:p>
-      <w:r>
-        <w:rPr>
-          <w:rFonts w:ascii="Consolas" w:hAnsi="Consolas"/>
-          <w:sz w:val="15"/>
-        </w:rPr>
-        <w:t>except ImportError:</w:t>
-      </w:r>
-    </w:p>
-    <w:p>
-      <w:r>
-        <w:rPr>
-          <w:rFonts w:ascii="Consolas" w:hAnsi="Consolas"/>
-          <w:sz w:val="15"/>
-        </w:rPr>
-        <w:t xml:space="preserve">    sys.exit("Install NeuroKit2 first:  pip install neurokit2")</w:t>
-      </w:r>
-    </w:p>
-    <w:p>
-      <w:r>
-        <w:rPr>
-          <w:rFonts w:ascii="Consolas" w:hAnsi="Consolas"/>
-          <w:sz w:val="15"/>
-        </w:rPr>
-      </w:r>
-    </w:p>
-    <w:p>
-      <w:r>
-        <w:rPr>
-          <w:rFonts w:ascii="Consolas" w:hAnsi="Consolas"/>
-          <w:sz w:val="15"/>
-        </w:rPr>
-        <w:t># ---------------- CONFIG ----------------</w:t>
-      </w:r>
-    </w:p>
-    <w:p>
-      <w:r>
-        <w:rPr>
-          <w:rFonts w:ascii="Consolas" w:hAnsi="Consolas"/>
-          <w:sz w:val="15"/>
-        </w:rPr>
-        <w:t>HERE      = os.path.dirname(os.path.abspath(__file__))</w:t>
-      </w:r>
-    </w:p>
-    <w:p>
-      <w:r>
-        <w:rPr>
-          <w:rFonts w:ascii="Consolas" w:hAnsi="Consolas"/>
-          <w:sz w:val="15"/>
-        </w:rPr>
-        <w:t>ROOT = HERE</w:t>
-      </w:r>
-    </w:p>
-    <w:p>
-      <w:r>
-        <w:rPr>
-          <w:rFonts w:ascii="Consolas" w:hAnsi="Consolas"/>
-          <w:sz w:val="15"/>
-        </w:rPr>
-        <w:t>while ROOT != os.path.dirname(ROOT) and not os.path.isfile(os.path.join(ROOT,"config","paths.yaml")):</w:t>
-      </w:r>
-    </w:p>
-    <w:p>
-      <w:r>
-        <w:rPr>
-          <w:rFonts w:ascii="Consolas" w:hAnsi="Consolas"/>
-          <w:sz w:val="15"/>
-        </w:rPr>
-        <w:t xml:space="preserve">    ROOT = os.path.dirname(ROOT)</w:t>
-      </w:r>
-    </w:p>
-    <w:p>
-      <w:r>
-        <w:rPr>
-          <w:rFonts w:ascii="Consolas" w:hAnsi="Consolas"/>
-          <w:sz w:val="15"/>
-        </w:rPr>
-        <w:t>DATA_ROOT = ROOT                                               # repo root (for signal path_raw)</w:t>
-      </w:r>
-    </w:p>
-    <w:p>
-      <w:r>
-        <w:rPr>
-          <w:rFonts w:ascii="Consolas" w:hAnsi="Consolas"/>
-          <w:sz w:val="15"/>
-        </w:rPr>
-        <w:t>MANIFEST  = os.path.join(ROOT,"ecgdeli_labelling","data","input","medalcare_manifest.csv")</w:t>
-      </w:r>
-    </w:p>
-    <w:p>
-      <w:r>
-        <w:rPr>
-          <w:rFonts w:ascii="Consolas" w:hAnsi="Consolas"/>
-          <w:sz w:val="15"/>
-        </w:rPr>
-        <w:t>FIDUCIALS = os.path.join(ROOT,"ecgdeli_labelling","data","primary","medalcare_fiducials_ecgdeli.csv")</w:t>
-      </w:r>
-    </w:p>
-    <w:p>
-      <w:r>
-        <w:rPr>
-          <w:rFonts w:ascii="Consolas" w:hAnsi="Consolas"/>
-          <w:sz w:val="15"/>
-        </w:rPr>
-        <w:t>XSUM      = os.path.join(ROOT,"ecgdeli_labelling","data","neurokit_crosscheck","summaries")</w:t>
-      </w:r>
-    </w:p>
-    <w:p>
-      <w:r>
-        <w:rPr>
-          <w:rFonts w:ascii="Consolas" w:hAnsi="Consolas"/>
-          <w:sz w:val="15"/>
-        </w:rPr>
-        <w:t>XINT      = os.path.join(ROOT,"ecgdeli_labelling","data","neurokit_crosscheck","intermediates")</w:t>
-      </w:r>
-    </w:p>
-    <w:p>
-      <w:r>
-        <w:rPr>
-          <w:rFonts w:ascii="Consolas" w:hAnsi="Consolas"/>
-          <w:sz w:val="15"/>
-        </w:rPr>
-        <w:t>N_PER_CLASS = None            # None = ALL records; or an int for a sample per class</w:t>
-      </w:r>
-    </w:p>
-    <w:p>
-      <w:r>
-        <w:rPr>
-          <w:rFonts w:ascii="Consolas" w:hAnsi="Consolas"/>
-          <w:sz w:val="15"/>
-        </w:rPr>
-        <w:t>ALL_LEADS   = False           # False = lead II only (recommended); True = all 12 leads</w:t>
-      </w:r>
-    </w:p>
-    <w:p>
-      <w:r>
-        <w:rPr>
-          <w:rFonts w:ascii="Consolas" w:hAnsi="Consolas"/>
-          <w:sz w:val="15"/>
-        </w:rPr>
-        <w:t>SIGNAL_VER  = "raw"</w:t>
-      </w:r>
-    </w:p>
-    <w:p>
-      <w:r>
-        <w:rPr>
-          <w:rFonts w:ascii="Consolas" w:hAnsi="Consolas"/>
-          <w:sz w:val="15"/>
-        </w:rPr>
-        <w:t>METHOD      = "peak"          # NON-wavelet (derivative / local-extrema) delineator</w:t>
-      </w:r>
-    </w:p>
-    <w:p>
-      <w:r>
-        <w:rPr>
-          <w:rFonts w:ascii="Consolas" w:hAnsi="Consolas"/>
-          <w:sz w:val="15"/>
-        </w:rPr>
-        <w:t>FS          = 500</w:t>
-      </w:r>
-    </w:p>
-    <w:p>
-      <w:r>
-        <w:rPr>
-          <w:rFonts w:ascii="Consolas" w:hAnsi="Consolas"/>
-          <w:sz w:val="15"/>
-        </w:rPr>
-        <w:t>LEADS = ["I","II","III","aVR","aVL","aVF","V1","V2","V3","V4","V5","V6"]</w:t>
-      </w:r>
-    </w:p>
-    <w:p>
-      <w:r>
-        <w:rPr>
-          <w:rFonts w:ascii="Consolas" w:hAnsi="Consolas"/>
-          <w:sz w:val="15"/>
-        </w:rPr>
-        <w:t>LEAD_ROW = {l:i for i,l in enumerate(LEADS)}</w:t>
-      </w:r>
-    </w:p>
-    <w:p>
-      <w:r>
-        <w:rPr>
-          <w:rFonts w:ascii="Consolas" w:hAnsi="Consolas"/>
-          <w:sz w:val="15"/>
-        </w:rPr>
-      </w:r>
-    </w:p>
-    <w:p>
-      <w:r>
-        <w:rPr>
-          <w:rFonts w:ascii="Consolas" w:hAnsi="Consolas"/>
-          <w:sz w:val="15"/>
-        </w:rPr>
-        <w:t># Only the fiducials the peak method actually returns (peaks + P-onset + T-offset)</w:t>
-      </w:r>
-    </w:p>
-    <w:p>
-      <w:r>
-        <w:rPr>
-          <w:rFonts w:ascii="Consolas" w:hAnsi="Consolas"/>
-          <w:sz w:val="15"/>
-        </w:rPr>
-        <w:t>TOL_MS = {"p_onset":40,"p_peak":25,"q_peak":20,"r_peak":15,"s_peak":20,"t_peak":30,"t_offset":50}</w:t>
-      </w:r>
-    </w:p>
-    <w:p>
-      <w:r>
-        <w:rPr>
-          <w:rFonts w:ascii="Consolas" w:hAnsi="Consolas"/>
-          <w:sz w:val="15"/>
-        </w:rPr>
-        <w:t>NK_KEY = {"p_onset":"ECG_P_Onsets","p_peak":"ECG_P_Peaks","q_peak":"ECG_Q_Peaks",</w:t>
-      </w:r>
-    </w:p>
-    <w:p>
-      <w:r>
-        <w:rPr>
-          <w:rFonts w:ascii="Consolas" w:hAnsi="Consolas"/>
-          <w:sz w:val="15"/>
-        </w:rPr>
-        <w:t xml:space="preserve">          "r_peak":"ECG_R_Peaks","s_peak":"ECG_S_Peaks","t_peak":"ECG_T_Peaks","t_offset":"ECG_T_Offsets"}</w:t>
-      </w:r>
-    </w:p>
-    <w:p>
-      <w:r>
-        <w:rPr>
-          <w:rFonts w:ascii="Consolas" w:hAnsi="Consolas"/>
-          <w:sz w:val="15"/>
-        </w:rPr>
-        <w:t>FIDS = list(TOL_MS.keys())</w:t>
-      </w:r>
-    </w:p>
-    <w:p>
-      <w:r>
-        <w:rPr>
-          <w:rFonts w:ascii="Consolas" w:hAnsi="Consolas"/>
-          <w:sz w:val="15"/>
-        </w:rPr>
-      </w:r>
-    </w:p>
-    <w:p>
-      <w:r>
-        <w:rPr>
-          <w:rFonts w:ascii="Consolas" w:hAnsi="Consolas"/>
-          <w:sz w:val="15"/>
-        </w:rPr>
-        <w:t>leads_run = LEADS if ALL_LEADS else ["II"]</w:t>
-      </w:r>
-    </w:p>
-    <w:p>
-      <w:r>
-        <w:rPr>
-          <w:rFonts w:ascii="Consolas" w:hAnsi="Consolas"/>
-          <w:sz w:val="15"/>
-        </w:rPr>
-        <w:t>leads_set = set(leads_run)</w:t>
-      </w:r>
-    </w:p>
-    <w:p>
-      <w:r>
-        <w:rPr>
-          <w:rFonts w:ascii="Consolas" w:hAnsi="Consolas"/>
-          <w:sz w:val="15"/>
-        </w:rPr>
-      </w:r>
-    </w:p>
-    <w:p>
-      <w:r>
-        <w:rPr>
-          <w:rFonts w:ascii="Consolas" w:hAnsi="Consolas"/>
-          <w:sz w:val="15"/>
-        </w:rPr>
-        <w:t>def gi(v): return int(v) if v not in ("","None",None) else None</w:t>
-      </w:r>
-    </w:p>
-    <w:p>
-      <w:r>
-        <w:rPr>
-          <w:rFonts w:ascii="Consolas" w:hAnsi="Consolas"/>
-          <w:sz w:val="15"/>
-        </w:rPr>
-      </w:r>
-    </w:p>
-    <w:p>
-      <w:r>
-        <w:rPr>
-          <w:rFonts w:ascii="Consolas" w:hAnsi="Consolas"/>
-          <w:sz w:val="15"/>
-        </w:rPr>
-        <w:t># --- 1. records to process ---</w:t>
-      </w:r>
-    </w:p>
-    <w:p>
-      <w:r>
-        <w:rPr>
-          <w:rFonts w:ascii="Consolas" w:hAnsi="Consolas"/>
-          <w:sz w:val="15"/>
-        </w:rPr>
-        <w:t>from collections import defaultdict</w:t>
-      </w:r>
-    </w:p>
-    <w:p>
-      <w:r>
-        <w:rPr>
-          <w:rFonts w:ascii="Consolas" w:hAnsi="Consolas"/>
-          <w:sz w:val="15"/>
-        </w:rPr>
-        <w:t>byc = defaultdict(list)</w:t>
-      </w:r>
-    </w:p>
-    <w:p>
-      <w:r>
-        <w:rPr>
-          <w:rFonts w:ascii="Consolas" w:hAnsi="Consolas"/>
-          <w:sz w:val="15"/>
-        </w:rPr>
-        <w:t>for r in csv.DictReader(open(MANIFEST)):</w:t>
-      </w:r>
-    </w:p>
-    <w:p>
-      <w:r>
-        <w:rPr>
-          <w:rFonts w:ascii="Consolas" w:hAnsi="Consolas"/>
-          <w:sz w:val="15"/>
-        </w:rPr>
-        <w:t xml:space="preserve">    byc[r["disease_class"]].append(r)</w:t>
-      </w:r>
-    </w:p>
-    <w:p>
-      <w:r>
-        <w:rPr>
-          <w:rFonts w:ascii="Consolas" w:hAnsi="Consolas"/>
-          <w:sz w:val="15"/>
-        </w:rPr>
-        <w:t>sample = {}</w:t>
-      </w:r>
-    </w:p>
-    <w:p>
-      <w:r>
-        <w:rPr>
-          <w:rFonts w:ascii="Consolas" w:hAnsi="Consolas"/>
-          <w:sz w:val="15"/>
-        </w:rPr>
-        <w:t>for c, lst in byc.items():</w:t>
-      </w:r>
-    </w:p>
-    <w:p>
-      <w:r>
-        <w:rPr>
-          <w:rFonts w:ascii="Consolas" w:hAnsi="Consolas"/>
-          <w:sz w:val="15"/>
-        </w:rPr>
-        <w:t xml:space="preserve">    for r in (lst if N_PER_CLASS is None else lst[:N_PER_CLASS]):</w:t>
-      </w:r>
-    </w:p>
-    <w:p>
-      <w:r>
-        <w:rPr>
-          <w:rFonts w:ascii="Consolas" w:hAnsi="Consolas"/>
-          <w:sz w:val="15"/>
-        </w:rPr>
-        <w:t xml:space="preserve">        sample[r["record_id"]] = (os.path.join(DATA_ROOT, r["path_"+SIGNAL_VER]), c)</w:t>
-      </w:r>
-    </w:p>
-    <w:p>
-      <w:r>
-        <w:rPr>
-          <w:rFonts w:ascii="Consolas" w:hAnsi="Consolas"/>
-          <w:sz w:val="15"/>
-        </w:rPr>
-        <w:t>ids = set(sample)</w:t>
-      </w:r>
-    </w:p>
-    <w:p>
-      <w:r>
-        <w:rPr>
-          <w:rFonts w:ascii="Consolas" w:hAnsi="Consolas"/>
-          <w:sz w:val="15"/>
-        </w:rPr>
-        <w:t>print(f"[peak/non-wavelet] records: {len(ids)}  |  leads: {len(leads_run)}  |  {'FULL' if N_PER_CLASS is None else N_PER_CLASS} per class")</w:t>
-      </w:r>
-    </w:p>
-    <w:p>
-      <w:r>
-        <w:rPr>
-          <w:rFonts w:ascii="Consolas" w:hAnsi="Consolas"/>
-          <w:sz w:val="15"/>
-        </w:rPr>
-      </w:r>
-    </w:p>
-    <w:p>
-      <w:r>
-        <w:rPr>
-          <w:rFonts w:ascii="Consolas" w:hAnsi="Consolas"/>
-          <w:sz w:val="15"/>
-        </w:rPr>
-        <w:t># --- 2. ECGdeli fiducials for those records/leads ---</w:t>
-      </w:r>
-    </w:p>
-    <w:p>
-      <w:r>
-        <w:rPr>
-          <w:rFonts w:ascii="Consolas" w:hAnsi="Consolas"/>
-          <w:sz w:val="15"/>
-        </w:rPr>
-        <w:t>edeli = defaultdict(list)   # (rid,lead) -&gt; list of beat dicts</w:t>
-      </w:r>
-    </w:p>
-    <w:p>
-      <w:r>
-        <w:rPr>
-          <w:rFonts w:ascii="Consolas" w:hAnsi="Consolas"/>
-          <w:sz w:val="15"/>
-        </w:rPr>
-        <w:t>for r in csv.DictReader(open(FIDUCIALS)):</w:t>
-      </w:r>
-    </w:p>
-    <w:p>
-      <w:r>
-        <w:rPr>
-          <w:rFonts w:ascii="Consolas" w:hAnsi="Consolas"/>
-          <w:sz w:val="15"/>
-        </w:rPr>
-        <w:t xml:space="preserve">    if r["lead"] in leads_set and r["record_id"] in ids:</w:t>
-      </w:r>
-    </w:p>
-    <w:p>
-      <w:r>
-        <w:rPr>
-          <w:rFonts w:ascii="Consolas" w:hAnsi="Consolas"/>
-          <w:sz w:val="15"/>
-        </w:rPr>
-        <w:t xml:space="preserve">        edeli[(r["record_id"], r["lead"])].append({k: gi(r.get(k+"_sample","")) for k in (FIDS+["r_peak"])})</w:t>
-      </w:r>
-    </w:p>
-    <w:p>
-      <w:r>
-        <w:rPr>
-          <w:rFonts w:ascii="Consolas" w:hAnsi="Consolas"/>
-          <w:sz w:val="15"/>
-        </w:rPr>
-        <w:t>print(f"loaded ECGdeli fiducials for {len(edeli)} (record,lead) pairs")</w:t>
-      </w:r>
-    </w:p>
-    <w:p>
-      <w:r>
-        <w:rPr>
-          <w:rFonts w:ascii="Consolas" w:hAnsi="Consolas"/>
-          <w:sz w:val="15"/>
-        </w:rPr>
-      </w:r>
-    </w:p>
-    <w:p>
-      <w:r>
-        <w:rPr>
-          <w:rFonts w:ascii="Consolas" w:hAnsi="Consolas"/>
-          <w:sz w:val="15"/>
-        </w:rPr>
-        <w:t># --- 3+4. run NeuroKit2 (peak method), match beats by R-peak, compare ---</w:t>
-      </w:r>
-    </w:p>
-    <w:p>
-      <w:r>
-        <w:rPr>
-          <w:rFonts w:ascii="Consolas" w:hAnsi="Consolas"/>
-          <w:sz w:val="15"/>
-        </w:rPr>
-        <w:t>deltas = {k: [] for k in FIDS}</w:t>
-      </w:r>
-    </w:p>
-    <w:p>
-      <w:r>
-        <w:rPr>
-          <w:rFonts w:ascii="Consolas" w:hAnsi="Consolas"/>
-          <w:sz w:val="15"/>
-        </w:rPr>
-        <w:t>agree  = {k: [0, 0] for k in FIDS}</w:t>
-      </w:r>
-    </w:p>
-    <w:p>
-      <w:r>
-        <w:rPr>
-          <w:rFonts w:ascii="Consolas" w:hAnsi="Consolas"/>
-          <w:sz w:val="15"/>
-        </w:rPr>
-        <w:t>disagreements = []</w:t>
-      </w:r>
-    </w:p>
-    <w:p>
-      <w:r>
-        <w:rPr>
-          <w:rFonts w:ascii="Consolas" w:hAnsi="Consolas"/>
-          <w:sz w:val="15"/>
-        </w:rPr>
-        <w:t>done = 0; t0 = time.time()</w:t>
-      </w:r>
-    </w:p>
-    <w:p>
-      <w:r>
-        <w:rPr>
-          <w:rFonts w:ascii="Consolas" w:hAnsi="Consolas"/>
-          <w:sz w:val="15"/>
-        </w:rPr>
-        <w:t>for rid, (path, cls) in sample.items():</w:t>
-      </w:r>
-    </w:p>
-    <w:p>
-      <w:r>
-        <w:rPr>
-          <w:rFonts w:ascii="Consolas" w:hAnsi="Consolas"/>
-          <w:sz w:val="15"/>
-        </w:rPr>
-        <w:t xml:space="preserve">    try:</w:t>
-      </w:r>
-    </w:p>
-    <w:p>
-      <w:r>
-        <w:rPr>
-          <w:rFonts w:ascii="Consolas" w:hAnsi="Consolas"/>
-          <w:sz w:val="15"/>
-        </w:rPr>
-        <w:t xml:space="preserve">        M = np.loadtxt(path, delimiter=",")</w:t>
-      </w:r>
-    </w:p>
-    <w:p>
-      <w:r>
-        <w:rPr>
-          <w:rFonts w:ascii="Consolas" w:hAnsi="Consolas"/>
-          <w:sz w:val="15"/>
-        </w:rPr>
-        <w:t xml:space="preserve">    except Exception:</w:t>
-      </w:r>
-    </w:p>
-    <w:p>
-      <w:r>
-        <w:rPr>
-          <w:rFonts w:ascii="Consolas" w:hAnsi="Consolas"/>
-          <w:sz w:val="15"/>
-        </w:rPr>
-        <w:t xml:space="preserve">        continue</w:t>
-      </w:r>
-    </w:p>
-    <w:p>
-      <w:r>
-        <w:rPr>
-          <w:rFonts w:ascii="Consolas" w:hAnsi="Consolas"/>
-          <w:sz w:val="15"/>
-        </w:rPr>
-        <w:t xml:space="preserve">    for ld in leads_run:</w:t>
-      </w:r>
-    </w:p>
-    <w:p>
-      <w:r>
-        <w:rPr>
-          <w:rFonts w:ascii="Consolas" w:hAnsi="Consolas"/>
-          <w:sz w:val="15"/>
-        </w:rPr>
-        <w:t xml:space="preserve">        if (rid, ld) not in edeli:</w:t>
-      </w:r>
-    </w:p>
-    <w:p>
-      <w:r>
-        <w:rPr>
-          <w:rFonts w:ascii="Consolas" w:hAnsi="Consolas"/>
-          <w:sz w:val="15"/>
-        </w:rPr>
-        <w:t xml:space="preserve">            continue</w:t>
-      </w:r>
-    </w:p>
-    <w:p>
-      <w:r>
-        <w:rPr>
-          <w:rFonts w:ascii="Consolas" w:hAnsi="Consolas"/>
-          <w:sz w:val="15"/>
-        </w:rPr>
-        <w:t xml:space="preserve">        try:</w:t>
-      </w:r>
-    </w:p>
-    <w:p>
-      <w:r>
-        <w:rPr>
-          <w:rFonts w:ascii="Consolas" w:hAnsi="Consolas"/>
-          <w:sz w:val="15"/>
-        </w:rPr>
-        <w:t xml:space="preserve">            ecg = nk.ecg_clean(M[LEAD_ROW[ld], :], sampling_rate=FS)</w:t>
-      </w:r>
-    </w:p>
-    <w:p>
-      <w:r>
-        <w:rPr>
-          <w:rFonts w:ascii="Consolas" w:hAnsi="Consolas"/>
-          <w:sz w:val="15"/>
-        </w:rPr>
-        <w:t xml:space="preserve">            _, rp = nk.ecg_peaks(ecg, sampling_rate=FS)</w:t>
-      </w:r>
-    </w:p>
-    <w:p>
-      <w:r>
-        <w:rPr>
-          <w:rFonts w:ascii="Consolas" w:hAnsi="Consolas"/>
-          <w:sz w:val="15"/>
-        </w:rPr>
-        <w:t xml:space="preserve">            rpk = rp["ECG_R_Peaks"]</w:t>
-      </w:r>
-    </w:p>
-    <w:p>
-      <w:r>
-        <w:rPr>
-          <w:rFonts w:ascii="Consolas" w:hAnsi="Consolas"/>
-          <w:sz w:val="15"/>
-        </w:rPr>
-        <w:t xml:space="preserve">            _, waves = nk.ecg_delineate(ecg, rpeaks=rpk, sampling_rate=FS, method=METHOD)</w:t>
-      </w:r>
-    </w:p>
-    <w:p>
-      <w:r>
-        <w:rPr>
-          <w:rFonts w:ascii="Consolas" w:hAnsi="Consolas"/>
-          <w:sz w:val="15"/>
-        </w:rPr>
-        <w:t xml:space="preserve">        except Exception:</w:t>
-      </w:r>
-    </w:p>
-    <w:p>
-      <w:r>
-        <w:rPr>
-          <w:rFonts w:ascii="Consolas" w:hAnsi="Consolas"/>
-          <w:sz w:val="15"/>
-        </w:rPr>
-        <w:t xml:space="preserve">            continue</w:t>
-      </w:r>
-    </w:p>
-    <w:p>
-      <w:r>
-        <w:rPr>
-          <w:rFonts w:ascii="Consolas" w:hAnsi="Consolas"/>
-          <w:sz w:val="15"/>
-        </w:rPr>
-        <w:t xml:space="preserve">        nkR = list(rpk)</w:t>
-      </w:r>
-    </w:p>
-    <w:p>
-      <w:r>
-        <w:rPr>
-          <w:rFonts w:ascii="Consolas" w:hAnsi="Consolas"/>
-          <w:sz w:val="15"/>
-        </w:rPr>
-        <w:t xml:space="preserve">        nk_beats = []</w:t>
-      </w:r>
-    </w:p>
-    <w:p>
-      <w:r>
-        <w:rPr>
-          <w:rFonts w:ascii="Consolas" w:hAnsi="Consolas"/>
-          <w:sz w:val="15"/>
-        </w:rPr>
-        <w:t xml:space="preserve">        for i in range(len(nkR)):</w:t>
-      </w:r>
-    </w:p>
-    <w:p>
-      <w:r>
-        <w:rPr>
-          <w:rFonts w:ascii="Consolas" w:hAnsi="Consolas"/>
-          <w:sz w:val="15"/>
-        </w:rPr>
-        <w:t xml:space="preserve">            beat = {"r_peak": int(nkR[i]) if nkR[i] == nkR[i] else None}</w:t>
-      </w:r>
-    </w:p>
-    <w:p>
-      <w:r>
-        <w:rPr>
-          <w:rFonts w:ascii="Consolas" w:hAnsi="Consolas"/>
-          <w:sz w:val="15"/>
-        </w:rPr>
-        <w:t xml:space="preserve">            for k in FIDS:</w:t>
-      </w:r>
-    </w:p>
-    <w:p>
-      <w:r>
-        <w:rPr>
-          <w:rFonts w:ascii="Consolas" w:hAnsi="Consolas"/>
-          <w:sz w:val="15"/>
-        </w:rPr>
-        <w:t xml:space="preserve">                if k == "r_peak": continue</w:t>
-      </w:r>
-    </w:p>
-    <w:p>
-      <w:r>
-        <w:rPr>
-          <w:rFonts w:ascii="Consolas" w:hAnsi="Consolas"/>
-          <w:sz w:val="15"/>
-        </w:rPr>
-        <w:t xml:space="preserve">                arr = waves.get(NK_KEY[k], [])</w:t>
-      </w:r>
-    </w:p>
-    <w:p>
-      <w:r>
-        <w:rPr>
-          <w:rFonts w:ascii="Consolas" w:hAnsi="Consolas"/>
-          <w:sz w:val="15"/>
-        </w:rPr>
-        <w:t xml:space="preserve">                v = arr[i] if i &lt; len(arr) else np.nan</w:t>
-      </w:r>
-    </w:p>
-    <w:p>
-      <w:r>
-        <w:rPr>
-          <w:rFonts w:ascii="Consolas" w:hAnsi="Consolas"/>
-          <w:sz w:val="15"/>
-        </w:rPr>
-        <w:t xml:space="preserve">                beat[k] = int(v) if (v == v and v is not None) else None</w:t>
-      </w:r>
-    </w:p>
-    <w:p>
-      <w:r>
-        <w:rPr>
-          <w:rFonts w:ascii="Consolas" w:hAnsi="Consolas"/>
-          <w:sz w:val="15"/>
-        </w:rPr>
-        <w:t xml:space="preserve">            nk_beats.append(beat)</w:t>
-      </w:r>
-    </w:p>
-    <w:p>
-      <w:r>
-        <w:rPr>
-          <w:rFonts w:ascii="Consolas" w:hAnsi="Consolas"/>
-          <w:sz w:val="15"/>
-        </w:rPr>
-        <w:t xml:space="preserve">        used = set()                          # enforce one-to-one: each NeuroKit beat matches once</w:t>
-      </w:r>
-    </w:p>
-    <w:p>
-      <w:r>
-        <w:rPr>
-          <w:rFonts w:ascii="Consolas" w:hAnsi="Consolas"/>
-          <w:sz w:val="15"/>
-        </w:rPr>
-        <w:t xml:space="preserve">        for eb in edeli[(rid, ld)]:</w:t>
-      </w:r>
-    </w:p>
-    <w:p>
-      <w:r>
-        <w:rPr>
-          <w:rFonts w:ascii="Consolas" w:hAnsi="Consolas"/>
-          <w:sz w:val="15"/>
-        </w:rPr>
-        <w:t xml:space="preserve">            er = eb["r_peak"]</w:t>
-      </w:r>
-    </w:p>
-    <w:p>
-      <w:r>
-        <w:rPr>
-          <w:rFonts w:ascii="Consolas" w:hAnsi="Consolas"/>
-          <w:sz w:val="15"/>
-        </w:rPr>
-        <w:t xml:space="preserve">            if er is None or not nk_beats: continue</w:t>
-      </w:r>
-    </w:p>
-    <w:p>
-      <w:r>
-        <w:rPr>
-          <w:rFonts w:ascii="Consolas" w:hAnsi="Consolas"/>
-          <w:sz w:val="15"/>
-        </w:rPr>
-        <w:t xml:space="preserve">            cand = [(abs(nk_beats[i]["r_peak"] - er), i) for i in range(len(nk_beats))</w:t>
-      </w:r>
-    </w:p>
-    <w:p>
-      <w:r>
-        <w:rPr>
-          <w:rFonts w:ascii="Consolas" w:hAnsi="Consolas"/>
-          <w:sz w:val="15"/>
-        </w:rPr>
-        <w:t xml:space="preserve">                    if i not in used and nk_beats[i]["r_peak"] is not None]</w:t>
-      </w:r>
-    </w:p>
-    <w:p>
-      <w:r>
-        <w:rPr>
-          <w:rFonts w:ascii="Consolas" w:hAnsi="Consolas"/>
-          <w:sz w:val="15"/>
-        </w:rPr>
-        <w:t xml:space="preserve">            if not cand: continue</w:t>
-      </w:r>
-    </w:p>
-    <w:p>
-      <w:r>
-        <w:rPr>
-          <w:rFonts w:ascii="Consolas" w:hAnsi="Consolas"/>
-          <w:sz w:val="15"/>
-        </w:rPr>
-        <w:t xml:space="preserve">            dist, bi = min(cand)</w:t>
-      </w:r>
-    </w:p>
-    <w:p>
-      <w:r>
-        <w:rPr>
-          <w:rFonts w:ascii="Consolas" w:hAnsi="Consolas"/>
-          <w:sz w:val="15"/>
-        </w:rPr>
-        <w:t xml:space="preserve">            if dist &gt; 30:  # 60 ms</w:t>
-      </w:r>
-    </w:p>
-    <w:p>
-      <w:r>
-        <w:rPr>
-          <w:rFonts w:ascii="Consolas" w:hAnsi="Consolas"/>
-          <w:sz w:val="15"/>
-        </w:rPr>
-        <w:t xml:space="preserve">                continue</w:t>
-      </w:r>
-    </w:p>
-    <w:p>
-      <w:r>
-        <w:rPr>
-          <w:rFonts w:ascii="Consolas" w:hAnsi="Consolas"/>
-          <w:sz w:val="15"/>
-        </w:rPr>
-        <w:t xml:space="preserve">            used.add(bi); nb = nk_beats[bi]</w:t>
-      </w:r>
-    </w:p>
-    <w:p>
-      <w:r>
-        <w:rPr>
-          <w:rFonts w:ascii="Consolas" w:hAnsi="Consolas"/>
-          <w:sz w:val="15"/>
-        </w:rPr>
-        <w:t xml:space="preserve">            rowdis = {"record_id": rid, "disease_class": cls, "lead": ld, "r_peak": er}</w:t>
-      </w:r>
-    </w:p>
-    <w:p>
-      <w:r>
-        <w:rPr>
-          <w:rFonts w:ascii="Consolas" w:hAnsi="Consolas"/>
-          <w:sz w:val="15"/>
-        </w:rPr>
-        <w:t xml:space="preserve">            flagged = False</w:t>
-      </w:r>
-    </w:p>
-    <w:p>
-      <w:r>
-        <w:rPr>
-          <w:rFonts w:ascii="Consolas" w:hAnsi="Consolas"/>
-          <w:sz w:val="15"/>
-        </w:rPr>
-        <w:t xml:space="preserve">            for k in FIDS:</w:t>
-      </w:r>
-    </w:p>
-    <w:p>
-      <w:r>
-        <w:rPr>
-          <w:rFonts w:ascii="Consolas" w:hAnsi="Consolas"/>
-          <w:sz w:val="15"/>
-        </w:rPr>
-        <w:t xml:space="preserve">                if k == "r_peak" or eb.get(k) is None or nb.get(k) is None: continue</w:t>
-      </w:r>
-    </w:p>
-    <w:p>
-      <w:r>
-        <w:rPr>
-          <w:rFonts w:ascii="Consolas" w:hAnsi="Consolas"/>
-          <w:sz w:val="15"/>
-        </w:rPr>
-        <w:t xml:space="preserve">                d = nb[k] - eb[k]; deltas[k].append(d); agree[k][1] += 1</w:t>
-      </w:r>
-    </w:p>
-    <w:p>
-      <w:r>
-        <w:rPr>
-          <w:rFonts w:ascii="Consolas" w:hAnsi="Consolas"/>
-          <w:sz w:val="15"/>
-        </w:rPr>
-        <w:t xml:space="preserve">                if abs(d) * (1000/FS) &lt;= TOL_MS[k]:</w:t>
-      </w:r>
-    </w:p>
-    <w:p>
-      <w:r>
-        <w:rPr>
-          <w:rFonts w:ascii="Consolas" w:hAnsi="Consolas"/>
-          <w:sz w:val="15"/>
-        </w:rPr>
-        <w:t xml:space="preserve">                    agree[k][0] += 1</w:t>
-      </w:r>
-    </w:p>
-    <w:p>
-      <w:r>
-        <w:rPr>
-          <w:rFonts w:ascii="Consolas" w:hAnsi="Consolas"/>
-          <w:sz w:val="15"/>
-        </w:rPr>
-        <w:t xml:space="preserve">                else:</w:t>
-      </w:r>
-    </w:p>
-    <w:p>
-      <w:r>
-        <w:rPr>
-          <w:rFonts w:ascii="Consolas" w:hAnsi="Consolas"/>
-          <w:sz w:val="15"/>
-        </w:rPr>
-        <w:t xml:space="preserve">                    rowdis[k+"_ecgdeli"] = eb[k]; rowdis[k+"_neurokit"] = nb[k]; rowdis[k+"_delta_ms"] = round(d*1000/FS,1)</w:t>
-      </w:r>
-    </w:p>
-    <w:p>
-      <w:r>
-        <w:rPr>
-          <w:rFonts w:ascii="Consolas" w:hAnsi="Consolas"/>
-          <w:sz w:val="15"/>
-        </w:rPr>
-        <w:t xml:space="preserve">                    flagged = True</w:t>
-      </w:r>
-    </w:p>
-    <w:p>
-      <w:r>
-        <w:rPr>
-          <w:rFonts w:ascii="Consolas" w:hAnsi="Consolas"/>
-          <w:sz w:val="15"/>
-        </w:rPr>
-        <w:t xml:space="preserve">            if flagged:</w:t>
-      </w:r>
-    </w:p>
-    <w:p>
-      <w:r>
-        <w:rPr>
-          <w:rFonts w:ascii="Consolas" w:hAnsi="Consolas"/>
-          <w:sz w:val="15"/>
-        </w:rPr>
-        <w:t xml:space="preserve">                disagreements.append(rowdis)</w:t>
-      </w:r>
-    </w:p>
-    <w:p>
-      <w:r>
-        <w:rPr>
-          <w:rFonts w:ascii="Consolas" w:hAnsi="Consolas"/>
-          <w:sz w:val="15"/>
-        </w:rPr>
-        <w:t xml:space="preserve">    done += 1</w:t>
-      </w:r>
-    </w:p>
-    <w:p>
-      <w:r>
-        <w:rPr>
-          <w:rFonts w:ascii="Consolas" w:hAnsi="Consolas"/>
-          <w:sz w:val="15"/>
-        </w:rPr>
-        <w:t xml:space="preserve">    if done % 200 == 0:</w:t>
-      </w:r>
-    </w:p>
-    <w:p>
-      <w:r>
-        <w:rPr>
-          <w:rFonts w:ascii="Consolas" w:hAnsi="Consolas"/>
-          <w:sz w:val="15"/>
-        </w:rPr>
-        <w:t xml:space="preserve">        el = time.time()-t0</w:t>
-      </w:r>
-    </w:p>
-    <w:p>
-      <w:r>
-        <w:rPr>
-          <w:rFonts w:ascii="Consolas" w:hAnsi="Consolas"/>
-          <w:sz w:val="15"/>
-        </w:rPr>
-        <w:t xml:space="preserve">        print(f"  {done}/{len(ids)} records  ({el:.0f}s, ~{el/done*len(ids)/60:.0f} min total)")</w:t>
-      </w:r>
-    </w:p>
-    <w:p>
-      <w:r>
-        <w:rPr>
-          <w:rFonts w:ascii="Consolas" w:hAnsi="Consolas"/>
-          <w:sz w:val="15"/>
-        </w:rPr>
-      </w:r>
-    </w:p>
-    <w:p>
-      <w:r>
-        <w:rPr>
-          <w:rFonts w:ascii="Consolas" w:hAnsi="Consolas"/>
-          <w:sz w:val="15"/>
-        </w:rPr>
-        <w:t># --- 5. write outputs (distinct peak-tagged names) ---</w:t>
-      </w:r>
-    </w:p>
-    <w:p>
-      <w:r>
-        <w:rPr>
-          <w:rFonts w:ascii="Consolas" w:hAnsi="Consolas"/>
-          <w:sz w:val="15"/>
-        </w:rPr>
-        <w:t>with open(os.path.join(XSUM, "consensus_peak_agreement_summary.txt"), "w") as f:</w:t>
-      </w:r>
-    </w:p>
-    <w:p>
-      <w:r>
-        <w:rPr>
-          <w:rFonts w:ascii="Consolas" w:hAnsi="Consolas"/>
-          <w:sz w:val="15"/>
-        </w:rPr>
-        <w:t xml:space="preserve">    def line(s=""): print(s); f.write(s+"\n")</w:t>
-      </w:r>
-    </w:p>
-    <w:p>
-      <w:r>
-        <w:rPr>
-          <w:rFonts w:ascii="Consolas" w:hAnsi="Consolas"/>
-          <w:sz w:val="15"/>
-        </w:rPr>
-        <w:t xml:space="preserve">    scope = f"{len(leads_run)} lead(s), {done} records"</w:t>
-      </w:r>
-    </w:p>
-    <w:p>
-      <w:r>
-        <w:rPr>
-          <w:rFonts w:ascii="Consolas" w:hAnsi="Consolas"/>
-          <w:sz w:val="15"/>
-        </w:rPr>
-        <w:t xml:space="preserve">    line(f"NeuroKit2 (peak / NON-wavelet) vs ECGdeli  -  {scope}\n")</w:t>
-      </w:r>
-    </w:p>
-    <w:p>
-      <w:r>
-        <w:rPr>
-          <w:rFonts w:ascii="Consolas" w:hAnsi="Consolas"/>
-          <w:sz w:val="15"/>
-        </w:rPr>
-        <w:t xml:space="preserve">    line("peak method returns peaks + P-onset + T-offset only (no QRS on/off, no T-onset)\n")</w:t>
-      </w:r>
-    </w:p>
-    <w:p>
-      <w:r>
-        <w:rPr>
-          <w:rFonts w:ascii="Consolas" w:hAnsi="Consolas"/>
-          <w:sz w:val="15"/>
-        </w:rPr>
-        <w:t xml:space="preserve">    line(f"{'fiducial':11s} {'agree%':&gt;7s} {'n':&gt;8s} {'medianD':&gt;8s} {'meanD':&gt;7s}  (ms)")</w:t>
-      </w:r>
-    </w:p>
-    <w:p>
-      <w:r>
-        <w:rPr>
-          <w:rFonts w:ascii="Consolas" w:hAnsi="Consolas"/>
-          <w:sz w:val="15"/>
-        </w:rPr>
-        <w:t xml:space="preserve">    for k in FIDS:</w:t>
-      </w:r>
-    </w:p>
-    <w:p>
-      <w:r>
-        <w:rPr>
-          <w:rFonts w:ascii="Consolas" w:hAnsi="Consolas"/>
-          <w:sz w:val="15"/>
-        </w:rPr>
-        <w:t xml:space="preserve">        w, n = agree[k]</w:t>
-      </w:r>
-    </w:p>
-    <w:p>
-      <w:r>
-        <w:rPr>
-          <w:rFonts w:ascii="Consolas" w:hAnsi="Consolas"/>
-          <w:sz w:val="15"/>
-        </w:rPr>
-        <w:t xml:space="preserve">        if n == 0: line(f"{k:11s} {'--':&gt;7s} {0:&gt;8d}"); continue</w:t>
-      </w:r>
-    </w:p>
-    <w:p>
-      <w:r>
-        <w:rPr>
-          <w:rFonts w:ascii="Consolas" w:hAnsi="Consolas"/>
-          <w:sz w:val="15"/>
-        </w:rPr>
-        <w:t xml:space="preserve">        d = np.array(deltas[k]) * (1000/FS)</w:t>
-      </w:r>
-    </w:p>
-    <w:p>
-      <w:r>
-        <w:rPr>
-          <w:rFonts w:ascii="Consolas" w:hAnsi="Consolas"/>
-          <w:sz w:val="15"/>
-        </w:rPr>
-        <w:t xml:space="preserve">        line(f"{k:11s} {100*w/n:6.1f}% {n:&gt;8d} {np.median(d):7.1f} {d.mean():6.1f}")</w:t>
-      </w:r>
-    </w:p>
-    <w:p>
-      <w:r>
-        <w:rPr>
-          <w:rFonts w:ascii="Consolas" w:hAnsi="Consolas"/>
-          <w:sz w:val="15"/>
-        </w:rPr>
-        <w:t xml:space="preserve">    line(f"\nbeats with &gt;=1 disagreement: {len(disagreements)}  -&gt; consensus_peak_disagreements.csv")</w:t>
-      </w:r>
-    </w:p>
-    <w:p>
-      <w:r>
-        <w:rPr>
-          <w:rFonts w:ascii="Consolas" w:hAnsi="Consolas"/>
-          <w:sz w:val="15"/>
-        </w:rPr>
-      </w:r>
-    </w:p>
-    <w:p>
-      <w:r>
-        <w:rPr>
-          <w:rFonts w:ascii="Consolas" w:hAnsi="Consolas"/>
-          <w:sz w:val="15"/>
-        </w:rPr>
-        <w:t>if disagreements:</w:t>
-      </w:r>
-    </w:p>
-    <w:p>
-      <w:r>
-        <w:rPr>
-          <w:rFonts w:ascii="Consolas" w:hAnsi="Consolas"/>
-          <w:sz w:val="15"/>
-        </w:rPr>
-        <w:t xml:space="preserve">    keys = sorted({k for d in disagreements for k in d})</w:t>
-      </w:r>
-    </w:p>
-    <w:p>
-      <w:r>
-        <w:rPr>
-          <w:rFonts w:ascii="Consolas" w:hAnsi="Consolas"/>
-          <w:sz w:val="15"/>
-        </w:rPr>
-        <w:t xml:space="preserve">    with open(os.path.join(XINT, "consensus_peak_disagreements.csv"), "w", newline="") as f:</w:t>
-      </w:r>
-    </w:p>
-    <w:p>
-      <w:r>
-        <w:rPr>
-          <w:rFonts w:ascii="Consolas" w:hAnsi="Consolas"/>
-          <w:sz w:val="15"/>
-        </w:rPr>
-        <w:t xml:space="preserve">        w = csv.DictWriter(f, fieldnames=keys); w.writeheader(); w.writerows(disagreements)</w:t>
-      </w:r>
-    </w:p>
-    <w:p>
-      <w:r>
-        <w:rPr>
-          <w:rFonts w:ascii="Consolas" w:hAnsi="Consolas"/>
-          <w:sz w:val="15"/>
-        </w:rPr>
-        <w:t>print("done. See consensus_peak_agreement_summary.txt")</w:t>
-      </w:r>
-    </w:p>
-    <w:p>
-      <w:pPr>
-        <w:pStyle w:val="Heading1"/>
-      </w:pPr>
-      <w:r>
-        <w:rPr>
-          <w:rFonts w:ascii="Garamond" w:hAnsi="Garamond" w:cs="Garamond"/>
-        </w:rPr>
-        <w:t>Appendix E — Per-signal population-statistics code (build_per_signal_stats.py)</w:t>
-      </w:r>
-    </w:p>
-    <w:p>
-      <w:r>
-        <w:rPr>
-          <w:rFonts w:ascii="Courier New" w:hAnsi="Courier New"/>
-          <w:sz w:val="15"/>
-        </w:rPr>
-        <w:t>#!/usr/bin/env python3</w:t>
-      </w:r>
-    </w:p>
-    <w:p>
-      <w:r>
-        <w:rPr>
-          <w:rFonts w:ascii="Courier New" w:hAnsi="Courier New"/>
-          <w:sz w:val="15"/>
-        </w:rPr>
-        <w:t>"""</w:t>
-      </w:r>
-    </w:p>
-    <w:p>
-      <w:r>
-        <w:rPr>
-          <w:rFonts w:ascii="Courier New" w:hAnsi="Courier New"/>
-          <w:sz w:val="15"/>
-        </w:rPr>
-        <w:t>build_per_signal_stats.py  -  Two-level population statistics for MedalCare-XL, compared</w:t>
-      </w:r>
-    </w:p>
-    <w:p>
-      <w:r>
-        <w:rPr>
-          <w:rFonts w:ascii="Courier New" w:hAnsi="Courier New"/>
-          <w:sz w:val="15"/>
-        </w:rPr>
-        <w:t>to the paper (published Table 6, exact) and the PREPRINT Figure 5 (lead II, estimated).</w:t>
-      </w:r>
-    </w:p>
-    <w:p>
-      <w:r>
-        <w:rPr>
-          <w:rFonts w:ascii="Courier New" w:hAnsi="Courier New"/>
-          <w:sz w:val="15"/>
-        </w:rPr>
-      </w:r>
-    </w:p>
-    <w:p>
-      <w:r>
-        <w:rPr>
-          <w:rFonts w:ascii="Courier New" w:hAnsi="Courier New"/>
-          <w:sz w:val="15"/>
-        </w:rPr>
-        <w:t>Level 1 (per-signal): collapse each recording's ~13 beats to ONE median per (record, lead)</w:t>
-      </w:r>
-    </w:p>
-    <w:p>
-      <w:r>
-        <w:rPr>
-          <w:rFonts w:ascii="Courier New" w:hAnsi="Courier New"/>
-          <w:sz w:val="15"/>
-        </w:rPr>
-        <w:t xml:space="preserve">                      for each interval  -&gt; per_signal_median.csv</w:t>
-      </w:r>
-    </w:p>
-    <w:p>
-      <w:r>
-        <w:rPr>
-          <w:rFonts w:ascii="Courier New" w:hAnsi="Courier New"/>
-          <w:sz w:val="15"/>
-        </w:rPr>
-        <w:t>Level 2 (per-lead/class): mean, SD, n across recordings, per lead, per class</w:t>
-      </w:r>
-    </w:p>
-    <w:p>
-      <w:r>
-        <w:rPr>
-          <w:rFonts w:ascii="Courier New" w:hAnsi="Courier New"/>
-          <w:sz w:val="15"/>
-        </w:rPr>
-        <w:t xml:space="preserve">                      -&gt; per_lead_class_summary.csv</w:t>
-      </w:r>
-    </w:p>
-    <w:p>
-      <w:r>
-        <w:rPr>
-          <w:rFonts w:ascii="Courier New" w:hAnsi="Courier New"/>
-          <w:sz w:val="15"/>
-        </w:rPr>
-        <w:t>Comparison: sinus per-lead means vs Table 6 (exact) and, for lead II, vs preprint Fig 5</w:t>
-      </w:r>
-    </w:p>
-    <w:p>
-      <w:r>
-        <w:rPr>
-          <w:rFonts w:ascii="Courier New" w:hAnsi="Courier New"/>
-          <w:sz w:val="15"/>
-        </w:rPr>
-        <w:t xml:space="preserve">                      -&gt; comparison_sinus_vs_paper.csv</w:t>
-      </w:r>
-    </w:p>
-    <w:p>
-      <w:r>
-        <w:rPr>
-          <w:rFonts w:ascii="Courier New" w:hAnsi="Courier New"/>
-          <w:sz w:val="15"/>
-        </w:rPr>
-      </w:r>
-    </w:p>
-    <w:p>
-      <w:r>
-        <w:rPr>
-          <w:rFonts w:ascii="Courier New" w:hAnsi="Courier New"/>
-          <w:sz w:val="15"/>
-        </w:rPr>
-        <w:t>Uses the ECGdeli interval columns already stored in the master CSV.</w:t>
-      </w:r>
-    </w:p>
-    <w:p>
-      <w:r>
-        <w:rPr>
-          <w:rFonts w:ascii="Courier New" w:hAnsi="Courier New"/>
-          <w:sz w:val="15"/>
-        </w:rPr>
-        <w:t>Run:  python3 build_per_signal_stats.py</w:t>
-      </w:r>
-    </w:p>
-    <w:p>
-      <w:r>
-        <w:rPr>
-          <w:rFonts w:ascii="Courier New" w:hAnsi="Courier New"/>
-          <w:sz w:val="15"/>
-        </w:rPr>
-        <w:t>"""</w:t>
-      </w:r>
-    </w:p>
-    <w:p>
-      <w:r>
-        <w:rPr>
-          <w:rFonts w:ascii="Courier New" w:hAnsi="Courier New"/>
-          <w:sz w:val="15"/>
-        </w:rPr>
-        <w:t>import pandas as pd, numpy as np, os</w:t>
-      </w:r>
-    </w:p>
-    <w:p>
-      <w:r>
-        <w:rPr>
-          <w:rFonts w:ascii="Courier New" w:hAnsi="Courier New"/>
-          <w:sz w:val="15"/>
-        </w:rPr>
-        <w:t>HERE = os.path.dirname(os.path.abspath(__file__))</w:t>
-      </w:r>
-    </w:p>
-    <w:p>
-      <w:r>
-        <w:rPr>
-          <w:rFonts w:ascii="Courier New" w:hAnsi="Courier New"/>
-          <w:sz w:val="15"/>
-        </w:rPr>
-        <w:t>ROOT = HERE</w:t>
-      </w:r>
-    </w:p>
-    <w:p>
-      <w:r>
-        <w:rPr>
-          <w:rFonts w:ascii="Courier New" w:hAnsi="Courier New"/>
-          <w:sz w:val="15"/>
-        </w:rPr>
-        <w:t>while ROOT != os.path.dirname(ROOT) and not os.path.isfile(os.path.join(ROOT,"config","paths.yaml")):</w:t>
-      </w:r>
-    </w:p>
-    <w:p>
-      <w:r>
-        <w:rPr>
-          <w:rFonts w:ascii="Courier New" w:hAnsi="Courier New"/>
-          <w:sz w:val="15"/>
-        </w:rPr>
-        <w:t xml:space="preserve">    ROOT = os.path.dirname(ROOT)</w:t>
-      </w:r>
-    </w:p>
-    <w:p>
-      <w:r>
-        <w:rPr>
-          <w:rFonts w:ascii="Courier New" w:hAnsi="Courier New"/>
-          <w:sz w:val="15"/>
-        </w:rPr>
-        <w:t>DATA = os.path.join(ROOT,"statistics","data")</w:t>
-      </w:r>
-    </w:p>
-    <w:p>
-      <w:r>
-        <w:rPr>
-          <w:rFonts w:ascii="Courier New" w:hAnsi="Courier New"/>
-          <w:sz w:val="15"/>
-        </w:rPr>
-        <w:t>FID  = os.path.join(ROOT, "ecgdeli_labelling","data","primary","medalcare_fiducials_ecgdeli.csv")</w:t>
-      </w:r>
-    </w:p>
-    <w:p>
-      <w:r>
-        <w:rPr>
-          <w:rFonts w:ascii="Courier New" w:hAnsi="Courier New"/>
-          <w:sz w:val="15"/>
-        </w:rPr>
-        <w:t>LEADS = ["I","II","III","aVR","aVL","aVF","V1","V2","V3","V4","V5","V6"]</w:t>
-      </w:r>
-    </w:p>
-    <w:p>
-      <w:r>
-        <w:rPr>
-          <w:rFonts w:ascii="Courier New" w:hAnsi="Courier New"/>
-          <w:sz w:val="15"/>
-        </w:rPr>
-      </w:r>
-    </w:p>
-    <w:p>
-      <w:r>
-        <w:rPr>
-          <w:rFonts w:ascii="Courier New" w:hAnsi="Courier New"/>
-          <w:sz w:val="15"/>
-        </w:rPr>
-        <w:t># master-CSV interval columns -&gt; our feature names</w:t>
-      </w:r>
-    </w:p>
-    <w:p>
-      <w:r>
-        <w:rPr>
-          <w:rFonts w:ascii="Courier New" w:hAnsi="Courier New"/>
-          <w:sz w:val="15"/>
-        </w:rPr>
-        <w:t>COLMAP = {"Pdur":"ecgdeli_pdur_ms","QRSdur":"ecgdeli_qrsdur_ms","Tdur":"ecgdeli_tdur_ms",</w:t>
-      </w:r>
-    </w:p>
-    <w:p>
-      <w:r>
-        <w:rPr>
-          <w:rFonts w:ascii="Courier New" w:hAnsi="Courier New"/>
-          <w:sz w:val="15"/>
-        </w:rPr>
-        <w:t xml:space="preserve">          "PQint":"ecgdeli_pq_ms","PRint":"ecgdeli_pr_ms","QTint":"qt_interval_ms",</w:t>
-      </w:r>
-    </w:p>
-    <w:p>
-      <w:r>
-        <w:rPr>
-          <w:rFonts w:ascii="Courier New" w:hAnsi="Courier New"/>
-          <w:sz w:val="15"/>
-        </w:rPr>
-        <w:t xml:space="preserve">          "QTpeak":"qt_peak_ms","RRint":"ecgdeli_rr_ms"}</w:t>
-      </w:r>
-    </w:p>
-    <w:p>
-      <w:r>
-        <w:rPr>
-          <w:rFonts w:ascii="Courier New" w:hAnsi="Courier New"/>
-          <w:sz w:val="15"/>
-        </w:rPr>
-        <w:t>FEATS = list(COLMAP)</w:t>
-      </w:r>
-    </w:p>
-    <w:p>
-      <w:r>
-        <w:rPr>
-          <w:rFonts w:ascii="Courier New" w:hAnsi="Courier New"/>
-          <w:sz w:val="15"/>
-        </w:rPr>
-      </w:r>
-    </w:p>
-    <w:p>
-      <w:r>
-        <w:rPr>
-          <w:rFonts w:ascii="Courier New" w:hAnsi="Courier New"/>
-          <w:sz w:val="15"/>
-        </w:rPr>
-        <w:t># Published Table 6 'sim' means (lead-wise): [Pdur,QRSdur,Tdur,PQint,QTint,RRint]</w:t>
-      </w:r>
-    </w:p>
-    <w:p>
-      <w:r>
-        <w:rPr>
-          <w:rFonts w:ascii="Courier New" w:hAnsi="Courier New"/>
-          <w:sz w:val="15"/>
-        </w:rPr>
-        <w:t>T6 = {"I":[124.06,131.31,178.12,128.07,310.54,758.15],"II":[128.09,126.10,182.33,127.18,317.08,758.02],</w:t>
-      </w:r>
-    </w:p>
-    <w:p>
-      <w:r>
-        <w:rPr>
-          <w:rFonts w:ascii="Courier New" w:hAnsi="Courier New"/>
-          <w:sz w:val="15"/>
-        </w:rPr>
-        <w:t xml:space="preserve"> "III":[164.52,126.80,183.16,171.88,306.94,757.99],"aVR":[127.42,128.81,179.38,126.19,318.73,757.97],</w:t>
-      </w:r>
-    </w:p>
-    <w:p>
-      <w:r>
-        <w:rPr>
-          <w:rFonts w:ascii="Courier New" w:hAnsi="Courier New"/>
-          <w:sz w:val="15"/>
-        </w:rPr>
-        <w:t xml:space="preserve"> "aVL":[154.50,128.62,182.76,169.37,299.19,758.08],"aVF":[141.00,125.02,184.05,142.60,310.43,758.06],</w:t>
-      </w:r>
-    </w:p>
-    <w:p>
-      <w:r>
-        <w:rPr>
-          <w:rFonts w:ascii="Courier New" w:hAnsi="Courier New"/>
-          <w:sz w:val="15"/>
-        </w:rPr>
-        <w:t xml:space="preserve"> "V1":[140.78,129.05,180.72,160.57,303.89,758.06],"V2":[155.93,136.12,176.15,181.65,287.71,757.90],</w:t>
-      </w:r>
-    </w:p>
-    <w:p>
-      <w:r>
-        <w:rPr>
-          <w:rFonts w:ascii="Courier New" w:hAnsi="Courier New"/>
-          <w:sz w:val="15"/>
-        </w:rPr>
-        <w:t xml:space="preserve"> "V3":[154.23,132.80,179.01,174.20,285.50,758.01],"V4":[140.60,127.32,180.05,148.55,290.09,758.03],</w:t>
-      </w:r>
-    </w:p>
-    <w:p>
-      <w:r>
-        <w:rPr>
-          <w:rFonts w:ascii="Courier New" w:hAnsi="Courier New"/>
-          <w:sz w:val="15"/>
-        </w:rPr>
-        <w:t xml:space="preserve"> "V5":[128.69,123.89,177.39,126.73,310.74,758.12],"V6":[123.44,126.55,174.63,118.63,320.51,758.06]}</w:t>
-      </w:r>
-    </w:p>
-    <w:p>
-      <w:r>
-        <w:rPr>
-          <w:rFonts w:ascii="Courier New" w:hAnsi="Courier New"/>
-          <w:sz w:val="15"/>
-        </w:rPr>
-        <w:t>T6_ORDER = ["Pdur","QRSdur","Tdur","PQint","QTint","RRint"]</w:t>
-      </w:r>
-    </w:p>
-    <w:p>
-      <w:r>
-        <w:rPr>
-          <w:rFonts w:ascii="Courier New" w:hAnsi="Courier New"/>
-          <w:sz w:val="15"/>
-        </w:rPr>
-      </w:r>
-    </w:p>
-    <w:p>
-      <w:r>
-        <w:rPr>
-          <w:rFonts w:ascii="Courier New" w:hAnsi="Courier New"/>
-          <w:sz w:val="15"/>
-        </w:rPr>
-        <w:t># Preprint Figure 5 (lead II) approximate peak (mode) read off the figure  [ms / mV]</w:t>
-      </w:r>
-    </w:p>
-    <w:p>
-      <w:r>
-        <w:rPr>
-          <w:rFonts w:ascii="Courier New" w:hAnsi="Courier New"/>
-          <w:sz w:val="15"/>
-        </w:rPr>
-        <w:t># NOTE: estimated by eye from the density peaks; the preprint has no raw table.</w:t>
-      </w:r>
-    </w:p>
-    <w:p>
-      <w:r>
-        <w:rPr>
-          <w:rFonts w:ascii="Courier New" w:hAnsi="Courier New"/>
-          <w:sz w:val="15"/>
-        </w:rPr>
-        <w:t>PRE_FIG5_II = {"Pdur":128,"QRSdur":125,"Tdur":185,"PRint":190,"QTint":385,"RRint":760}</w:t>
-      </w:r>
-    </w:p>
-    <w:p>
-      <w:r>
-        <w:rPr>
-          <w:rFonts w:ascii="Courier New" w:hAnsi="Courier New"/>
-          <w:sz w:val="15"/>
-        </w:rPr>
-      </w:r>
-    </w:p>
-    <w:p>
-      <w:r>
-        <w:rPr>
-          <w:rFonts w:ascii="Courier New" w:hAnsi="Courier New"/>
-          <w:sz w:val="15"/>
-        </w:rPr>
-        <w:t># ---------- load only the columns we need ----------</w:t>
-      </w:r>
-    </w:p>
-    <w:p>
-      <w:r>
-        <w:rPr>
-          <w:rFonts w:ascii="Courier New" w:hAnsi="Courier New"/>
-          <w:sz w:val="15"/>
-        </w:rPr>
-        <w:t>usecols = ["disease_class","record_id","lead"] + list(COLMAP.values())</w:t>
-      </w:r>
-    </w:p>
-    <w:p>
-      <w:r>
-        <w:rPr>
-          <w:rFonts w:ascii="Courier New" w:hAnsi="Courier New"/>
-          <w:sz w:val="15"/>
-        </w:rPr>
-        <w:t>df = pd.read_csv(FID, usecols=usecols, na_values=["","None"],</w:t>
-      </w:r>
-    </w:p>
-    <w:p>
-      <w:r>
-        <w:rPr>
-          <w:rFonts w:ascii="Courier New" w:hAnsi="Courier New"/>
-          <w:sz w:val="15"/>
-        </w:rPr>
-        <w:t xml:space="preserve">                 dtype={c:"float32" for c in COLMAP.values()})</w:t>
-      </w:r>
-    </w:p>
-    <w:p>
-      <w:r>
-        <w:rPr>
-          <w:rFonts w:ascii="Courier New" w:hAnsi="Courier New"/>
-          <w:sz w:val="15"/>
-        </w:rPr>
-        <w:t>df = df.rename(columns={v:k for k,v in COLMAP.items()})</w:t>
-      </w:r>
-    </w:p>
-    <w:p>
-      <w:r>
-        <w:rPr>
-          <w:rFonts w:ascii="Courier New" w:hAnsi="Courier New"/>
-          <w:sz w:val="15"/>
-        </w:rPr>
-      </w:r>
-    </w:p>
-    <w:p>
-      <w:r>
-        <w:rPr>
-          <w:rFonts w:ascii="Courier New" w:hAnsi="Courier New"/>
-          <w:sz w:val="15"/>
-        </w:rPr>
-        <w:t># ---------- LEVEL 1: per (class, record, lead) median over beats ----------</w:t>
-      </w:r>
-    </w:p>
-    <w:p>
-      <w:r>
-        <w:rPr>
-          <w:rFonts w:ascii="Courier New" w:hAnsi="Courier New"/>
-          <w:sz w:val="15"/>
-        </w:rPr>
-        <w:t>lvl1 = df.groupby(["disease_class","record_id","lead"], observed=True)[FEATS].median().reset_index()</w:t>
-      </w:r>
-    </w:p>
-    <w:p>
-      <w:r>
-        <w:rPr>
-          <w:rFonts w:ascii="Courier New" w:hAnsi="Courier New"/>
-          <w:sz w:val="15"/>
-        </w:rPr>
-        <w:t>lvl1.to_csv(os.path.join(DATA,"per_signal_median.csv"), index=False)</w:t>
-      </w:r>
-    </w:p>
-    <w:p>
-      <w:r>
-        <w:rPr>
-          <w:rFonts w:ascii="Courier New" w:hAnsi="Courier New"/>
-          <w:sz w:val="15"/>
-        </w:rPr>
-        <w:t>print(f"Level 1: per_signal_median.csv  -&gt; {len(lvl1):,} rows (record x lead)")</w:t>
-      </w:r>
-    </w:p>
-    <w:p>
-      <w:r>
-        <w:rPr>
-          <w:rFonts w:ascii="Courier New" w:hAnsi="Courier New"/>
-          <w:sz w:val="15"/>
-        </w:rPr>
-      </w:r>
-    </w:p>
-    <w:p>
-      <w:r>
-        <w:rPr>
-          <w:rFonts w:ascii="Courier New" w:hAnsi="Courier New"/>
-          <w:sz w:val="15"/>
-        </w:rPr>
-        <w:t># ---------- LEVEL 2: per (class, lead) mean/SD/n across records ----------</w:t>
-      </w:r>
-    </w:p>
-    <w:p>
-      <w:r>
-        <w:rPr>
-          <w:rFonts w:ascii="Courier New" w:hAnsi="Courier New"/>
-          <w:sz w:val="15"/>
-        </w:rPr>
-        <w:t>agg = lvl1.groupby(["disease_class","lead"], observed=True)[FEATS].agg(["mean","std","count"])</w:t>
-      </w:r>
-    </w:p>
-    <w:p>
-      <w:r>
-        <w:rPr>
-          <w:rFonts w:ascii="Courier New" w:hAnsi="Courier New"/>
-          <w:sz w:val="15"/>
-        </w:rPr>
-        <w:t>agg.columns = [f"{f}_{s}" for f,s in agg.columns]; agg = agg.reset_index()</w:t>
-      </w:r>
-    </w:p>
-    <w:p>
-      <w:r>
-        <w:rPr>
-          <w:rFonts w:ascii="Courier New" w:hAnsi="Courier New"/>
-          <w:sz w:val="15"/>
-        </w:rPr>
-        <w:t>agg.to_csv(os.path.join(DATA,"per_lead_class_summary.csv"), index=False)</w:t>
-      </w:r>
-    </w:p>
-    <w:p>
-      <w:r>
-        <w:rPr>
-          <w:rFonts w:ascii="Courier New" w:hAnsi="Courier New"/>
-          <w:sz w:val="15"/>
-        </w:rPr>
-        <w:t>print(f"Level 2: per_lead_class_summary.csv -&gt; {len(agg)} rows (class x lead)")</w:t>
-      </w:r>
-    </w:p>
-    <w:p>
-      <w:r>
-        <w:rPr>
-          <w:rFonts w:ascii="Courier New" w:hAnsi="Courier New"/>
-          <w:sz w:val="15"/>
-        </w:rPr>
-      </w:r>
-    </w:p>
-    <w:p>
-      <w:r>
-        <w:rPr>
-          <w:rFonts w:ascii="Courier New" w:hAnsi="Courier New"/>
-          <w:sz w:val="15"/>
-        </w:rPr>
-        <w:t># ---------- COMPARISON: sinus per-lead means vs Table 6 (+ Fig5 for lead II) ----------</w:t>
-      </w:r>
-    </w:p>
-    <w:p>
-      <w:r>
-        <w:rPr>
-          <w:rFonts w:ascii="Courier New" w:hAnsi="Courier New"/>
-          <w:sz w:val="15"/>
-        </w:rPr>
-        <w:t>sin = lvl1[lvl1.disease_class=="sinus"]</w:t>
-      </w:r>
-    </w:p>
-    <w:p>
-      <w:r>
-        <w:rPr>
-          <w:rFonts w:ascii="Courier New" w:hAnsi="Courier New"/>
-          <w:sz w:val="15"/>
-        </w:rPr>
-        <w:t>rows=[]</w:t>
-      </w:r>
-    </w:p>
-    <w:p>
-      <w:r>
-        <w:rPr>
-          <w:rFonts w:ascii="Courier New" w:hAnsi="Courier New"/>
-          <w:sz w:val="15"/>
-        </w:rPr>
-        <w:t>for ld in LEADS:</w:t>
-      </w:r>
-    </w:p>
-    <w:p>
-      <w:r>
-        <w:rPr>
-          <w:rFonts w:ascii="Courier New" w:hAnsi="Courier New"/>
-          <w:sz w:val="15"/>
-        </w:rPr>
-        <w:t xml:space="preserve">    s = sin[sin.lead==ld]</w:t>
-      </w:r>
-    </w:p>
-    <w:p>
-      <w:r>
-        <w:rPr>
-          <w:rFonts w:ascii="Courier New" w:hAnsi="Courier New"/>
-          <w:sz w:val="15"/>
-        </w:rPr>
-        <w:t xml:space="preserve">    row = {"lead":ld}</w:t>
-      </w:r>
-    </w:p>
-    <w:p>
-      <w:r>
-        <w:rPr>
-          <w:rFonts w:ascii="Courier New" w:hAnsi="Courier New"/>
-          <w:sz w:val="15"/>
-        </w:rPr>
-        <w:t xml:space="preserve">    for i,f in enumerate(T6_ORDER):</w:t>
-      </w:r>
-    </w:p>
-    <w:p>
-      <w:r>
-        <w:rPr>
-          <w:rFonts w:ascii="Courier New" w:hAnsi="Courier New"/>
-          <w:sz w:val="15"/>
-        </w:rPr>
-        <w:t xml:space="preserve">        our = s[f].mean(); row[f"{f}_our"]=round(our,1); row[f"{f}_T6"]=T6[ld][i]</w:t>
-      </w:r>
-    </w:p>
-    <w:p>
-      <w:r>
-        <w:rPr>
-          <w:rFonts w:ascii="Courier New" w:hAnsi="Courier New"/>
-          <w:sz w:val="15"/>
-        </w:rPr>
-        <w:t xml:space="preserve">        row[f"{f}_dT6"]=round(our-T6[ld][i],1)</w:t>
-      </w:r>
-    </w:p>
-    <w:p>
-      <w:r>
-        <w:rPr>
-          <w:rFonts w:ascii="Courier New" w:hAnsi="Courier New"/>
-          <w:sz w:val="15"/>
-        </w:rPr>
-        <w:t xml:space="preserve">    rows.append(row)</w:t>
-      </w:r>
-    </w:p>
-    <w:p>
-      <w:r>
-        <w:rPr>
-          <w:rFonts w:ascii="Courier New" w:hAnsi="Courier New"/>
-          <w:sz w:val="15"/>
-        </w:rPr>
-        <w:t>comp = pd.DataFrame(rows)</w:t>
-      </w:r>
-    </w:p>
-    <w:p>
-      <w:r>
-        <w:rPr>
-          <w:rFonts w:ascii="Courier New" w:hAnsi="Courier New"/>
-          <w:sz w:val="15"/>
-        </w:rPr>
-        <w:t>comp.to_csv(os.path.join(DATA,"comparison_sinus_vs_table6.csv"), index=False)</w:t>
-      </w:r>
-    </w:p>
-    <w:p>
-      <w:r>
-        <w:rPr>
-          <w:rFonts w:ascii="Courier New" w:hAnsi="Courier New"/>
-          <w:sz w:val="15"/>
-        </w:rPr>
-      </w:r>
-    </w:p>
-    <w:p>
-      <w:r>
-        <w:rPr>
-          <w:rFonts w:ascii="Courier New" w:hAnsi="Courier New"/>
-          <w:sz w:val="15"/>
-        </w:rPr>
-        <w:t>print("\n=== sinus per-lead: our mean  vs Table 6  (Δ) ===")</w:t>
-      </w:r>
-    </w:p>
-    <w:p>
-      <w:r>
-        <w:rPr>
-          <w:rFonts w:ascii="Courier New" w:hAnsi="Courier New"/>
-          <w:sz w:val="15"/>
-        </w:rPr>
-        <w:t>print(f"{'lead':4s}"+ "".join(f"{f:&gt;22s}" for f in T6_ORDER))</w:t>
-      </w:r>
-    </w:p>
-    <w:p>
-      <w:r>
-        <w:rPr>
-          <w:rFonts w:ascii="Courier New" w:hAnsi="Courier New"/>
-          <w:sz w:val="15"/>
-        </w:rPr>
-        <w:t>for _,r in comp.iterrows():</w:t>
-      </w:r>
-    </w:p>
-    <w:p>
-      <w:r>
-        <w:rPr>
-          <w:rFonts w:ascii="Courier New" w:hAnsi="Courier New"/>
-          <w:sz w:val="15"/>
-        </w:rPr>
-        <w:t xml:space="preserve">    print(f"{r['lead']:4s}"+ "".join(f"  {r[f+'_our']:6.1f}/{r[f+'_T6']:6.1f}({r[f+'_dT6']:+5.1f})" for f in T6_ORDER))</w:t>
-      </w:r>
-    </w:p>
-    <w:p>
-      <w:r>
-        <w:rPr>
-          <w:rFonts w:ascii="Courier New" w:hAnsi="Courier New"/>
-          <w:sz w:val="15"/>
-        </w:rPr>
-      </w:r>
-    </w:p>
-    <w:p>
-      <w:r>
-        <w:rPr>
-          <w:rFonts w:ascii="Courier New" w:hAnsi="Courier New"/>
-          <w:sz w:val="15"/>
-        </w:rPr>
-        <w:t>print("\n=== lead II: our mean vs Table 6 vs preprint Fig 5 (estimated) ===")</w:t>
-      </w:r>
-    </w:p>
-    <w:p>
-      <w:r>
-        <w:rPr>
-          <w:rFonts w:ascii="Courier New" w:hAnsi="Courier New"/>
-          <w:sz w:val="15"/>
-        </w:rPr>
-        <w:t>s2 = sin[sin.lead=="II"]</w:t>
-      </w:r>
-    </w:p>
-    <w:p>
-      <w:r>
-        <w:rPr>
-          <w:rFonts w:ascii="Courier New" w:hAnsi="Courier New"/>
-          <w:sz w:val="15"/>
-        </w:rPr>
-        <w:t>print(f"{'feature':8s} {'our':&gt;8s} {'Table6':&gt;8s} {'Fig5~':&gt;8s}")</w:t>
-      </w:r>
-    </w:p>
-    <w:p>
-      <w:r>
-        <w:rPr>
-          <w:rFonts w:ascii="Courier New" w:hAnsi="Courier New"/>
-          <w:sz w:val="15"/>
-        </w:rPr>
-        <w:t>for f in ["Pdur","QRSdur","Tdur","PQint","PRint","QTint","QTpeak","RRint"]:</w:t>
-      </w:r>
-    </w:p>
-    <w:p>
-      <w:r>
-        <w:rPr>
-          <w:rFonts w:ascii="Courier New" w:hAnsi="Courier New"/>
-          <w:sz w:val="15"/>
-        </w:rPr>
-        <w:t xml:space="preserve">    t6 = T6["II"][T6_ORDER.index(f)] if f in T6_ORDER else None</w:t>
-      </w:r>
-    </w:p>
-    <w:p>
-      <w:r>
-        <w:rPr>
-          <w:rFonts w:ascii="Courier New" w:hAnsi="Courier New"/>
-          <w:sz w:val="15"/>
-        </w:rPr>
-        <w:t xml:space="preserve">    fg = PRE_FIG5_II.get(f)</w:t>
-      </w:r>
-    </w:p>
-    <w:p>
-      <w:r>
-        <w:rPr>
-          <w:rFonts w:ascii="Courier New" w:hAnsi="Courier New"/>
-          <w:sz w:val="15"/>
-        </w:rPr>
-        <w:t xml:space="preserve">    print(f"{f:8s} {s2[f].mean():8.1f} {('%.1f'%t6) if t6 else '   -':&gt;8s} {(str(fg)) if fg else '   -':&gt;8s}")</w:t>
-      </w:r>
-    </w:p>
-    <w:p>
-      <w:r>
-        <w:rPr>
-          <w:rFonts w:ascii="Courier New" w:hAnsi="Courier New"/>
-          <w:sz w:val="15"/>
-        </w:rPr>
-        <w:t>print("\nKEY: QTint our ~%.0f matches preprint Fig 5 (~385), NOT Table 6 (317)." % s2.QTint.mean())</w:t>
+        <w:t>Data. The raw 12-lead signals are the MedalCare-XL release; the ECGdeli toolbox is from KIT-IBT (github.com/KIT-IBT/ECGdeli). The large derived tables (the master fiducials, master_labels.csv and the NeuroKit disagreement files) are regenerable with the scripts above and are therefore excluded from the repository, while the small report-featured summary tables are included.</w:t>
       </w:r>
     </w:p>
     <w:sectPr>

--- a/reports/MedalCare_ECGdeli_Labelling_Report.docx
+++ b/reports/MedalCare_ECGdeli_Labelling_Report.docx
@@ -2402,8 +2402,7 @@
           <w:sz w:val="24"/>
           <w:szCs w:val="24"/>
         </w:rPr>
-        <w:lastRenderedPageBreak/>
-        <w:t xml:space="preserve">Schema, ms = sample×2, and presence flags all verified with zero errors. The full run then labelled all 16,848 records, producing 2,646,204 beat-lead fiducial rows in </w:t>
+        <w:t>Schema, ms = sample×2, and presence flags all verified with zero errors. The full run then labelled all 16,848 records, producing 2,646,204 beat-lead fiducial rows in medalcare_fiducials_ecgdeli.csv. The full run used the raw (noise-free) signal version with ECGdeli's isoline correction applied before annotation — the preprocessing configuration retained from the Section 4.4 sweep.</w:t>
       </w:r>
       <w:r>
         <w:rPr>
@@ -2412,7 +2411,6 @@
           <w:sz w:val="24"/>
           <w:szCs w:val="24"/>
         </w:rPr>
-        <w:t>medalcare_fiducials_ecgdeli.csv.</w:t>
       </w:r>
     </w:p>
     <w:p>
@@ -2752,7 +2750,7 @@
           <w:sz w:val="24"/>
           <w:szCs w:val="24"/>
         </w:rPr>
-        <w:t>CRITICAL - review or exclude - a structural QRS-order violation, a QRS/QT/PR interval outside a predefined plausibility range, a gross P/T boundary inversion (&gt; 20 samples ≈ 40 ms), or a missing R peak.</w:t>
+        <w:t>CRITICAL - review or exclude - a structural QRS-order violation; a QRS, QT or PR interval outside its plausibility range (QRS duration 40–200 ms, QT 250–700 ms, PR 80–400 ms); a gross P/T boundary inversion (&gt; 20 samples ≈ 40 ms); or a missing R peak.</w:t>
       </w:r>
     </w:p>
     <w:p>
@@ -4285,7 +4283,7 @@
           <w:sz w:val="24"/>
           <w:szCs w:val="24"/>
         </w:rPr>
-        <w:t>We extracted the same six timing biomarkers from our ECGdeli labels on the healthy sinus cohort, across roughly 200,000 beat–lead observations over all twelve leads, and compared the per-lead means against the simulated values in Table 6 of the published paper. Given that that reference was also produced with ECGdeli, the consistency check here assesses whether we drive the tool similarly to the authors, as we don’t have an independent ground-truth validation. Table 6 is the only per-lead numeric reference the descriptor provides: the preprint gives only the lead-II Figure 5 and the per-class Figure 6, with no equivalent table, so the per-lead comparison below is necessarily against the published paper’s Table 6. As Section 4.6 shows, QT differs systematically between Table 6 and the preprint, so the QT row documents a reference discrepancy rather than independently validating either value.</w:t>
+        <w:t>We extracted the same six timing biomarkers from our ECGdeli labels on the healthy sinus cohort, across roughly 200,000 beat–lead observations over all twelve leads, and compared the per-lead means against the simulated values in Table 6 of the published paper. Given that that reference was also produced with ECGdeli, the consistency check here assesses whether we drive the tool similarly to the authors, as we don’t have an independent ground-truth validation. Table 6 is the only per-lead numeric reference the descriptor provides: the preprint gives only the lead-II Figure 5 and the per-class Figure 6, with no equivalent table, so the per-lead comparison below is necessarily against the published paper’s Table 6. As Section 4.6 shows, QT differs systematically between Table 6 and the preprint, so the QT row documents a reference discrepancy rather than independently validating either value. The present analysis assesses consistency with the published MedalCare-XL simulated cohort; it does not independently reproduce the comparison with the clinical PTB-XL population or establish that the simulated distributions represent the full clinical population.</w:t>
       </w:r>
       <w:r>
         <w:rPr>
@@ -6387,7 +6385,7 @@
           <w:sz w:val="24"/>
           <w:szCs w:val="24"/>
         </w:rPr>
-        <w:t>To turn the Table 6 check into a thorough reproducibility test, we recomputed every population statistic the descriptor reports: the healthy timing means and their standard deviations, the five amplitude features, and the per-class distributions of the descriptor's Figure 6. Timing statistics were computed from the complete set of 2,646,204 beat–lead annotations and then aggregated to one median value per recording and lead. The amplitude analyses used targeted samples, because retrieving voltages requires loading the corresponding raw signal files: 200 healthy recordings for the all-lead comparison and 100 recordings per class for the Figure 6 contrasts. Amplitudes were read as the raw signal voltage at each detected peak relative to a per-beat isoelectric baseline (median of the twelve samples ending at QRS onset). Each MedalCare-XL ECG is synthesised from common P-wave and QRST templates, while successive beats vary in RR timing and in the stretch or compression of the QRS-offset–T-offset segment; aggregating to one value per record matches the paper's per-ECG extraction. The computation was done in Python (pandas/NumPy); an equivalent MATLAB script, reproduce_paper_stats.m, is kept alongside the pipeline.</w:t>
+        <w:t>To turn the Table 6 check into a thorough reproducibility test, we recomputed every population statistic the descriptor reports: the healthy timing means and their standard deviations, the five amplitude features, and the per-class distributions of the descriptor's Figure 6. Timing statistics were computed from the complete set of 2,646,204 beat–lead annotations and then aggregated to one median value per recording and lead. The amplitude analyses used reproducible random samples (seed 2026), because retrieving voltages requires loading the corresponding raw signal files: 200 healthy recordings for the all-lead comparison and 100 recordings per class for the Figure 6 contrasts. Amplitudes were read as the raw signal voltage at each detected peak relative to a per-beat isoelectric baseline (median of the twelve samples ending at QRS onset). Each MedalCare-XL ECG is synthesised from common P-wave and QRST templates, while successive beats vary in RR timing and in the stretch or compression of the QRS-offset–T-offset segment; aggregating to one value per record matches the paper's per-ECG extraction. The computation was done in Python (pandas/NumPy); an equivalent MATLAB script, reproduce_paper_stats.m, is kept alongside the pipeline.</w:t>
       </w:r>
     </w:p>
     <w:p>
@@ -7152,7 +7150,7 @@
     </w:tbl>
     <w:p>
       <w:r>
-        <w:t>Amplitude. The five amplitude features reproduce the published values to within 0.19 mV (the maximum, on the R wave; all-lead mean absolute differences over a 200-record sample) and recover the expected lead-wise polarity (R positive in I/II/V5/V6, negative in aVR/V1–V3). Residual differences, largest for R, may reflect the baseline definition, lead-specific peak placement, or fiducial differences.</w:t>
+        <w:t>Amplitude. The five amplitude features reproduce the published values to within 0.04 mV (the maximum, on the R wave) and recover the expected lead-wise polarity (R positive in I/II/V5/V6, negative in aVR/V1–V3), agreeing in sign on all twelve leads. These are all-lead mean absolute differences over a reproducible random sample of 200 healthy recordings (seed 2026); an earlier first-in-file sample overstated the R-wave difference (0.19 mV) because the leading records were not representative of the cohort's amplitude scaling.</w:t>
       </w:r>
     </w:p>
     <w:tbl>
@@ -7343,7 +7341,7 @@
                 <w:sz w:val="24"/>
                 <w:szCs w:val="24"/>
               </w:rPr>
-              <w:t>0.05</w:t>
+              <w:t>0.02</w:t>
             </w:r>
           </w:p>
         </w:tc>
@@ -7364,7 +7362,7 @@
                 <w:sz w:val="24"/>
                 <w:szCs w:val="24"/>
               </w:rPr>
-              <w:t>11/12</w:t>
+              <w:t>12/12</w:t>
             </w:r>
           </w:p>
         </w:tc>
@@ -7409,7 +7407,7 @@
                 <w:sz w:val="24"/>
                 <w:szCs w:val="24"/>
               </w:rPr>
-              <w:t>0.19</w:t>
+              <w:t>0.04</w:t>
             </w:r>
           </w:p>
         </w:tc>
@@ -7430,7 +7428,7 @@
                 <w:sz w:val="24"/>
                 <w:szCs w:val="24"/>
               </w:rPr>
-              <w:t>11/12</w:t>
+              <w:t>12/12</w:t>
             </w:r>
           </w:p>
         </w:tc>
@@ -7475,7 +7473,7 @@
                 <w:sz w:val="24"/>
                 <w:szCs w:val="24"/>
               </w:rPr>
-              <w:t>0.03</w:t>
+              <w:t>0.01</w:t>
             </w:r>
           </w:p>
         </w:tc>
@@ -7541,7 +7539,7 @@
                 <w:sz w:val="24"/>
                 <w:szCs w:val="24"/>
               </w:rPr>
-              <w:t>0.06</w:t>
+              <w:t>0.03</w:t>
             </w:r>
           </w:p>
         </w:tc>
@@ -8409,7 +8407,7 @@
     </w:p>
     <w:p>
       <w:r>
-        <w:t>Distributions. Overlaying the density of each healthy biomarker on the reference Gaussians shows broad agreement for several features, not exact equality of shape. Each panel carries the applicable references: the published Table 6 Gaussian (dashed) and the preprint Figure 5 (solid). Because the preprint publishes only probability-density plots (no numeric table), its curves are centred on the Figure 5 values with widths borrowed from the Table 6 standard deviation. Among the directly comparable timing features, P-wave duration, QRS duration, T-wave duration, and RR interval lie close to both reference curves, while QT separates the references. The atrioventricular timing panel instead compares our PRint with the preprint only, because Table 6 reports the different PQint measure; the amplitudes broadly overlap both references.</w:t>
+        <w:t>Distributions. Overlaying the density of each healthy biomarker on the reference Gaussians shows broad agreement for several features, not exact equality of shape. Each panel carries the applicable references: the published Table 6 Gaussian (dashed) and the preprint Figure 5 (solid). Because the preprint publishes only probability-density plots (no numeric table), its curves are centred on the Figure 5 values with widths borrowed from the Table 6 standard deviation. Among the directly comparable timing features, P-wave duration, QRS duration, T-wave duration, and RR interval lie close to both reference curves, while QT separates the references. The atrioventricular timing panel instead compares our PRint with the preprint only, because Table 6 reports the different PQint measure; the amplitudes broadly overlap both references. The Gaussian overlays summarise the marginal mean and spread of each biomarker separately; they do not evaluate the multivariate relationships used during ECG synthesis.</w:t>
       </w:r>
     </w:p>
     <w:p>
@@ -8666,7 +8664,7 @@
           <w:sz w:val="24"/>
           <w:szCs w:val="24"/>
         </w:rPr>
-        <w:t>Four directly comparable non-QT timing features—P-wave duration, QRS duration, T-wave duration and RR interval—are close to both published references. The atrioventricular timing feature differs in definition between the two versions of the descriptor: the preprint reports PRint, measured from P-wave onset to the R peak, whereas the published Table 6 reports PQint, measured from P-wave onset to QRS onset. Our corresponding lead-II values are 187 ms for PRint, close to the preprint estimate of approximately 190 ms, and 124 ms for PQint, close to the published Table 6 value of 127 ms. QT remains the only directly comparable timing feature showing a large numerical discrepancy between the two references: our value of 386 ms is close to the preprint estimate of approximately 385 ms, but not to the published Table 6 value of 317 ms. Figure 6's per-class shifts also reproduce (wider QRS in RBBB/LBBB, prolonged PR in AV block, wider P in IAB/LAE, prolonged QT in MI), and the R/S/T amplitudes broadly match, while P and Q amplitudes are low in the relevant leads. An independent manual delineation of one ECG by the supervisor gave a lead-II QT of 364 ms, closer to our labels than to 317 ms, but this is one example and is not an independent ground truth.</w:t>
+        <w:t>Four directly comparable non-QT timing features—P-wave duration, QRS duration, T-wave duration and RR interval—are close to both published references. The atrioventricular timing feature differs in definition between the two versions of the descriptor: the preprint reports PRint, measured from P-wave onset to the R peak, whereas the published Table 6 reports PQint, measured from P-wave onset to QRS onset. Our corresponding lead-II values are 187 ms for PRint, close to the preprint estimate of approximately 190 ms, and 124 ms for PQint, close to the published Table 6 value of 127 ms. QT remains the only directly comparable timing feature showing a large numerical discrepancy between the two references: our value of 386 ms is close to the preprint estimate of approximately 385 ms, but not to the published Table 6 value of 317 ms. Figure 6's per-class shifts also reproduce (wider QRS in RBBB/LBBB, prolonged PR in AV block, wider P in IAB/LAE, prolonged QT in MI), and the R/S/T amplitudes broadly match, while the P-wave amplitude runs slightly low in the relevant leads. An independent manual delineation of one ECG by the supervisor gave a lead-II QT of 364 ms, closer to our labels than to 317 ms, but this is one example and is not an independent ground truth.</w:t>
       </w:r>
     </w:p>
     <w:p>
@@ -8741,7 +8739,7 @@
           <w:sz w:val="24"/>
           <w:szCs w:val="24"/>
         </w:rPr>
-        <w:t>Beyond the healthy lead-II panels of Figure 5, we also reproduced the per-class contrasts of Figure 6 (disease vs healthy, in the disease-relevant lead). Every timing shift moves in the direction the figure shows: QRS duration widens in RBBB (+5 ms) and LBBB (+12 ms), the PR interval prolongs in AV block (+94 ms), P duration widens in IAB (+8 ms) and LAE (+11 ms), and QT prolongs in myocardial infarction at V4 (+12 ms). The amplitude panels agree too: MI changes the Q amplitude in lead II (-0.02 to +0.14 mV) and the R amplitude in V2 (-2.41 to -2.90 mV), while fibrotic atrial cardiomyopathy reduces the P-wave amplitude in aVL (0.043 to 0.008 mV) and V6 (0.076 to 0.060 mV); left atrial enlargement leaves the R amplitude unchanged, as expected for an atrial condition. So, the labels reproduce the reported population-level feature changes not only for the healthy population but also for the disease-specific contrasts that Figure 6 was designed to show. (Each Figure 6 amplitude contrast uses a 100-record sample per class; the healthy lead-II amplitude comparison in Section 4.5 uses 200 records, and its all-lead summary is in amplitudes_alllead_sinus.csv.)</w:t>
+        <w:t>Beyond the healthy lead-II panels of Figure 5, we also reproduced the per-class contrasts of Figure 6 (disease vs healthy, in the disease-relevant lead). Every timing shift moves in the direction the figure shows: QRS duration widens in RBBB (+5 ms) and LBBB (+12 ms), the PR interval prolongs in AV block (+94 ms), P duration widens in IAB (+8 ms) and LAE (+11 ms), and QT prolongs in myocardial infarction at V4 (+12 ms). The amplitude panels agree too: MI changes the Q amplitude in lead II (0.05 to 0.13 mV) and the R amplitude in V2 (−1.49 to −2.08 mV), while fibrotic atrial cardiomyopathy reduces the P-wave amplitude in aVL (0.035 to 0.014 mV) and V6 (0.084 to 0.049 mV); left atrial enlargement leaves the R amplitude little changed (0.55 to 0.50 mV), as expected for an atrial condition. So, the labels reproduce the reported population-level feature changes not only for the healthy population but also for the disease-specific contrasts that Figure 6 was designed to show. (Each Figure 6 amplitude contrast uses a reproducible random sample of 100 recordings per class (seed 2026); the healthy lead-II amplitude comparison in Section 4.5 uses 200 records, and its all-lead summary is in amplitudes_alllead_sinus.csv.)</w:t>
       </w:r>
     </w:p>
     <w:p>
@@ -8769,7 +8767,7 @@
           <w:sz w:val="24"/>
           <w:szCs w:val="24"/>
         </w:rPr>
-        <w:t>As a final, independent check, the ECGdeli labels were cross-checked against NeuroKit2, a separate open-source delineator that uses a discrete wavelet method and shares no code with ECGdeli. The check was run over the entire dataset, all 16,848 records and all twelve leads. Each ECGdeli beat was matched one-to-one to its nearest NeuroKit2 beat by R-peak within tolerance (each NeuroKit2 beat is used at most once); because successive beats are separated by roughly an RR interval, far larger than the matching tolerance, re-running with strict one-to-one matching left every agreement figure unchanged. The number of matched beats varies by fiducial, from about 1.52 million (T-offset) to 2.00 million (R-peak). For each fiducial we recorded the fraction of matched beats on which the two tools agree within a per-fiducial tolerance, together with the median difference (NeuroKit2 minus ECGdeli).</w:t>
+        <w:t>As a final, independent check, the ECGdeli labels were cross-checked against NeuroKit2, a separate open-source delineator that uses a discrete wavelet method and shares no code with ECGdeli. The check was run over the entire dataset, all 16,848 records and all twelve leads. Each ECGdeli beat was matched one-to-one to its nearest NeuroKit2 beat by R-peak within tolerance (each NeuroKit2 beat is used at most once); because successive beats are separated by roughly an RR interval, far larger than the matching tolerance, re-running with strict one-to-one matching left every agreement figure unchanged. The number of matched beats varies by fiducial, from about 1.52 million (T-offset) to 2.00 million (R-peak). For each fiducial we recorded the fraction of matched beats on which the two tools agree within a per-fiducial tolerance, together with the median difference (NeuroKit2 minus ECGdeli). The agreement tolerance was set per fiducial: 15 ms for the R-peak, 20–30 ms for the other peaks (P 25, Q 20, S 20, T 30 ms), and 25–50 ms for the wave boundaries (QRS on/off 25 ms, P on/off 40 ms, T on/off 50 ms).</w:t>
       </w:r>
     </w:p>
     <w:tbl>
@@ -10103,52 +10101,12 @@
         <w:pStyle w:val="Heading1"/>
       </w:pPr>
       <w:r>
-        <w:t>Appendix — Code and data availability</w:t>
+        <w:t>Code and data availability</w:t>
       </w:r>
     </w:p>
     <w:p>
       <w:r>
-        <w:t>All code and configuration for the pipeline described in this report are version-controlled in the project repository (https://github.com/john-thuo1/delineation-). Run order, file paths and quality-control thresholds are documented in the repository README and in config/paths.yaml and config/pipeline_settings.yaml; every figure, table and statistic above is reproducible from the scripts listed below. The ECGdeli labelling (the master fiducials table) is the one fixed input, treated as described in Section 3.</w:t>
-      </w:r>
-    </w:p>
-    <w:p>
-      <w:r>
-        <w:t>Delineation driver (Section 3): ecgdeli_labelling/scripts/run_ecgdeli_medalcare.m</w:t>
-      </w:r>
-    </w:p>
-    <w:p>
-      <w:r>
-        <w:t>Quality control (Sections 4.1–4.2): ecgdeli_labelling/scripts/qc_review_list.py</w:t>
-      </w:r>
-    </w:p>
-    <w:p>
-      <w:r>
-        <w:t>ECGdeli preprocessing sweep and scoring (Section 4.4): ecgdeli_labelling/scripts/ecgdeli_config_sweep.m and statistics/scripts/score_vs_table6.py</w:t>
-      </w:r>
-    </w:p>
-    <w:p>
-      <w:r>
-        <w:t>Population statistics and figures (Sections 4.5–4.6): statistics/scripts/build_per_signal_stats.py, build_comparison_figure.py, build_gaussian_overlays.py and reproduce_paper_stats.py</w:t>
-      </w:r>
-    </w:p>
-    <w:p>
-      <w:r>
-        <w:t>Independent cross-checks (Section 4.7): ecgdeli_labelling/scripts/crosscheck_neurokit.py, crosscheck_neurokit_peak.py and build_review_targets.py</w:t>
-      </w:r>
-    </w:p>
-    <w:p>
-      <w:r>
-        <w:t>Training-set assembly and QC columns (Section 5): dataset_curation/scripts/build_master.py, add_qc_status.py, add_crosscheck_qc.py and build_manual_worklist.py</w:t>
-      </w:r>
-    </w:p>
-    <w:p>
-      <w:r>
-        <w:t>Single-record signal-and-label views (which regenerate on demand the kind of per-signal example shown during development): dataset_curation/scripts/extract_signal.py</w:t>
-      </w:r>
-    </w:p>
-    <w:p>
-      <w:r>
-        <w:t>Data. The raw 12-lead signals are the MedalCare-XL release; the ECGdeli toolbox is from KIT-IBT (github.com/KIT-IBT/ECGdeli). The large derived tables (the master fiducials, master_labels.csv and the NeuroKit disagreement files) are regenerable with the scripts above and are therefore excluded from the repository, while the small report-featured summary tables are included.</w:t>
+        <w:t>The code used to generate the ECGdeli pseudo-labels, perform quality control, reproduce the population statistics, conduct the NeuroKit2 cross-check, and assemble the curated dataset is available at https://github.com/john-thuo1/delineation-. The version corresponding to this report is identified by commit [commit hash] (or release tag). Execution order, software dependencies, configuration parameters, and output-file descriptions are documented in the repository README. The original MedalCare-XL signals and the ECGdeli toolbox are obtained from their respective public sources. Large derived CSV files are excluded from the repository because of their size but can be regenerated using the supplied scripts.</w:t>
       </w:r>
     </w:p>
     <w:sectPr>

--- a/reports/MedalCare_ECGdeli_Labelling_Report.docx
+++ b/reports/MedalCare_ECGdeli_Labelling_Report.docx
@@ -141,7 +141,21 @@
           <w:sz w:val="24"/>
           <w:szCs w:val="24"/>
         </w:rPr>
-        <w:t xml:space="preserve">data descriptor). </w:t>
+        <w:t>data descriptor</w:t>
+      </w:r>
+      <w:r>
+        <w:rPr>
+          <w:sz w:val="24"/>
+          <w:szCs w:val="24"/>
+        </w:rPr>
+        <w:t xml:space="preserve"> + preprint</w:t>
+      </w:r>
+      <w:r>
+        <w:rPr>
+          <w:sz w:val="24"/>
+          <w:szCs w:val="24"/>
+        </w:rPr>
+        <w:t xml:space="preserve">). </w:t>
       </w:r>
     </w:p>
     <w:p>
@@ -1881,7 +1895,21 @@
           <w:sz w:val="24"/>
           <w:szCs w:val="24"/>
         </w:rPr>
-        <w:t>Output Convention - sample indices are 0-based; milliseconds = sample × 1000 / 500. Disease class and, for infarction, the MI subclass are carried on every row: mi_subclass holds the detailed label (LAD/LCX/RCA at each severity, with the LCX anterior/posterior variant) and mi_group holds the normalised six-category group, so morphology information is never lost.</w:t>
+        <w:t>Output Convention - sample indices are 0-based</w:t>
+      </w:r>
+      <w:r>
+        <w:rPr>
+          <w:sz w:val="24"/>
+          <w:szCs w:val="24"/>
+        </w:rPr>
+        <w:t xml:space="preserve">, </w:t>
+      </w:r>
+      <w:r>
+        <w:rPr>
+          <w:sz w:val="24"/>
+          <w:szCs w:val="24"/>
+        </w:rPr>
+        <w:t>milliseconds = sample × 1000 / 500. Disease class and, for infarction, the MI subclass are carried on every row: mi_subclass holds the detailed label (LAD/LCX/RCA at each severity, with the LCX anterior/posterior variant) and mi_group holds the normalised six-category group, so morphology information is never lost.</w:t>
       </w:r>
     </w:p>
     <w:p>
@@ -2025,9 +2053,9 @@
         <w:tblLook w:val="04A0" w:firstRow="1" w:lastRow="0" w:firstColumn="1" w:lastColumn="0" w:noHBand="0" w:noVBand="1"/>
       </w:tblPr>
       <w:tblGrid>
-        <w:gridCol w:w="3619"/>
-        <w:gridCol w:w="1269"/>
-        <w:gridCol w:w="4976"/>
+        <w:gridCol w:w="3640"/>
+        <w:gridCol w:w="1266"/>
+        <w:gridCol w:w="4958"/>
       </w:tblGrid>
       <w:tr>
         <w:trPr>
@@ -2335,6 +2363,7 @@
                 <w:sz w:val="24"/>
                 <w:szCs w:val="24"/>
               </w:rPr>
+              <w:lastRenderedPageBreak/>
               <w:t>Heart rate</w:t>
             </w:r>
           </w:p>
@@ -2403,14 +2432,6 @@
           <w:szCs w:val="24"/>
         </w:rPr>
         <w:t>Schema, ms = sample×2, and presence flags all verified with zero errors. The full run then labelled all 16,848 records, producing 2,646,204 beat-lead fiducial rows in medalcare_fiducials_ecgdeli.csv. The full run used the raw (noise-free) signal version with ECGdeli's isoline correction applied before annotation — the preprocessing configuration retained from the Section 4.4 sweep.</w:t>
-      </w:r>
-      <w:r>
-        <w:rPr>
-          <w:b/>
-          <w:bCs/>
-          <w:sz w:val="24"/>
-          <w:szCs w:val="24"/>
-        </w:rPr>
       </w:r>
     </w:p>
     <w:p>
@@ -2643,28 +2664,7 @@
           <w:sz w:val="24"/>
           <w:szCs w:val="24"/>
         </w:rPr>
-        <w:t xml:space="preserve">The automated QC screen targets two readily testable classes of annotation failure: violations of expected temporal ordering and derived intervals outside predefined plausibility ranges. It does not detect every possible </w:t>
-      </w:r>
-      <w:r>
-        <w:rPr>
-          <w:sz w:val="24"/>
-          <w:szCs w:val="24"/>
-        </w:rPr>
-        <w:t>localization</w:t>
-      </w:r>
-      <w:r>
-        <w:rPr>
-          <w:sz w:val="24"/>
-          <w:szCs w:val="24"/>
-        </w:rPr>
-        <w:t xml:space="preserve"> error, particularly consistently shifted but physiologically plausible boundaries.</w:t>
-      </w:r>
-      <w:r>
-        <w:rPr>
-          <w:sz w:val="24"/>
-          <w:szCs w:val="24"/>
-        </w:rPr>
-        <w:t xml:space="preserve"> </w:t>
+        <w:t xml:space="preserve">The automated QC screen targets two readily testable classes of annotation failure: violations of expected temporal ordering and derived intervals outside predefined plausibility ranges. It does not detect every possible localization error, particularly consistently shifted but physiologically plausible boundaries. </w:t>
       </w:r>
     </w:p>
     <w:p>
@@ -2802,41 +2802,8 @@
           <w:sz w:val="24"/>
           <w:szCs w:val="24"/>
         </w:rPr>
+        <w:lastRenderedPageBreak/>
         <w:t>Two outputs are written -&gt; medalcare_qc_review_list.csv (one row per CRITICAL beat, with its failure reasons and key fiducial samples) and medalcare_qc_record_summary.csv (every record ranked worst-first by critical rate). The full code is in the repository (ecgdeli_labelling/scripts/qc_review_list.py; see the Code and data availability appendix).</w:t>
-      </w:r>
-      <w:r>
-        <w:rPr>
-          <w:sz w:val="24"/>
-          <w:szCs w:val="24"/>
-        </w:rPr>
-      </w:r>
-      <w:r>
-        <w:rPr>
-          <w:b/>
-          <w:bCs/>
-          <w:sz w:val="24"/>
-          <w:szCs w:val="24"/>
-        </w:rPr>
-      </w:r>
-      <w:r>
-        <w:rPr>
-          <w:sz w:val="24"/>
-          <w:szCs w:val="24"/>
-        </w:rPr>
-      </w:r>
-      <w:r>
-        <w:rPr>
-          <w:b/>
-          <w:bCs/>
-          <w:sz w:val="24"/>
-          <w:szCs w:val="24"/>
-        </w:rPr>
-      </w:r>
-      <w:r>
-        <w:rPr>
-          <w:sz w:val="24"/>
-          <w:szCs w:val="24"/>
-        </w:rPr>
       </w:r>
     </w:p>
     <w:p>
@@ -2847,7 +2814,6 @@
         <w:rPr>
           <w:rFonts w:ascii="Garamond" w:hAnsi="Garamond" w:cs="Garamond"/>
         </w:rPr>
-        <w:lastRenderedPageBreak/>
         <w:t>4.2 QC results</w:t>
       </w:r>
     </w:p>
@@ -3744,6 +3710,7 @@
                 <w:sz w:val="24"/>
                 <w:szCs w:val="24"/>
               </w:rPr>
+              <w:lastRenderedPageBreak/>
               <w:t>avblock</w:t>
             </w:r>
           </w:p>
@@ -4130,7 +4097,6 @@
                 <w:b/>
                 <w:sz w:val="18"/>
               </w:rPr>
-              <w:lastRenderedPageBreak/>
               <w:t>lae</w:t>
             </w:r>
           </w:p>
@@ -4285,14 +4251,6 @@
         </w:rPr>
         <w:t>We extracted the same six timing biomarkers from our ECGdeli labels on the healthy sinus cohort, across roughly 200,000 beat–lead observations over all twelve leads, and compared the per-lead means against the simulated values in Table 6 of the published paper. Given that that reference was also produced with ECGdeli, the consistency check here assesses whether we drive the tool similarly to the authors, as we don’t have an independent ground-truth validation. Table 6 is the only per-lead numeric reference the descriptor provides: the preprint gives only the lead-II Figure 5 and the per-class Figure 6, with no equivalent table, so the per-lead comparison below is necessarily against the published paper’s Table 6. As Section 4.6 shows, QT differs systematically between Table 6 and the preprint, so the QT row documents a reference discrepancy rather than independently validating either value. The present analysis assesses consistency with the published MedalCare-XL simulated cohort; it does not independently reproduce the comparison with the clinical PTB-XL population or establish that the simulated distributions represent the full clinical population.</w:t>
       </w:r>
-      <w:r>
-        <w:rPr>
-          <w:b/>
-          <w:bCs/>
-          <w:sz w:val="24"/>
-          <w:szCs w:val="24"/>
-        </w:rPr>
-      </w:r>
     </w:p>
     <w:tbl>
       <w:tblPr>
@@ -6027,6 +5985,7 @@
                 <w:sz w:val="24"/>
                 <w:szCs w:val="24"/>
               </w:rPr>
+              <w:lastRenderedPageBreak/>
               <w:t>V5</w:t>
             </w:r>
           </w:p>
@@ -6436,6 +6395,7 @@
                 <w:sz w:val="24"/>
                 <w:szCs w:val="24"/>
               </w:rPr>
+              <w:lastRenderedPageBreak/>
               <w:t>Feature</w:t>
             </w:r>
           </w:p>
@@ -7688,7 +7648,6 @@
                 <w:b/>
                 <w:sz w:val="18"/>
               </w:rPr>
-              <w:lastRenderedPageBreak/>
               <w:t>AV block</w:t>
             </w:r>
           </w:p>
@@ -8268,6 +8227,7 @@
         <w:rPr>
           <w:noProof/>
         </w:rPr>
+        <w:lastRenderedPageBreak/>
         <w:drawing>
           <wp:inline distT="0" distB="0" distL="0" distR="0" wp14:anchorId="0139F687" wp14:editId="27B33A9D">
             <wp:extent cx="5760720" cy="2843900"/>
@@ -8401,7 +8361,6 @@
           <w:i/>
           <w:sz w:val="18"/>
         </w:rPr>
-        <w:lastRenderedPageBreak/>
         <w:t>Healthy sinus amplitude features (lead II): our labels, all beats pooled, shown without a paper overlay.</w:t>
       </w:r>
     </w:p>
@@ -8418,6 +8377,7 @@
         <w:rPr>
           <w:noProof/>
         </w:rPr>
+        <w:lastRenderedPageBreak/>
         <w:drawing>
           <wp:inline distT="0" distB="0" distL="0" distR="0" wp14:anchorId="6B8EFDE2" wp14:editId="67AEB74E">
             <wp:extent cx="5760720" cy="2861221"/>
@@ -8537,7 +8497,15 @@
           <w:sz w:val="24"/>
           <w:szCs w:val="24"/>
         </w:rPr>
-        <w:t>In short, the relabelling reproduces the MedalCare-XL published population statistics across timing means, spreads, amplitudes and disease-class structure, with QT closer to the descriptor's preprint (Section 4.6) than to the published Table 6. Because the paper's features were also produced by ECGdeli, this confirms reproducibility of the pipeline, not absolute accuracy, which is why the QT is compared against the preprint and cross-checked with NeuroKit2 below. Averaging ECGdeli with NeuroKit2 was also tested and moves every biomarker further from Table 6 (the paper's reference is itself ECGdeli-derived), so combining tools was not pursued.</w:t>
+        <w:t xml:space="preserve">In short, the relabelling reproduces the MedalCare-XL published population statistics across timing means, spreads, amplitudes and disease-class structure, with QT closer to the descriptor's preprint (Section 4.6) than to the published Table 6. Because the paper's features were also produced by ECGdeli, this confirms reproducibility of the pipeline, not absolute accuracy, which is why the QT is compared against the preprint and cross-checked with NeuroKit2 below. Averaging ECGdeli with </w:t>
+      </w:r>
+      <w:r>
+        <w:rPr>
+          <w:sz w:val="24"/>
+          <w:szCs w:val="24"/>
+        </w:rPr>
+        <w:lastRenderedPageBreak/>
+        <w:t>NeuroKit2 was also tested and moves every biomarker further from Table 6 (the paper's reference is itself ECGdeli-derived), so combining tools was not pursued.</w:t>
       </w:r>
     </w:p>
     <w:p>
@@ -8715,6 +8683,7 @@
           <w:i/>
           <w:sz w:val="18"/>
         </w:rPr>
+        <w:lastRenderedPageBreak/>
         <w:t>Healthy sinus, lead II: per-recording median densities compared with the applicable reference values. P-wave duration, QRS duration, T-wave duration, and RR interval are directly comparable between the preprint and Table 6. The atrioventricular panel compares PRint with the preprint only, because Table 6 instead reports PQint. Among the directly comparable features, QT is the only substantial reference discrepancy, with our distribution closer to the preprint.</w:t>
       </w:r>
     </w:p>
@@ -8767,7 +8736,41 @@
           <w:sz w:val="24"/>
           <w:szCs w:val="24"/>
         </w:rPr>
-        <w:t>As a final, independent check, the ECGdeli labels were cross-checked against NeuroKit2, a separate open-source delineator that uses a discrete wavelet method and shares no code with ECGdeli. The check was run over the entire dataset, all 16,848 records and all twelve leads. Each ECGdeli beat was matched one-to-one to its nearest NeuroKit2 beat by R-peak within tolerance (each NeuroKit2 beat is used at most once); because successive beats are separated by roughly an RR interval, far larger than the matching tolerance, re-running with strict one-to-one matching left every agreement figure unchanged. The number of matched beats varies by fiducial, from about 1.52 million (T-offset) to 2.00 million (R-peak). For each fiducial we recorded the fraction of matched beats on which the two tools agree within a per-fiducial tolerance, together with the median difference (NeuroKit2 minus ECGdeli). The agreement tolerance was set per fiducial: 15 ms for the R-peak, 20–30 ms for the other peaks (P 25, Q 20, S 20, T 30 ms), and 25–50 ms for the wave boundaries (QRS on/off 25 ms, P on/off 40 ms, T on/off 50 ms).</w:t>
+        <w:t>As a final, independent check, the ECGdeli labels were cross-checked against NeuroKit2, a separate open-source delineator that uses a discrete wavelet method and shares no code with ECGdeli. The check was run over the entire dataset, all 16,848 records and all twelve leads. Each ECGdeli beat was paired with the NeuroKit2 beat having the nearest R-peak, provided that the R-peak difference fell within the predefined matching window. Matching was constrained to be one-to-one, so each NeuroKit2 beat could be assigned to at most one ECGdeli beat. Enforcing this uniqueness constraint did not change the resulting agreement statistics. This is plausible because successive beats are separated by approximately one RR interval, which is much longer than the R-peak matching window.</w:t>
+      </w:r>
+    </w:p>
+    <w:p>
+      <w:pPr>
+        <w:spacing w:after="120"/>
+        <w:jc w:val="both"/>
+        <w:rPr>
+          <w:sz w:val="24"/>
+          <w:szCs w:val="24"/>
+        </w:rPr>
+      </w:pPr>
+      <w:r>
+        <w:rPr>
+          <w:sz w:val="24"/>
+          <w:szCs w:val="24"/>
+        </w:rPr>
+        <w:t>The number of available matched pairs varied by fiducial, from approximately 1.52 million for T-offset to 2.00 million for R-peak, because one or both tools did not identify every fiducial on every matched beat. For each fiducial, agreement was defined as the proportion of matched pairs whose absolute timing difference fell within a predefined tolerance. We also calculated the median signed difference, defined as NeuroKit2 minus ECGdeli, to indicate whether NeuroKit2 tended to place the fiducial earlier or later.</w:t>
+      </w:r>
+    </w:p>
+    <w:p>
+      <w:pPr>
+        <w:spacing w:after="120"/>
+        <w:jc w:val="both"/>
+        <w:rPr>
+          <w:sz w:val="24"/>
+          <w:szCs w:val="24"/>
+        </w:rPr>
+      </w:pPr>
+      <w:r>
+        <w:rPr>
+          <w:sz w:val="24"/>
+          <w:szCs w:val="24"/>
+        </w:rPr>
+        <w:t>We summarise the comparison in two complementary ways. The first is an investigator-defined operational agreement — the proportion of matched pairs whose absolute timing difference falls within a per-fiducial comparison band chosen to reflect how sharply each landmark can be localised: 15 ms for the R-peak; 25, 20, 20 and 30 ms for the P-, Q-, S- and T-peaks, respectively; 25 ms for QRS onset and offset; 40 ms for P-wave onset and offset; and 50 ms for T-wave onset and offset. The second is the mean, standard deviation and median of the signed difference (NeuroKit2 minus ECGdeli) per fiducial; for the five wave boundaries that have one we report the CSE Working Party two-standard-deviation acceptance limit as a citable external reference (CSE Working Party, Eur. Heart J. 1985;6:815–825; used as a delineation benchmark by Martínez et al. 2004, IEEE TBME 51(4), and by a recent single-lead wearable-ECG delineator assessment that evaluated both ECGdeli and NeuroKit2).</w:t>
       </w:r>
     </w:p>
     <w:tbl>
@@ -9356,7 +9359,677 @@
           <w:sz w:val="24"/>
           <w:szCs w:val="24"/>
         </w:rPr>
-        <w:t>Agreement is the share of matched beats within tolerance; a positive median means NeuroKit2 places the point later than ECGdeli. The T-peak and T-offset rows are highlighted. Because R-peaks were used for beat matching, the R-peak row is not an independent validation.</w:t>
+        <w:t>Operational within-band agreement: the share of matched pairs whose difference falls within the investigator-defined per-fiducial band above (a review-oriented measure, not a standard tolerance); a positive median means NeuroKit2 places the point later than ECGdeli. The T-peak and T-offset rows are highlighted; because R-peaks were used for matching, the R-peak row is not an independent validation.</w:t>
+      </w:r>
+    </w:p>
+    <w:tbl>
+      <w:tblPr>
+        <w:tblStyle w:val="TableGrid"/>
+        <w:tblW w:type="auto" w:w="0"/>
+        <w:tblLook w:firstColumn="1" w:firstRow="1" w:lastColumn="0" w:lastRow="0" w:noHBand="0" w:noVBand="1" w:val="04A0"/>
+      </w:tblPr>
+      <w:tblGrid>
+        <w:gridCol w:w="1930"/>
+        <w:gridCol w:w="1930"/>
+        <w:gridCol w:w="1930"/>
+        <w:gridCol w:w="1930"/>
+        <w:gridCol w:w="1930"/>
+      </w:tblGrid>
+      <w:tr>
+        <w:tc>
+          <w:tcPr>
+            <w:tcW w:type="dxa" w:w="1930"/>
+          </w:tcPr>
+          <w:p>
+            <w:r>
+              <w:rPr>
+                <w:b/>
+              </w:rPr>
+              <w:t>Fiducial</w:t>
+            </w:r>
+          </w:p>
+        </w:tc>
+        <w:tc>
+          <w:tcPr>
+            <w:tcW w:type="dxa" w:w="1930"/>
+          </w:tcPr>
+          <w:p>
+            <w:r>
+              <w:rPr>
+                <w:b/>
+              </w:rPr>
+              <w:t>Mean Δ (ms)</w:t>
+            </w:r>
+          </w:p>
+        </w:tc>
+        <w:tc>
+          <w:tcPr>
+            <w:tcW w:type="dxa" w:w="1930"/>
+          </w:tcPr>
+          <w:p>
+            <w:r>
+              <w:rPr>
+                <w:b/>
+              </w:rPr>
+              <w:t>SD (ms)</w:t>
+            </w:r>
+          </w:p>
+        </w:tc>
+        <w:tc>
+          <w:tcPr>
+            <w:tcW w:type="dxa" w:w="1930"/>
+          </w:tcPr>
+          <w:p>
+            <w:r>
+              <w:rPr>
+                <w:b/>
+              </w:rPr>
+              <w:t>Median Δ (ms)</w:t>
+            </w:r>
+          </w:p>
+        </w:tc>
+        <w:tc>
+          <w:tcPr>
+            <w:tcW w:type="dxa" w:w="1930"/>
+          </w:tcPr>
+          <w:p>
+            <w:r>
+              <w:rPr>
+                <w:b/>
+              </w:rPr>
+              <w:t>2σ CSE (ms)</w:t>
+            </w:r>
+          </w:p>
+        </w:tc>
+      </w:tr>
+      <w:tr>
+        <w:tc>
+          <w:tcPr>
+            <w:tcW w:type="dxa" w:w="1930"/>
+          </w:tcPr>
+          <w:p>
+            <w:r>
+              <w:t>P onset</w:t>
+            </w:r>
+          </w:p>
+        </w:tc>
+        <w:tc>
+          <w:tcPr>
+            <w:tcW w:type="dxa" w:w="1930"/>
+          </w:tcPr>
+          <w:p>
+            <w:r>
+              <w:t>+34.5</w:t>
+            </w:r>
+          </w:p>
+        </w:tc>
+        <w:tc>
+          <w:tcPr>
+            <w:tcW w:type="dxa" w:w="1930"/>
+          </w:tcPr>
+          <w:p>
+            <w:r>
+              <w:t>64.2</w:t>
+            </w:r>
+          </w:p>
+        </w:tc>
+        <w:tc>
+          <w:tcPr>
+            <w:tcW w:type="dxa" w:w="1930"/>
+          </w:tcPr>
+          <w:p>
+            <w:r>
+              <w:t>+26</w:t>
+            </w:r>
+          </w:p>
+        </w:tc>
+        <w:tc>
+          <w:tcPr>
+            <w:tcW w:type="dxa" w:w="1930"/>
+          </w:tcPr>
+          <w:p>
+            <w:r>
+              <w:t>10.2</w:t>
+            </w:r>
+          </w:p>
+        </w:tc>
+      </w:tr>
+      <w:tr>
+        <w:tc>
+          <w:tcPr>
+            <w:tcW w:type="dxa" w:w="1930"/>
+          </w:tcPr>
+          <w:p>
+            <w:r>
+              <w:t>P peak</w:t>
+            </w:r>
+          </w:p>
+        </w:tc>
+        <w:tc>
+          <w:tcPr>
+            <w:tcW w:type="dxa" w:w="1930"/>
+          </w:tcPr>
+          <w:p>
+            <w:r>
+              <w:t>−2.1</w:t>
+            </w:r>
+          </w:p>
+        </w:tc>
+        <w:tc>
+          <w:tcPr>
+            <w:tcW w:type="dxa" w:w="1930"/>
+          </w:tcPr>
+          <w:p>
+            <w:r>
+              <w:t>53.1</w:t>
+            </w:r>
+          </w:p>
+        </w:tc>
+        <w:tc>
+          <w:tcPr>
+            <w:tcW w:type="dxa" w:w="1930"/>
+          </w:tcPr>
+          <w:p>
+            <w:r>
+              <w:t>+4</w:t>
+            </w:r>
+          </w:p>
+        </w:tc>
+        <w:tc>
+          <w:tcPr>
+            <w:tcW w:type="dxa" w:w="1930"/>
+          </w:tcPr>
+          <w:p>
+            <w:r>
+              <w:t>—</w:t>
+            </w:r>
+          </w:p>
+        </w:tc>
+      </w:tr>
+      <w:tr>
+        <w:tc>
+          <w:tcPr>
+            <w:tcW w:type="dxa" w:w="1930"/>
+          </w:tcPr>
+          <w:p>
+            <w:r>
+              <w:t>P offset</w:t>
+            </w:r>
+          </w:p>
+        </w:tc>
+        <w:tc>
+          <w:tcPr>
+            <w:tcW w:type="dxa" w:w="1930"/>
+          </w:tcPr>
+          <w:p>
+            <w:r>
+              <w:t>−27.9</w:t>
+            </w:r>
+          </w:p>
+        </w:tc>
+        <w:tc>
+          <w:tcPr>
+            <w:tcW w:type="dxa" w:w="1930"/>
+          </w:tcPr>
+          <w:p>
+            <w:r>
+              <w:t>48.5</w:t>
+            </w:r>
+          </w:p>
+        </w:tc>
+        <w:tc>
+          <w:tcPr>
+            <w:tcW w:type="dxa" w:w="1930"/>
+          </w:tcPr>
+          <w:p>
+            <w:r>
+              <w:t>−20</w:t>
+            </w:r>
+          </w:p>
+        </w:tc>
+        <w:tc>
+          <w:tcPr>
+            <w:tcW w:type="dxa" w:w="1930"/>
+          </w:tcPr>
+          <w:p>
+            <w:r>
+              <w:t>12.7</w:t>
+            </w:r>
+          </w:p>
+        </w:tc>
+      </w:tr>
+      <w:tr>
+        <w:tc>
+          <w:tcPr>
+            <w:tcW w:type="dxa" w:w="1930"/>
+          </w:tcPr>
+          <w:p>
+            <w:r>
+              <w:t>QRS onset</w:t>
+            </w:r>
+          </w:p>
+        </w:tc>
+        <w:tc>
+          <w:tcPr>
+            <w:tcW w:type="dxa" w:w="1930"/>
+          </w:tcPr>
+          <w:p>
+            <w:r>
+              <w:t>−46.2</w:t>
+            </w:r>
+          </w:p>
+        </w:tc>
+        <w:tc>
+          <w:tcPr>
+            <w:tcW w:type="dxa" w:w="1930"/>
+          </w:tcPr>
+          <w:p>
+            <w:r>
+              <w:t>53.4</w:t>
+            </w:r>
+          </w:p>
+        </w:tc>
+        <w:tc>
+          <w:tcPr>
+            <w:tcW w:type="dxa" w:w="1930"/>
+          </w:tcPr>
+          <w:p>
+            <w:r>
+              <w:t>−44</w:t>
+            </w:r>
+          </w:p>
+        </w:tc>
+        <w:tc>
+          <w:tcPr>
+            <w:tcW w:type="dxa" w:w="1930"/>
+          </w:tcPr>
+          <w:p>
+            <w:r>
+              <w:t>6.5</w:t>
+            </w:r>
+          </w:p>
+        </w:tc>
+      </w:tr>
+      <w:tr>
+        <w:tc>
+          <w:tcPr>
+            <w:tcW w:type="dxa" w:w="1930"/>
+          </w:tcPr>
+          <w:p>
+            <w:r>
+              <w:t>Q peak</w:t>
+            </w:r>
+          </w:p>
+        </w:tc>
+        <w:tc>
+          <w:tcPr>
+            <w:tcW w:type="dxa" w:w="1930"/>
+          </w:tcPr>
+          <w:p>
+            <w:r>
+              <w:t>−35.9</w:t>
+            </w:r>
+          </w:p>
+        </w:tc>
+        <w:tc>
+          <w:tcPr>
+            <w:tcW w:type="dxa" w:w="1930"/>
+          </w:tcPr>
+          <w:p>
+            <w:r>
+              <w:t>53.1</w:t>
+            </w:r>
+          </w:p>
+        </w:tc>
+        <w:tc>
+          <w:tcPr>
+            <w:tcW w:type="dxa" w:w="1930"/>
+          </w:tcPr>
+          <w:p>
+            <w:r>
+              <w:t>−24</w:t>
+            </w:r>
+          </w:p>
+        </w:tc>
+        <w:tc>
+          <w:tcPr>
+            <w:tcW w:type="dxa" w:w="1930"/>
+          </w:tcPr>
+          <w:p>
+            <w:r>
+              <w:t>—</w:t>
+            </w:r>
+          </w:p>
+        </w:tc>
+      </w:tr>
+      <w:tr>
+        <w:tc>
+          <w:tcPr>
+            <w:tcW w:type="dxa" w:w="1930"/>
+          </w:tcPr>
+          <w:p>
+            <w:r>
+              <w:t>R peak</w:t>
+            </w:r>
+          </w:p>
+        </w:tc>
+        <w:tc>
+          <w:tcPr>
+            <w:tcW w:type="dxa" w:w="1930"/>
+          </w:tcPr>
+          <w:p>
+            <w:r>
+              <w:t>−8.5</w:t>
+            </w:r>
+          </w:p>
+        </w:tc>
+        <w:tc>
+          <w:tcPr>
+            <w:tcW w:type="dxa" w:w="1930"/>
+          </w:tcPr>
+          <w:p>
+            <w:r>
+              <w:t>26.2</w:t>
+            </w:r>
+          </w:p>
+        </w:tc>
+        <w:tc>
+          <w:tcPr>
+            <w:tcW w:type="dxa" w:w="1930"/>
+          </w:tcPr>
+          <w:p>
+            <w:r>
+              <w:t>0</w:t>
+            </w:r>
+          </w:p>
+        </w:tc>
+        <w:tc>
+          <w:tcPr>
+            <w:tcW w:type="dxa" w:w="1930"/>
+          </w:tcPr>
+          <w:p>
+            <w:r>
+              <w:t>—</w:t>
+            </w:r>
+          </w:p>
+        </w:tc>
+      </w:tr>
+      <w:tr>
+        <w:tc>
+          <w:tcPr>
+            <w:tcW w:type="dxa" w:w="1930"/>
+          </w:tcPr>
+          <w:p>
+            <w:r>
+              <w:t>S peak</w:t>
+            </w:r>
+          </w:p>
+        </w:tc>
+        <w:tc>
+          <w:tcPr>
+            <w:tcW w:type="dxa" w:w="1930"/>
+          </w:tcPr>
+          <w:p>
+            <w:r>
+              <w:t>+36.3</w:t>
+            </w:r>
+          </w:p>
+        </w:tc>
+        <w:tc>
+          <w:tcPr>
+            <w:tcW w:type="dxa" w:w="1930"/>
+          </w:tcPr>
+          <w:p>
+            <w:r>
+              <w:t>99.7</w:t>
+            </w:r>
+          </w:p>
+        </w:tc>
+        <w:tc>
+          <w:tcPr>
+            <w:tcW w:type="dxa" w:w="1930"/>
+          </w:tcPr>
+          <w:p>
+            <w:r>
+              <w:t>+2</w:t>
+            </w:r>
+          </w:p>
+        </w:tc>
+        <w:tc>
+          <w:tcPr>
+            <w:tcW w:type="dxa" w:w="1930"/>
+          </w:tcPr>
+          <w:p>
+            <w:r>
+              <w:t>—</w:t>
+            </w:r>
+          </w:p>
+        </w:tc>
+      </w:tr>
+      <w:tr>
+        <w:tc>
+          <w:tcPr>
+            <w:tcW w:type="dxa" w:w="1930"/>
+          </w:tcPr>
+          <w:p>
+            <w:r>
+              <w:t>QRS offset</w:t>
+            </w:r>
+          </w:p>
+        </w:tc>
+        <w:tc>
+          <w:tcPr>
+            <w:tcW w:type="dxa" w:w="1930"/>
+          </w:tcPr>
+          <w:p>
+            <w:r>
+              <w:t>−10.3</w:t>
+            </w:r>
+          </w:p>
+        </w:tc>
+        <w:tc>
+          <w:tcPr>
+            <w:tcW w:type="dxa" w:w="1930"/>
+          </w:tcPr>
+          <w:p>
+            <w:r>
+              <w:t>43.9</w:t>
+            </w:r>
+          </w:p>
+        </w:tc>
+        <w:tc>
+          <w:tcPr>
+            <w:tcW w:type="dxa" w:w="1930"/>
+          </w:tcPr>
+          <w:p>
+            <w:r>
+              <w:t>−12</w:t>
+            </w:r>
+          </w:p>
+        </w:tc>
+        <w:tc>
+          <w:tcPr>
+            <w:tcW w:type="dxa" w:w="1930"/>
+          </w:tcPr>
+          <w:p>
+            <w:r>
+              <w:t>11.6</w:t>
+            </w:r>
+          </w:p>
+        </w:tc>
+      </w:tr>
+      <w:tr>
+        <w:tc>
+          <w:tcPr>
+            <w:tcW w:type="dxa" w:w="1930"/>
+          </w:tcPr>
+          <w:p>
+            <w:r>
+              <w:t>T onset</w:t>
+            </w:r>
+          </w:p>
+        </w:tc>
+        <w:tc>
+          <w:tcPr>
+            <w:tcW w:type="dxa" w:w="1930"/>
+          </w:tcPr>
+          <w:p>
+            <w:r>
+              <w:t>+34.2</w:t>
+            </w:r>
+          </w:p>
+        </w:tc>
+        <w:tc>
+          <w:tcPr>
+            <w:tcW w:type="dxa" w:w="1930"/>
+          </w:tcPr>
+          <w:p>
+            <w:r>
+              <w:t>61.5</w:t>
+            </w:r>
+          </w:p>
+        </w:tc>
+        <w:tc>
+          <w:tcPr>
+            <w:tcW w:type="dxa" w:w="1930"/>
+          </w:tcPr>
+          <w:p>
+            <w:r>
+              <w:t>+56</w:t>
+            </w:r>
+          </w:p>
+        </w:tc>
+        <w:tc>
+          <w:tcPr>
+            <w:tcW w:type="dxa" w:w="1930"/>
+          </w:tcPr>
+          <w:p>
+            <w:r>
+              <w:t>—</w:t>
+            </w:r>
+          </w:p>
+        </w:tc>
+      </w:tr>
+      <w:tr>
+        <w:tc>
+          <w:tcPr>
+            <w:tcW w:type="dxa" w:w="1930"/>
+          </w:tcPr>
+          <w:p>
+            <w:r>
+              <w:t>T peak</w:t>
+            </w:r>
+          </w:p>
+        </w:tc>
+        <w:tc>
+          <w:tcPr>
+            <w:tcW w:type="dxa" w:w="1930"/>
+          </w:tcPr>
+          <w:p>
+            <w:r>
+              <w:t>−22.1</w:t>
+            </w:r>
+          </w:p>
+        </w:tc>
+        <w:tc>
+          <w:tcPr>
+            <w:tcW w:type="dxa" w:w="1930"/>
+          </w:tcPr>
+          <w:p>
+            <w:r>
+              <w:t>67.3</w:t>
+            </w:r>
+          </w:p>
+        </w:tc>
+        <w:tc>
+          <w:tcPr>
+            <w:tcW w:type="dxa" w:w="1930"/>
+          </w:tcPr>
+          <w:p>
+            <w:r>
+              <w:t>−2</w:t>
+            </w:r>
+          </w:p>
+        </w:tc>
+        <w:tc>
+          <w:tcPr>
+            <w:tcW w:type="dxa" w:w="1930"/>
+          </w:tcPr>
+          <w:p>
+            <w:r>
+              <w:t>—</w:t>
+            </w:r>
+          </w:p>
+        </w:tc>
+      </w:tr>
+      <w:tr>
+        <w:tc>
+          <w:tcPr>
+            <w:tcW w:type="dxa" w:w="1930"/>
+          </w:tcPr>
+          <w:p>
+            <w:r>
+              <w:t>T offset</w:t>
+            </w:r>
+          </w:p>
+        </w:tc>
+        <w:tc>
+          <w:tcPr>
+            <w:tcW w:type="dxa" w:w="1930"/>
+          </w:tcPr>
+          <w:p>
+            <w:r>
+              <w:t>−25.5</w:t>
+            </w:r>
+          </w:p>
+        </w:tc>
+        <w:tc>
+          <w:tcPr>
+            <w:tcW w:type="dxa" w:w="1930"/>
+          </w:tcPr>
+          <w:p>
+            <w:r>
+              <w:t>64.2</w:t>
+            </w:r>
+          </w:p>
+        </w:tc>
+        <w:tc>
+          <w:tcPr>
+            <w:tcW w:type="dxa" w:w="1930"/>
+          </w:tcPr>
+          <w:p>
+            <w:r>
+              <w:t>−8</w:t>
+            </w:r>
+          </w:p>
+        </w:tc>
+        <w:tc>
+          <w:tcPr>
+            <w:tcW w:type="dxa" w:w="1930"/>
+          </w:tcPr>
+          <w:p>
+            <w:r>
+              <w:t>30.6</w:t>
+            </w:r>
+          </w:p>
+        </w:tc>
+      </w:tr>
+    </w:tbl>
+    <w:p>
+      <w:pPr>
+        <w:spacing w:after="160"/>
+        <w:jc w:val="both"/>
+        <w:rPr>
+          <w:sz w:val="24"/>
+          <w:szCs w:val="24"/>
+        </w:rPr>
+      </w:pPr>
+      <w:r>
+        <w:rPr>
+          <w:sz w:val="24"/>
+          <w:szCs w:val="24"/>
+        </w:rPr>
+        <w:t>Distribution of the per-fiducial signed difference (NeuroKit2 minus ECGdeli) across all matched pairs, with the CSE two-standard-deviation acceptance limit for the five boundaries that have one. The inter-tool SD exceeds the CSE reference for all five; as noted, these are contextual reference values for inter-tool variability on simulated ECGs, not accuracy criteria against expert annotations.</w:t>
       </w:r>
     </w:p>
     <w:p>
@@ -9370,11 +10043,10 @@
       </w:pPr>
       <w:r>
         <w:rPr>
-          <w:b/>
           <w:sz w:val="20"/>
           <w:szCs w:val="20"/>
         </w:rPr>
-        <w:t>The T-end receives partial independent support. Across the whole dataset and all twelve leads, the two tools agree on the T-peak 82.3 % of the time and on the T-offset 81.5 % of the time within the stated tolerances, with median differences of −2 ms and −8 ms. This shows majority agreement around the T-peak and T-offset, but the medians do not describe the full spread and do not prove that each label is accurate. The result makes a gross systematic T-offset displacement of approximately 70 ms less likely, while the QT difference between Table 6 and the preprint remains unresolved.</w:t>
+        <w:t>Read against the CSE reference, the standard deviation of the NeuroKit2-minus-ECGdeli differences exceeded the corresponding limit for all five boundaries for which a CSE value exists. These comparisons should be interpreted cautiously: the CSE limits describe localisation errors relative to expert annotations, whereas the present analysis compares two automated delineators on simulated ECGs, so they provide contextual reference values for inter-tool variability rather than formal accuracy criteria. The operational within-band proportions retain their own value — the two tools agree on the T-peak 82.3 % and the T-offset 81.5 % of the time within the stated bands, showing how frequently they were practically close. The small T-offset median difference (−8 ms) also makes a gross systematic T-offset displacement between the two tools unlikely, so the QT gap against Table 6 (Section 4.6) is not explained by a gross T-offset labelling disagreement; that reference discrepancy remains unresolved.</w:t>
       </w:r>
     </w:p>
     <w:p>
@@ -9383,12 +10055,9 @@
         <w:jc w:val="both"/>
       </w:pPr>
       <w:r>
-        <w:rPr>
-          <w:b/>
-        </w:rPr>
-        <w:t>Two fiducials show low agreement. NeuroKit2 places the QRS-onset ~44 ms earlier than ECGdeli, and the T-onset ~56 ms later. Because ECGdeli's QRS onset produces PQ, or clinical PR, intervals close to the published reference, it is retained as the project reference, but neither tool can be treated as ground truth. The T-onset is an ambiguous ST-to-T junction on which delineation conventions may differ. These offsets indicate systematic method differences and may include labelling error.</w:t>
+        <w:rPr/>
+        <w:t>The signed differences reveal systematic, method-dependent placement rather than only scatter. NeuroKit2 placed QRS onset about 44 ms earlier than ECGdeli at the median (mean −46.2 ms; the close mean and median indicate a genuine convention or placement difference, not merely outliers), and the T-onset about 56 ms later; P onset ran about 26 ms later and P offset about 20 ms earlier. Median differences were smaller for QRS offset and T offset (−12 and −8 ms), but their large standard deviations (43.9 and 64.2 ms) indicate substantial beat-level variability and outliers, concentrated in the low-amplitude and inverted-wave leads. Because ECGdeli's QRS onset produces PQ (clinical PR) intervals close to the published reference, it is retained as the project reference, but neither tool is treated as ground truth. Overall, ECGdeli and NeuroKit2 are corroborated in aggregate but are not interchangeable at beat-level boundary placement, most clearly for QRS onset.</w:t>
       </w:r>
-      <w:r/>
     </w:p>
     <w:p>
       <w:pPr>
@@ -9874,25 +10543,13 @@
     </w:p>
     <w:p>
       <w:pPr>
-        <w:pStyle w:val="Heading2"/>
+        <w:pStyle w:val="Heading1"/>
       </w:pPr>
       <w:r>
         <w:rPr>
           <w:rFonts w:ascii="Garamond" w:hAnsi="Garamond" w:cs="Garamond"/>
         </w:rPr>
-        <w:t>5.</w:t>
-      </w:r>
-      <w:r>
-        <w:rPr>
-          <w:rFonts w:ascii="Garamond" w:hAnsi="Garamond" w:cs="Garamond"/>
-        </w:rPr>
-        <w:t>1</w:t>
-      </w:r>
-      <w:r>
-        <w:rPr>
-          <w:rFonts w:ascii="Garamond" w:hAnsi="Garamond" w:cs="Garamond"/>
-        </w:rPr>
-        <w:t xml:space="preserve"> Quality-control status carried with each signal</w:t>
+        <w:t>5.  Quality-control status carried with each signal</w:t>
       </w:r>
     </w:p>
     <w:p>
@@ -10040,7 +10697,14 @@
               <w:rPr>
                 <w:sz w:val="18"/>
               </w:rPr>
-              <w:t>Some critical beats but no persistently flagged lead - lower-priority cases that an aligned per-record consensus may absorb.</w:t>
+              <w:t xml:space="preserve">Some critical beats but no persistently flagged lead - lower-priority cases that an </w:t>
+            </w:r>
+            <w:r>
+              <w:rPr>
+                <w:sz w:val="18"/>
+              </w:rPr>
+              <w:lastRenderedPageBreak/>
+              <w:t>aligned per-record consensus may absorb.</w:t>
             </w:r>
           </w:p>
         </w:tc>
@@ -10056,6 +10720,7 @@
                 <w:b/>
                 <w:sz w:val="18"/>
               </w:rPr>
+              <w:lastRenderedPageBreak/>
               <w:t>clean</w:t>
             </w:r>
           </w:p>
